--- a/doc/27958_doc.docx
+++ b/doc/27958_doc.docx
@@ -80,7 +80,67 @@
           <w:sz w:val="26"/>
           <w:szCs w:val="26"/>
         </w:rPr>
-        <w:t>Processo ETL com Pentaho Kettle, PostgreSQL e Node-RED</w:t>
+        <w:t xml:space="preserve">Processo ETL com </w:t>
+      </w:r>
+      <w:proofErr w:type="spellStart"/>
+      <w:r>
+        <w:rPr>
+          <w:i/>
+          <w:iCs/>
+          <w:sz w:val="26"/>
+          <w:szCs w:val="26"/>
+        </w:rPr>
+        <w:t>Pentaho</w:t>
+      </w:r>
+      <w:proofErr w:type="spellEnd"/>
+      <w:r>
+        <w:rPr>
+          <w:i/>
+          <w:iCs/>
+          <w:sz w:val="26"/>
+          <w:szCs w:val="26"/>
+        </w:rPr>
+        <w:t xml:space="preserve"> </w:t>
+      </w:r>
+      <w:proofErr w:type="spellStart"/>
+      <w:r>
+        <w:rPr>
+          <w:i/>
+          <w:iCs/>
+          <w:sz w:val="26"/>
+          <w:szCs w:val="26"/>
+        </w:rPr>
+        <w:t>Kettle</w:t>
+      </w:r>
+      <w:proofErr w:type="spellEnd"/>
+      <w:r>
+        <w:rPr>
+          <w:i/>
+          <w:iCs/>
+          <w:sz w:val="26"/>
+          <w:szCs w:val="26"/>
+        </w:rPr>
+        <w:t xml:space="preserve">, </w:t>
+      </w:r>
+      <w:proofErr w:type="spellStart"/>
+      <w:r>
+        <w:rPr>
+          <w:i/>
+          <w:iCs/>
+          <w:sz w:val="26"/>
+          <w:szCs w:val="26"/>
+        </w:rPr>
+        <w:t>PostgreSQL</w:t>
+      </w:r>
+      <w:proofErr w:type="spellEnd"/>
+      <w:r>
+        <w:rPr>
+          <w:i/>
+          <w:iCs/>
+          <w:sz w:val="26"/>
+          <w:szCs w:val="26"/>
+        </w:rPr>
+        <w:t xml:space="preserve"> e Node-RED</w:t>
       </w:r>
     </w:p>
     <w:p>
@@ -127,7 +187,7 @@
           <w:sz w:val="24"/>
           <w:szCs w:val="24"/>
         </w:rPr>
-        <w:t xml:space="preserve">Docentes: </w:t>
+        <w:t xml:space="preserve">Docente: </w:t>
       </w:r>
       <w:r>
         <w:rPr>
@@ -159,7 +219,39 @@
         <w:t>no qual o</w:t>
       </w:r>
       <w:r>
-        <w:t xml:space="preserve"> objetivo é aplicar e experimentar ferramentas de ETL (Extract, Transform and Load) na integração de sistemas de informação ao nível dos dados.</w:t>
+        <w:t xml:space="preserve"> objetivo é aplicar e experimentar ferramentas de ETL (</w:t>
+      </w:r>
+      <w:proofErr w:type="spellStart"/>
+      <w:r>
+        <w:t>Extract</w:t>
+      </w:r>
+      <w:proofErr w:type="spellEnd"/>
+      <w:r>
+        <w:t xml:space="preserve">, </w:t>
+      </w:r>
+      <w:proofErr w:type="spellStart"/>
+      <w:r>
+        <w:t>Transform</w:t>
+      </w:r>
+      <w:proofErr w:type="spellEnd"/>
+      <w:r>
+        <w:t xml:space="preserve"> </w:t>
+      </w:r>
+      <w:proofErr w:type="spellStart"/>
+      <w:r>
+        <w:t>and</w:t>
+      </w:r>
+      <w:proofErr w:type="spellEnd"/>
+      <w:r>
+        <w:t xml:space="preserve"> </w:t>
+      </w:r>
+      <w:proofErr w:type="spellStart"/>
+      <w:r>
+        <w:t>Load</w:t>
+      </w:r>
+      <w:proofErr w:type="spellEnd"/>
+      <w:r>
+        <w:t>) na integração de sistemas de informação ao nível dos dados.</w:t>
       </w:r>
     </w:p>
     <w:tbl>
@@ -522,7 +614,7 @@
                 <w:sz w:val="19"/>
                 <w:szCs w:val="19"/>
               </w:rPr>
-              <w:t>Luís Ferreira e Óscar Ribeiro</w:t>
+              <w:t>Óscar Ribeiro</w:t>
             </w:r>
           </w:p>
         </w:tc>
@@ -655,12 +747,85 @@
             <w:pPr>
               <w:spacing w:after="20"/>
             </w:pPr>
-            <w:r>
-              <w:rPr>
-                <w:sz w:val="19"/>
-                <w:szCs w:val="19"/>
-              </w:rPr>
-              <w:t>Pentaho Kettle (Spoon) para as transformações e o job; Node-RED para o dashboard; PostgreSQL como base de dados de destino</w:t>
+            <w:proofErr w:type="spellStart"/>
+            <w:r>
+              <w:rPr>
+                <w:sz w:val="19"/>
+                <w:szCs w:val="19"/>
+              </w:rPr>
+              <w:t>Pentaho</w:t>
+            </w:r>
+            <w:proofErr w:type="spellEnd"/>
+            <w:r>
+              <w:rPr>
+                <w:sz w:val="19"/>
+                <w:szCs w:val="19"/>
+              </w:rPr>
+              <w:t xml:space="preserve"> </w:t>
+            </w:r>
+            <w:proofErr w:type="spellStart"/>
+            <w:r>
+              <w:rPr>
+                <w:sz w:val="19"/>
+                <w:szCs w:val="19"/>
+              </w:rPr>
+              <w:t>Kettle</w:t>
+            </w:r>
+            <w:proofErr w:type="spellEnd"/>
+            <w:r>
+              <w:rPr>
+                <w:sz w:val="19"/>
+                <w:szCs w:val="19"/>
+              </w:rPr>
+              <w:t xml:space="preserve"> (</w:t>
+            </w:r>
+            <w:proofErr w:type="spellStart"/>
+            <w:r>
+              <w:rPr>
+                <w:sz w:val="19"/>
+                <w:szCs w:val="19"/>
+              </w:rPr>
+              <w:t>Spoon</w:t>
+            </w:r>
+            <w:proofErr w:type="spellEnd"/>
+            <w:r>
+              <w:rPr>
+                <w:sz w:val="19"/>
+                <w:szCs w:val="19"/>
+              </w:rPr>
+              <w:t xml:space="preserve">) para as transformações e o job; Node-RED para o </w:t>
+            </w:r>
+            <w:proofErr w:type="spellStart"/>
+            <w:r>
+              <w:rPr>
+                <w:sz w:val="19"/>
+                <w:szCs w:val="19"/>
+              </w:rPr>
+              <w:t>dashboard</w:t>
+            </w:r>
+            <w:proofErr w:type="spellEnd"/>
+            <w:r>
+              <w:rPr>
+                <w:sz w:val="19"/>
+                <w:szCs w:val="19"/>
+              </w:rPr>
+              <w:t xml:space="preserve">; </w:t>
+            </w:r>
+            <w:proofErr w:type="spellStart"/>
+            <w:r>
+              <w:rPr>
+                <w:sz w:val="19"/>
+                <w:szCs w:val="19"/>
+              </w:rPr>
+              <w:t>PostgreSQL</w:t>
+            </w:r>
+            <w:proofErr w:type="spellEnd"/>
+            <w:r>
+              <w:rPr>
+                <w:sz w:val="19"/>
+                <w:szCs w:val="19"/>
+              </w:rPr>
+              <w:t xml:space="preserve"> como base de dados de destino</w:t>
             </w:r>
           </w:p>
         </w:tc>
@@ -700,8 +865,19 @@
                 <w:sz w:val="19"/>
                 <w:szCs w:val="19"/>
               </w:rPr>
-              <w:t>Repositório Git</w:t>
-            </w:r>
+              <w:t xml:space="preserve">Repositório </w:t>
+            </w:r>
+            <w:proofErr w:type="spellStart"/>
+            <w:r>
+              <w:rPr>
+                <w:b/>
+                <w:bCs/>
+                <w:sz w:val="19"/>
+                <w:szCs w:val="19"/>
+              </w:rPr>
+              <w:t>Git</w:t>
+            </w:r>
+            <w:proofErr w:type="spellEnd"/>
           </w:p>
         </w:tc>
         <w:tc>
@@ -724,13 +900,17 @@
           <w:p>
             <w:pPr>
               <w:spacing w:after="20"/>
-            </w:pPr>
-            <w:r>
-              <w:rPr>
-                <w:sz w:val="19"/>
-                <w:szCs w:val="19"/>
-              </w:rPr>
-              <w:t>&lt;inserir ligação do repositório&gt;</w:t>
+              <w:rPr>
+                <w:sz w:val="19"/>
+                <w:szCs w:val="19"/>
+              </w:rPr>
+            </w:pPr>
+            <w:r>
+              <w:rPr>
+                <w:sz w:val="19"/>
+                <w:szCs w:val="19"/>
+              </w:rPr>
+              <w:t>https://github.com/BrunoDantas1/ISI26-TP1-GestaoAlunosNotas.git</w:t>
             </w:r>
           </w:p>
         </w:tc>
@@ -747,7 +927,15 @@
         <w:jc w:val="both"/>
       </w:pPr>
       <w:r>
-        <w:t>O processo foi estruturado nas três fases obrigatórias do enunciado: recolha de dados de fontes heterogéneas (</w:t>
+        <w:t xml:space="preserve">O processo foi estruturado nas três fases obrigatórias do enunciado: </w:t>
+      </w:r>
+      <w:proofErr w:type="spellStart"/>
+      <w:r>
+        <w:t>extract</w:t>
+      </w:r>
+      <w:proofErr w:type="spellEnd"/>
+      <w:r>
+        <w:t xml:space="preserve"> (</w:t>
       </w:r>
       <w:r>
         <w:rPr>
@@ -757,7 +945,15 @@
         <w:t>E</w:t>
       </w:r>
       <w:r>
-        <w:t>), processamento e transformação (</w:t>
+        <w:t xml:space="preserve">), </w:t>
+      </w:r>
+      <w:proofErr w:type="spellStart"/>
+      <w:r>
+        <w:t>transofrm</w:t>
+      </w:r>
+      <w:proofErr w:type="spellEnd"/>
+      <w:r>
+        <w:t xml:space="preserve"> (</w:t>
       </w:r>
       <w:r>
         <w:rPr>
@@ -767,7 +963,18 @@
         <w:t>T</w:t>
       </w:r>
       <w:r>
-        <w:t>) e persistência, exportação e notificação (</w:t>
+        <w:t xml:space="preserve">) e </w:t>
+      </w:r>
+      <w:proofErr w:type="spellStart"/>
+      <w:r>
+        <w:t>load</w:t>
+      </w:r>
+      <w:proofErr w:type="spellEnd"/>
+      <w:r>
+        <w:t xml:space="preserve"> </w:t>
+      </w:r>
+      <w:r>
+        <w:t>(</w:t>
       </w:r>
       <w:r>
         <w:rPr>
@@ -777,7 +984,21 @@
         <w:t>L</w:t>
       </w:r>
       <w:r>
-        <w:t>). Todas as fases são orquestradas por um job do Kettle.</w:t>
+        <w:t xml:space="preserve">). Todas as fases são </w:t>
+      </w:r>
+      <w:r>
+        <w:t>manipuladas</w:t>
+      </w:r>
+      <w:r>
+        <w:t xml:space="preserve"> por um job do </w:t>
+      </w:r>
+      <w:proofErr w:type="spellStart"/>
+      <w:r>
+        <w:t>Kettle</w:t>
+      </w:r>
+      <w:proofErr w:type="spellEnd"/>
+      <w:r>
+        <w:t>.</w:t>
       </w:r>
     </w:p>
     <w:p>
@@ -796,7 +1017,10 @@
         <w:jc w:val="both"/>
       </w:pPr>
       <w:r>
-        <w:t>Imagine-se uma instituição de ensino que precisa de consolidar informação de alunos e de avaliações proveniente de sistemas distintos: a lista de alunos vem de um serviço externo, as notas chegam em ficheiros exportados manualmente e o plano curricular está descrito num ficheiro XML. Estes dados têm formatos diferentes e problemas de qualidade, pelo que não podem ser usados diretamente para tirar conclusões.</w:t>
+        <w:t>Imaginando que uma</w:t>
+      </w:r>
+      <w:r>
+        <w:t xml:space="preserve"> instituição de ensino precisa de consolidar informação de alunos e de avaliações proveniente de sistemas distintos: a lista de alunos vem de um serviço externo, as notas chegam em ficheiros exportados manualmente e o plano curricular está descrito num ficheiro XML. Estes dados têm formatos diferentes e problemas de qualidade, pelo que não podem ser usados diretamente para tirar conclusões.</w:t>
       </w:r>
     </w:p>
     <w:p>
@@ -808,84 +1032,60 @@
         <w:t xml:space="preserve">O trabalho pretende demonstrar um processo automático que </w:t>
       </w:r>
       <w:r>
-        <w:rPr>
-          <w:b/>
-          <w:bCs/>
-        </w:rPr>
         <w:t>integra</w:t>
       </w:r>
       <w:r>
         <w:t xml:space="preserve">, </w:t>
       </w:r>
       <w:r>
-        <w:rPr>
-          <w:b/>
-          <w:bCs/>
-        </w:rPr>
         <w:t>limpa</w:t>
       </w:r>
       <w:r>
         <w:t xml:space="preserve">, </w:t>
       </w:r>
       <w:r>
-        <w:rPr>
-          <w:b/>
-          <w:bCs/>
-        </w:rPr>
         <w:t>valida</w:t>
       </w:r>
       <w:r>
         <w:t xml:space="preserve"> e </w:t>
       </w:r>
       <w:r>
-        <w:rPr>
-          <w:b/>
-          <w:bCs/>
-        </w:rPr>
         <w:t>cruza</w:t>
       </w:r>
       <w:r>
         <w:t xml:space="preserve"> estes dados, os </w:t>
       </w:r>
       <w:r>
-        <w:rPr>
-          <w:b/>
-          <w:bCs/>
-        </w:rPr>
         <w:t>carrega</w:t>
       </w:r>
       <w:r>
         <w:t xml:space="preserve"> numa base de dados relacional, </w:t>
       </w:r>
       <w:r>
-        <w:rPr>
-          <w:b/>
-          <w:bCs/>
-        </w:rPr>
         <w:t>exporta</w:t>
       </w:r>
       <w:r>
         <w:t xml:space="preserve"> resultados, </w:t>
       </w:r>
       <w:r>
-        <w:rPr>
-          <w:b/>
-          <w:bCs/>
-        </w:rPr>
         <w:t>notifica</w:t>
       </w:r>
       <w:r>
         <w:t xml:space="preserve"> por email e </w:t>
       </w:r>
       <w:r>
-        <w:rPr>
-          <w:b/>
-          <w:bCs/>
-        </w:rPr>
         <w:t>apresenta</w:t>
       </w:r>
       <w:r>
-        <w:t xml:space="preserve"> indicadores num dashboard. As perguntas a que o processo responde são:</w:t>
+        <w:t xml:space="preserve"> indicadores num </w:t>
+      </w:r>
+      <w:proofErr w:type="spellStart"/>
+      <w:r>
+        <w:t>dashboard</w:t>
+      </w:r>
+      <w:proofErr w:type="spellEnd"/>
+      <w:r>
+        <w:t>. As perguntas a que o processo responde são:</w:t>
       </w:r>
     </w:p>
     <w:p>
@@ -924,7 +1124,15 @@
         <w:spacing w:after="60" w:line="276" w:lineRule="auto"/>
       </w:pPr>
       <w:r>
-        <w:t>Que alunos e UCs concentram mais reprovações?</w:t>
+        <w:t xml:space="preserve">Que alunos e </w:t>
+      </w:r>
+      <w:proofErr w:type="spellStart"/>
+      <w:r>
+        <w:t>UCs</w:t>
+      </w:r>
+      <w:proofErr w:type="spellEnd"/>
+      <w:r>
+        <w:t xml:space="preserve"> concentram mais reprovações?</w:t>
       </w:r>
     </w:p>
     <w:p>
@@ -937,7 +1145,10 @@
         <w:spacing w:after="60" w:line="276" w:lineRule="auto"/>
       </w:pPr>
       <w:r>
-        <w:t>Que registos são inválidos e porquê (para auditoria)?</w:t>
+        <w:t>Que registos são inválidos e porquê</w:t>
+      </w:r>
+      <w:r>
+        <w:t>?</w:t>
       </w:r>
     </w:p>
     <w:p>
@@ -1112,8 +1323,33 @@
                 <w:sz w:val="19"/>
                 <w:szCs w:val="19"/>
               </w:rPr>
-              <w:t>API Random User</w:t>
-            </w:r>
+              <w:t xml:space="preserve">API </w:t>
+            </w:r>
+            <w:proofErr w:type="spellStart"/>
+            <w:r>
+              <w:rPr>
+                <w:sz w:val="19"/>
+                <w:szCs w:val="19"/>
+              </w:rPr>
+              <w:t>Random</w:t>
+            </w:r>
+            <w:proofErr w:type="spellEnd"/>
+            <w:r>
+              <w:rPr>
+                <w:sz w:val="19"/>
+                <w:szCs w:val="19"/>
+              </w:rPr>
+              <w:t xml:space="preserve"> </w:t>
+            </w:r>
+            <w:proofErr w:type="spellStart"/>
+            <w:r>
+              <w:rPr>
+                <w:sz w:val="19"/>
+                <w:szCs w:val="19"/>
+              </w:rPr>
+              <w:t>User</w:t>
+            </w:r>
+            <w:proofErr w:type="spellEnd"/>
           </w:p>
         </w:tc>
         <w:tc>
@@ -1172,29 +1408,55 @@
               </w:rPr>
               <w:t>Serviço REST que devolve 50 utilizadores fictícios (</w:t>
             </w:r>
+            <w:proofErr w:type="spellStart"/>
             <w:r>
               <w:rPr>
                 <w:rFonts w:ascii="Consolas" w:eastAsia="Consolas" w:hAnsi="Consolas" w:cs="Consolas"/>
                 <w:sz w:val="17"/>
                 <w:szCs w:val="17"/>
               </w:rPr>
-              <w:t>seed=isi2026</w:t>
-            </w:r>
-            <w:r>
-              <w:rPr>
-                <w:sz w:val="19"/>
-                <w:szCs w:val="19"/>
-              </w:rPr>
-              <w:t xml:space="preserve">, para os resultados serem repetíveis). Usada como lista de alunos. Como Portugal não é suportado, usam-se as nacionalidades </w:t>
-            </w:r>
+              <w:t>seed</w:t>
+            </w:r>
+            <w:proofErr w:type="spellEnd"/>
             <w:r>
               <w:rPr>
                 <w:rFonts w:ascii="Consolas" w:eastAsia="Consolas" w:hAnsi="Consolas" w:cs="Consolas"/>
                 <w:sz w:val="17"/>
                 <w:szCs w:val="17"/>
               </w:rPr>
+              <w:t>=isi2026</w:t>
+            </w:r>
+            <w:r>
+              <w:rPr>
+                <w:sz w:val="19"/>
+                <w:szCs w:val="19"/>
+              </w:rPr>
+              <w:t xml:space="preserve">, para os resultados serem repetíveis). Usada como lista de alunos. </w:t>
+            </w:r>
+            <w:r>
+              <w:rPr>
+                <w:sz w:val="19"/>
+                <w:szCs w:val="19"/>
+              </w:rPr>
+              <w:t>U</w:t>
+            </w:r>
+            <w:r>
+              <w:rPr>
+                <w:sz w:val="19"/>
+                <w:szCs w:val="19"/>
+              </w:rPr>
+              <w:t xml:space="preserve">sam-se as nacionalidades </w:t>
+            </w:r>
+            <w:proofErr w:type="spellStart"/>
+            <w:r>
+              <w:rPr>
+                <w:rFonts w:ascii="Consolas" w:eastAsia="Consolas" w:hAnsi="Consolas" w:cs="Consolas"/>
+                <w:sz w:val="17"/>
+                <w:szCs w:val="17"/>
+              </w:rPr>
               <w:t>br,es,fr,gb</w:t>
             </w:r>
+            <w:proofErr w:type="spellEnd"/>
             <w:r>
               <w:rPr>
                 <w:sz w:val="19"/>
@@ -1299,7 +1561,23 @@
                 <w:sz w:val="19"/>
                 <w:szCs w:val="19"/>
               </w:rPr>
-              <w:t>204 registos de notas (username, UC, nota, data, época), gerados com erros introduzidos de propósito.</w:t>
+              <w:t>204 registos de notas (</w:t>
+            </w:r>
+            <w:proofErr w:type="spellStart"/>
+            <w:r>
+              <w:rPr>
+                <w:sz w:val="19"/>
+                <w:szCs w:val="19"/>
+              </w:rPr>
+              <w:t>username</w:t>
+            </w:r>
+            <w:proofErr w:type="spellEnd"/>
+            <w:r>
+              <w:rPr>
+                <w:sz w:val="19"/>
+                <w:szCs w:val="19"/>
+              </w:rPr>
+              <w:t>, UC, nota, data, época), gerados com erros introduzidos de propósito.</w:t>
             </w:r>
           </w:p>
         </w:tc>
@@ -1568,12 +1846,21 @@
             <w:pPr>
               <w:spacing w:after="20"/>
             </w:pPr>
-            <w:r>
-              <w:rPr>
-                <w:sz w:val="19"/>
-                <w:szCs w:val="19"/>
-              </w:rPr>
-              <w:t xml:space="preserve">Usernames em maiúsculas ou com espaços; códigos de UC como </w:t>
+            <w:proofErr w:type="spellStart"/>
+            <w:r>
+              <w:rPr>
+                <w:sz w:val="19"/>
+                <w:szCs w:val="19"/>
+              </w:rPr>
+              <w:t>Usernames</w:t>
+            </w:r>
+            <w:proofErr w:type="spellEnd"/>
+            <w:r>
+              <w:rPr>
+                <w:sz w:val="19"/>
+                <w:szCs w:val="19"/>
+              </w:rPr>
+              <w:t xml:space="preserve"> em maiúsculas ou com espaços; códigos de UC como </w:t>
             </w:r>
             <w:r>
               <w:rPr>
@@ -2008,7 +2295,23 @@
                 <w:sz w:val="19"/>
                 <w:szCs w:val="19"/>
               </w:rPr>
-              <w:t>Nota de um username inexistente nos alunos (</w:t>
+              <w:t xml:space="preserve">Nota de um </w:t>
+            </w:r>
+            <w:proofErr w:type="spellStart"/>
+            <w:r>
+              <w:rPr>
+                <w:sz w:val="19"/>
+                <w:szCs w:val="19"/>
+              </w:rPr>
+              <w:t>username</w:t>
+            </w:r>
+            <w:proofErr w:type="spellEnd"/>
+            <w:r>
+              <w:rPr>
+                <w:sz w:val="19"/>
+                <w:szCs w:val="19"/>
+              </w:rPr>
+              <w:t xml:space="preserve"> inexistente nos alunos (</w:t>
             </w:r>
             <w:r>
               <w:rPr>
@@ -2342,7 +2645,23 @@
                 <w:sz w:val="19"/>
                 <w:szCs w:val="19"/>
               </w:rPr>
-              <w:t>Lê alunos (API REST), notas (ficheiro) e UCs (ficheiro)</w:t>
+              <w:t xml:space="preserve">Lê alunos (API REST), notas (ficheiro) e </w:t>
+            </w:r>
+            <w:proofErr w:type="spellStart"/>
+            <w:r>
+              <w:rPr>
+                <w:sz w:val="19"/>
+                <w:szCs w:val="19"/>
+              </w:rPr>
+              <w:t>UCs</w:t>
+            </w:r>
+            <w:proofErr w:type="spellEnd"/>
+            <w:r>
+              <w:rPr>
+                <w:sz w:val="19"/>
+                <w:szCs w:val="19"/>
+              </w:rPr>
+              <w:t xml:space="preserve"> (ficheiro)</w:t>
             </w:r>
           </w:p>
         </w:tc>
@@ -2395,12 +2714,69 @@
             <w:pPr>
               <w:spacing w:after="20"/>
             </w:pPr>
-            <w:r>
-              <w:rPr>
-                <w:sz w:val="19"/>
-                <w:szCs w:val="19"/>
-              </w:rPr>
-              <w:t>Kettle: REST client, JSON input, CSV file input, Get data from XML</w:t>
+            <w:proofErr w:type="spellStart"/>
+            <w:r>
+              <w:rPr>
+                <w:sz w:val="19"/>
+                <w:szCs w:val="19"/>
+              </w:rPr>
+              <w:t>Kettle</w:t>
+            </w:r>
+            <w:proofErr w:type="spellEnd"/>
+            <w:r>
+              <w:rPr>
+                <w:sz w:val="19"/>
+                <w:szCs w:val="19"/>
+              </w:rPr>
+              <w:t xml:space="preserve">: REST </w:t>
+            </w:r>
+            <w:proofErr w:type="spellStart"/>
+            <w:r>
+              <w:rPr>
+                <w:sz w:val="19"/>
+                <w:szCs w:val="19"/>
+              </w:rPr>
+              <w:t>client</w:t>
+            </w:r>
+            <w:proofErr w:type="spellEnd"/>
+            <w:r>
+              <w:rPr>
+                <w:sz w:val="19"/>
+                <w:szCs w:val="19"/>
+              </w:rPr>
+              <w:t xml:space="preserve">, JSON input, CSV file input, </w:t>
+            </w:r>
+            <w:proofErr w:type="spellStart"/>
+            <w:r>
+              <w:rPr>
+                <w:sz w:val="19"/>
+                <w:szCs w:val="19"/>
+              </w:rPr>
+              <w:t>Get</w:t>
+            </w:r>
+            <w:proofErr w:type="spellEnd"/>
+            <w:r>
+              <w:rPr>
+                <w:sz w:val="19"/>
+                <w:szCs w:val="19"/>
+              </w:rPr>
+              <w:t xml:space="preserve"> data </w:t>
+            </w:r>
+            <w:proofErr w:type="spellStart"/>
+            <w:r>
+              <w:rPr>
+                <w:sz w:val="19"/>
+                <w:szCs w:val="19"/>
+              </w:rPr>
+              <w:t>from</w:t>
+            </w:r>
+            <w:proofErr w:type="spellEnd"/>
+            <w:r>
+              <w:rPr>
+                <w:sz w:val="19"/>
+                <w:szCs w:val="19"/>
+              </w:rPr>
+              <w:t xml:space="preserve"> XML</w:t>
             </w:r>
           </w:p>
         </w:tc>
@@ -2470,7 +2846,23 @@
                 <w:sz w:val="19"/>
                 <w:szCs w:val="19"/>
               </w:rPr>
-              <w:t>Limpeza, regex, validação, junção, agregação, cálculo do estado</w:t>
+              <w:t xml:space="preserve">Limpeza, </w:t>
+            </w:r>
+            <w:proofErr w:type="spellStart"/>
+            <w:r>
+              <w:rPr>
+                <w:sz w:val="19"/>
+                <w:szCs w:val="19"/>
+              </w:rPr>
+              <w:t>regex</w:t>
+            </w:r>
+            <w:proofErr w:type="spellEnd"/>
+            <w:r>
+              <w:rPr>
+                <w:sz w:val="19"/>
+                <w:szCs w:val="19"/>
+              </w:rPr>
+              <w:t>, validação, junção, agregação, cálculo do estado</w:t>
             </w:r>
           </w:p>
         </w:tc>
@@ -2500,7 +2892,23 @@
                 <w:sz w:val="19"/>
                 <w:szCs w:val="19"/>
               </w:rPr>
-              <w:t>Interno (linhas Kettle)</w:t>
+              <w:t xml:space="preserve">Interno (linhas </w:t>
+            </w:r>
+            <w:proofErr w:type="spellStart"/>
+            <w:r>
+              <w:rPr>
+                <w:sz w:val="19"/>
+                <w:szCs w:val="19"/>
+              </w:rPr>
+              <w:t>Kettle</w:t>
+            </w:r>
+            <w:proofErr w:type="spellEnd"/>
+            <w:r>
+              <w:rPr>
+                <w:sz w:val="19"/>
+                <w:szCs w:val="19"/>
+              </w:rPr>
+              <w:t>)</w:t>
             </w:r>
           </w:p>
         </w:tc>
@@ -2525,12 +2933,181 @@
             <w:pPr>
               <w:spacing w:after="20"/>
             </w:pPr>
-            <w:r>
-              <w:rPr>
-                <w:sz w:val="19"/>
-                <w:szCs w:val="19"/>
-              </w:rPr>
-              <w:t>Kettle: String operations, Replace in string, Filter rows, Stream lookup, Group by, entre outros</w:t>
+            <w:proofErr w:type="spellStart"/>
+            <w:r>
+              <w:rPr>
+                <w:sz w:val="19"/>
+                <w:szCs w:val="19"/>
+              </w:rPr>
+              <w:t>Kettle</w:t>
+            </w:r>
+            <w:proofErr w:type="spellEnd"/>
+            <w:r>
+              <w:rPr>
+                <w:sz w:val="19"/>
+                <w:szCs w:val="19"/>
+              </w:rPr>
+              <w:t xml:space="preserve">: </w:t>
+            </w:r>
+            <w:proofErr w:type="spellStart"/>
+            <w:r>
+              <w:rPr>
+                <w:sz w:val="19"/>
+                <w:szCs w:val="19"/>
+              </w:rPr>
+              <w:t>String</w:t>
+            </w:r>
+            <w:proofErr w:type="spellEnd"/>
+            <w:r>
+              <w:rPr>
+                <w:sz w:val="19"/>
+                <w:szCs w:val="19"/>
+              </w:rPr>
+              <w:t xml:space="preserve"> </w:t>
+            </w:r>
+            <w:proofErr w:type="spellStart"/>
+            <w:r>
+              <w:rPr>
+                <w:sz w:val="19"/>
+                <w:szCs w:val="19"/>
+              </w:rPr>
+              <w:t>operations</w:t>
+            </w:r>
+            <w:proofErr w:type="spellEnd"/>
+            <w:r>
+              <w:rPr>
+                <w:sz w:val="19"/>
+                <w:szCs w:val="19"/>
+              </w:rPr>
+              <w:t xml:space="preserve">, </w:t>
+            </w:r>
+            <w:proofErr w:type="spellStart"/>
+            <w:r>
+              <w:rPr>
+                <w:sz w:val="19"/>
+                <w:szCs w:val="19"/>
+              </w:rPr>
+              <w:t>Replace</w:t>
+            </w:r>
+            <w:proofErr w:type="spellEnd"/>
+            <w:r>
+              <w:rPr>
+                <w:sz w:val="19"/>
+                <w:szCs w:val="19"/>
+              </w:rPr>
+              <w:t xml:space="preserve"> in </w:t>
+            </w:r>
+            <w:proofErr w:type="spellStart"/>
+            <w:r>
+              <w:rPr>
+                <w:sz w:val="19"/>
+                <w:szCs w:val="19"/>
+              </w:rPr>
+              <w:t>string</w:t>
+            </w:r>
+            <w:proofErr w:type="spellEnd"/>
+            <w:r>
+              <w:rPr>
+                <w:sz w:val="19"/>
+                <w:szCs w:val="19"/>
+              </w:rPr>
+              <w:t xml:space="preserve">, </w:t>
+            </w:r>
+            <w:proofErr w:type="spellStart"/>
+            <w:r>
+              <w:rPr>
+                <w:sz w:val="19"/>
+                <w:szCs w:val="19"/>
+              </w:rPr>
+              <w:t>Filter</w:t>
+            </w:r>
+            <w:proofErr w:type="spellEnd"/>
+            <w:r>
+              <w:rPr>
+                <w:sz w:val="19"/>
+                <w:szCs w:val="19"/>
+              </w:rPr>
+              <w:t xml:space="preserve"> </w:t>
+            </w:r>
+            <w:proofErr w:type="spellStart"/>
+            <w:r>
+              <w:rPr>
+                <w:sz w:val="19"/>
+                <w:szCs w:val="19"/>
+              </w:rPr>
+              <w:t>rows</w:t>
+            </w:r>
+            <w:proofErr w:type="spellEnd"/>
+            <w:r>
+              <w:rPr>
+                <w:sz w:val="19"/>
+                <w:szCs w:val="19"/>
+              </w:rPr>
+              <w:t xml:space="preserve">, </w:t>
+            </w:r>
+            <w:proofErr w:type="spellStart"/>
+            <w:r>
+              <w:rPr>
+                <w:sz w:val="19"/>
+                <w:szCs w:val="19"/>
+              </w:rPr>
+              <w:t>Stream</w:t>
+            </w:r>
+            <w:proofErr w:type="spellEnd"/>
+            <w:r>
+              <w:rPr>
+                <w:sz w:val="19"/>
+                <w:szCs w:val="19"/>
+              </w:rPr>
+              <w:t xml:space="preserve"> </w:t>
+            </w:r>
+            <w:proofErr w:type="spellStart"/>
+            <w:r>
+              <w:rPr>
+                <w:sz w:val="19"/>
+                <w:szCs w:val="19"/>
+              </w:rPr>
+              <w:t>lookup</w:t>
+            </w:r>
+            <w:proofErr w:type="spellEnd"/>
+            <w:r>
+              <w:rPr>
+                <w:sz w:val="19"/>
+                <w:szCs w:val="19"/>
+              </w:rPr>
+              <w:t xml:space="preserve">, </w:t>
+            </w:r>
+            <w:proofErr w:type="spellStart"/>
+            <w:r>
+              <w:rPr>
+                <w:sz w:val="19"/>
+                <w:szCs w:val="19"/>
+              </w:rPr>
+              <w:t>Group</w:t>
+            </w:r>
+            <w:proofErr w:type="spellEnd"/>
+            <w:r>
+              <w:rPr>
+                <w:sz w:val="19"/>
+                <w:szCs w:val="19"/>
+              </w:rPr>
+              <w:t xml:space="preserve"> </w:t>
+            </w:r>
+            <w:proofErr w:type="spellStart"/>
+            <w:r>
+              <w:rPr>
+                <w:sz w:val="19"/>
+                <w:szCs w:val="19"/>
+              </w:rPr>
+              <w:t>by</w:t>
+            </w:r>
+            <w:proofErr w:type="spellEnd"/>
+            <w:r>
+              <w:rPr>
+                <w:sz w:val="19"/>
+                <w:szCs w:val="19"/>
+              </w:rPr>
+              <w:t>, entre outros</w:t>
             </w:r>
           </w:p>
         </w:tc>
@@ -2598,8 +3175,17 @@
                 <w:sz w:val="19"/>
                 <w:szCs w:val="19"/>
               </w:rPr>
-              <w:t>Base de dados, ficheiros de exportação e erros, email e dashboard</w:t>
-            </w:r>
+              <w:t xml:space="preserve">Base de dados, ficheiros de exportação e erros, email e </w:t>
+            </w:r>
+            <w:proofErr w:type="spellStart"/>
+            <w:r>
+              <w:rPr>
+                <w:sz w:val="19"/>
+                <w:szCs w:val="19"/>
+              </w:rPr>
+              <w:t>dashboard</w:t>
+            </w:r>
+            <w:proofErr w:type="spellEnd"/>
           </w:p>
         </w:tc>
         <w:tc>
@@ -2622,12 +3208,21 @@
             <w:pPr>
               <w:spacing w:after="20"/>
             </w:pPr>
-            <w:r>
-              <w:rPr>
-                <w:sz w:val="19"/>
-                <w:szCs w:val="19"/>
-              </w:rPr>
-              <w:t>PostgreSQL, CSV, email, web</w:t>
+            <w:proofErr w:type="spellStart"/>
+            <w:r>
+              <w:rPr>
+                <w:sz w:val="19"/>
+                <w:szCs w:val="19"/>
+              </w:rPr>
+              <w:t>PostgreSQL</w:t>
+            </w:r>
+            <w:proofErr w:type="spellEnd"/>
+            <w:r>
+              <w:rPr>
+                <w:sz w:val="19"/>
+                <w:szCs w:val="19"/>
+              </w:rPr>
+              <w:t>, CSV, email, web</w:t>
             </w:r>
           </w:p>
         </w:tc>
@@ -2651,12 +3246,53 @@
             <w:pPr>
               <w:spacing w:after="20"/>
             </w:pPr>
-            <w:r>
-              <w:rPr>
-                <w:sz w:val="19"/>
-                <w:szCs w:val="19"/>
-              </w:rPr>
-              <w:t>Kettle: Table output, Text file output, Mail; Node-RED</w:t>
+            <w:proofErr w:type="spellStart"/>
+            <w:r>
+              <w:rPr>
+                <w:sz w:val="19"/>
+                <w:szCs w:val="19"/>
+              </w:rPr>
+              <w:t>Kettle</w:t>
+            </w:r>
+            <w:proofErr w:type="spellEnd"/>
+            <w:r>
+              <w:rPr>
+                <w:sz w:val="19"/>
+                <w:szCs w:val="19"/>
+              </w:rPr>
+              <w:t xml:space="preserve">: </w:t>
+            </w:r>
+            <w:proofErr w:type="spellStart"/>
+            <w:r>
+              <w:rPr>
+                <w:sz w:val="19"/>
+                <w:szCs w:val="19"/>
+              </w:rPr>
+              <w:t>Table</w:t>
+            </w:r>
+            <w:proofErr w:type="spellEnd"/>
+            <w:r>
+              <w:rPr>
+                <w:sz w:val="19"/>
+                <w:szCs w:val="19"/>
+              </w:rPr>
+              <w:t xml:space="preserve"> output, </w:t>
+            </w:r>
+            <w:proofErr w:type="spellStart"/>
+            <w:r>
+              <w:rPr>
+                <w:sz w:val="19"/>
+                <w:szCs w:val="19"/>
+              </w:rPr>
+              <w:t>Text</w:t>
+            </w:r>
+            <w:proofErr w:type="spellEnd"/>
+            <w:r>
+              <w:rPr>
+                <w:sz w:val="19"/>
+                <w:szCs w:val="19"/>
+              </w:rPr>
+              <w:t xml:space="preserve"> file output, Mail; Node-RED</w:t>
             </w:r>
           </w:p>
         </w:tc>
@@ -2735,7 +3371,43 @@
           <w:sz w:val="18"/>
           <w:szCs w:val="18"/>
         </w:rPr>
-        <w:t>t3_resultados   : alunos + notas + UCs (XML)  -&gt;  PostgreSQL + CSV</w:t>
+        <w:t xml:space="preserve">t3_resultados   : alunos + notas + </w:t>
+      </w:r>
+      <w:proofErr w:type="spellStart"/>
+      <w:r>
+        <w:rPr>
+          <w:rFonts w:ascii="Consolas" w:eastAsia="Consolas" w:hAnsi="Consolas" w:cs="Consolas"/>
+          <w:sz w:val="18"/>
+          <w:szCs w:val="18"/>
+        </w:rPr>
+        <w:t>UCs</w:t>
+      </w:r>
+      <w:proofErr w:type="spellEnd"/>
+      <w:r>
+        <w:rPr>
+          <w:rFonts w:ascii="Consolas" w:eastAsia="Consolas" w:hAnsi="Consolas" w:cs="Consolas"/>
+          <w:sz w:val="18"/>
+          <w:szCs w:val="18"/>
+        </w:rPr>
+        <w:t xml:space="preserve"> (XML)  -&gt;  </w:t>
+      </w:r>
+      <w:proofErr w:type="spellStart"/>
+      <w:r>
+        <w:rPr>
+          <w:rFonts w:ascii="Consolas" w:eastAsia="Consolas" w:hAnsi="Consolas" w:cs="Consolas"/>
+          <w:sz w:val="18"/>
+          <w:szCs w:val="18"/>
+        </w:rPr>
+        <w:t>PostgreSQL</w:t>
+      </w:r>
+      <w:proofErr w:type="spellEnd"/>
+      <w:r>
+        <w:rPr>
+          <w:rFonts w:ascii="Consolas" w:eastAsia="Consolas" w:hAnsi="Consolas" w:cs="Consolas"/>
+          <w:sz w:val="18"/>
+          <w:szCs w:val="18"/>
+        </w:rPr>
+        <w:t xml:space="preserve"> + CSV</w:t>
       </w:r>
     </w:p>
     <w:p>
@@ -2744,13 +3416,23 @@
         <w:spacing w:after="160"/>
         <w:ind w:left="120" w:right="120"/>
       </w:pPr>
+      <w:proofErr w:type="spellStart"/>
       <w:r>
         <w:rPr>
           <w:rFonts w:ascii="Consolas" w:eastAsia="Consolas" w:hAnsi="Consolas" w:cs="Consolas"/>
           <w:sz w:val="18"/>
           <w:szCs w:val="18"/>
         </w:rPr>
-        <w:t>j_principal     : t1 -&gt; t2 -&gt; t3 -&gt; email   (com ramo de erro)</w:t>
+        <w:t>j_principal</w:t>
+      </w:r>
+      <w:proofErr w:type="spellEnd"/>
+      <w:r>
+        <w:rPr>
+          <w:rFonts w:ascii="Consolas" w:eastAsia="Consolas" w:hAnsi="Consolas" w:cs="Consolas"/>
+          <w:sz w:val="18"/>
+          <w:szCs w:val="18"/>
+        </w:rPr>
+        <w:t xml:space="preserve">     : t1 -&gt; t2 -&gt; t3 -&gt; email   (com ramo de erro)</w:t>
       </w:r>
     </w:p>
     <w:p>
@@ -2886,12 +3568,69 @@
             <w:pPr>
               <w:spacing w:after="20"/>
             </w:pPr>
-            <w:r>
-              <w:rPr>
-                <w:sz w:val="19"/>
-                <w:szCs w:val="19"/>
-              </w:rPr>
-              <w:t>Pentaho Data Integration 10.2 (Kettle/Spoon), Java 11</w:t>
+            <w:proofErr w:type="spellStart"/>
+            <w:r>
+              <w:rPr>
+                <w:sz w:val="19"/>
+                <w:szCs w:val="19"/>
+              </w:rPr>
+              <w:t>Pentaho</w:t>
+            </w:r>
+            <w:proofErr w:type="spellEnd"/>
+            <w:r>
+              <w:rPr>
+                <w:sz w:val="19"/>
+                <w:szCs w:val="19"/>
+              </w:rPr>
+              <w:t xml:space="preserve"> Data </w:t>
+            </w:r>
+            <w:proofErr w:type="spellStart"/>
+            <w:r>
+              <w:rPr>
+                <w:sz w:val="19"/>
+                <w:szCs w:val="19"/>
+              </w:rPr>
+              <w:t>Integration</w:t>
+            </w:r>
+            <w:proofErr w:type="spellEnd"/>
+            <w:r>
+              <w:rPr>
+                <w:sz w:val="19"/>
+                <w:szCs w:val="19"/>
+              </w:rPr>
+              <w:t xml:space="preserve"> 10.2 (</w:t>
+            </w:r>
+            <w:proofErr w:type="spellStart"/>
+            <w:r>
+              <w:rPr>
+                <w:sz w:val="19"/>
+                <w:szCs w:val="19"/>
+              </w:rPr>
+              <w:t>Kettle</w:t>
+            </w:r>
+            <w:proofErr w:type="spellEnd"/>
+            <w:r>
+              <w:rPr>
+                <w:sz w:val="19"/>
+                <w:szCs w:val="19"/>
+              </w:rPr>
+              <w:t>/</w:t>
+            </w:r>
+            <w:proofErr w:type="spellStart"/>
+            <w:r>
+              <w:rPr>
+                <w:sz w:val="19"/>
+                <w:szCs w:val="19"/>
+              </w:rPr>
+              <w:t>Spoon</w:t>
+            </w:r>
+            <w:proofErr w:type="spellEnd"/>
+            <w:r>
+              <w:rPr>
+                <w:sz w:val="19"/>
+                <w:szCs w:val="19"/>
+              </w:rPr>
+              <w:t>), Java 11</w:t>
             </w:r>
           </w:p>
         </w:tc>
@@ -2928,23 +3667,43 @@
                 <w:sz w:val="17"/>
                 <w:szCs w:val="17"/>
               </w:rPr>
-              <w:t>.ktr</w:t>
-            </w:r>
-            <w:r>
-              <w:rPr>
-                <w:sz w:val="19"/>
-                <w:szCs w:val="19"/>
-              </w:rPr>
-              <w:t>) e do job (</w:t>
-            </w:r>
+              <w:t>.</w:t>
+            </w:r>
+            <w:proofErr w:type="spellStart"/>
             <w:r>
               <w:rPr>
                 <w:rFonts w:ascii="Consolas" w:eastAsia="Consolas" w:hAnsi="Consolas" w:cs="Consolas"/>
                 <w:sz w:val="17"/>
                 <w:szCs w:val="17"/>
               </w:rPr>
-              <w:t>.kjb</w:t>
-            </w:r>
+              <w:t>ktr</w:t>
+            </w:r>
+            <w:proofErr w:type="spellEnd"/>
+            <w:r>
+              <w:rPr>
+                <w:sz w:val="19"/>
+                <w:szCs w:val="19"/>
+              </w:rPr>
+              <w:t>) e do job (</w:t>
+            </w:r>
+            <w:r>
+              <w:rPr>
+                <w:rFonts w:ascii="Consolas" w:eastAsia="Consolas" w:hAnsi="Consolas" w:cs="Consolas"/>
+                <w:sz w:val="17"/>
+                <w:szCs w:val="17"/>
+              </w:rPr>
+              <w:t>.</w:t>
+            </w:r>
+            <w:proofErr w:type="spellStart"/>
+            <w:r>
+              <w:rPr>
+                <w:rFonts w:ascii="Consolas" w:eastAsia="Consolas" w:hAnsi="Consolas" w:cs="Consolas"/>
+                <w:sz w:val="17"/>
+                <w:szCs w:val="17"/>
+              </w:rPr>
+              <w:t>kjb</w:t>
+            </w:r>
+            <w:proofErr w:type="spellEnd"/>
             <w:r>
               <w:rPr>
                 <w:sz w:val="19"/>
@@ -2983,12 +3742,37 @@
             <w:pPr>
               <w:spacing w:after="20"/>
             </w:pPr>
-            <w:r>
-              <w:rPr>
-                <w:sz w:val="19"/>
-                <w:szCs w:val="19"/>
-              </w:rPr>
-              <w:t>PostgreSQL 18 e pgAdmin 4</w:t>
+            <w:proofErr w:type="spellStart"/>
+            <w:r>
+              <w:rPr>
+                <w:sz w:val="19"/>
+                <w:szCs w:val="19"/>
+              </w:rPr>
+              <w:t>PostgreSQL</w:t>
+            </w:r>
+            <w:proofErr w:type="spellEnd"/>
+            <w:r>
+              <w:rPr>
+                <w:sz w:val="19"/>
+                <w:szCs w:val="19"/>
+              </w:rPr>
+              <w:t xml:space="preserve"> 18 e </w:t>
+            </w:r>
+            <w:proofErr w:type="spellStart"/>
+            <w:r>
+              <w:rPr>
+                <w:sz w:val="19"/>
+                <w:szCs w:val="19"/>
+              </w:rPr>
+              <w:t>pgAdmin</w:t>
+            </w:r>
+            <w:proofErr w:type="spellEnd"/>
+            <w:r>
+              <w:rPr>
+                <w:sz w:val="19"/>
+                <w:szCs w:val="19"/>
+              </w:rPr>
+              <w:t xml:space="preserve"> 4</w:t>
             </w:r>
           </w:p>
         </w:tc>
@@ -3020,6 +3804,7 @@
               </w:rPr>
               <w:t xml:space="preserve">Base de dados de destino </w:t>
             </w:r>
+            <w:proofErr w:type="spellStart"/>
             <w:r>
               <w:rPr>
                 <w:rFonts w:ascii="Consolas" w:eastAsia="Consolas" w:hAnsi="Consolas" w:cs="Consolas"/>
@@ -3028,6 +3813,7 @@
               </w:rPr>
               <w:t>isi_notas</w:t>
             </w:r>
+            <w:proofErr w:type="spellEnd"/>
             <w:r>
               <w:rPr>
                 <w:sz w:val="19"/>
@@ -3107,8 +3893,33 @@
                 <w:sz w:val="19"/>
                 <w:szCs w:val="19"/>
               </w:rPr>
-              <w:t>Ligação do Kettle ao PostgreSQL</w:t>
-            </w:r>
+              <w:t xml:space="preserve">Ligação do </w:t>
+            </w:r>
+            <w:proofErr w:type="spellStart"/>
+            <w:r>
+              <w:rPr>
+                <w:sz w:val="19"/>
+                <w:szCs w:val="19"/>
+              </w:rPr>
+              <w:t>Kettle</w:t>
+            </w:r>
+            <w:proofErr w:type="spellEnd"/>
+            <w:r>
+              <w:rPr>
+                <w:sz w:val="19"/>
+                <w:szCs w:val="19"/>
+              </w:rPr>
+              <w:t xml:space="preserve"> ao </w:t>
+            </w:r>
+            <w:proofErr w:type="spellStart"/>
+            <w:r>
+              <w:rPr>
+                <w:sz w:val="19"/>
+                <w:szCs w:val="19"/>
+              </w:rPr>
+              <w:t>PostgreSQL</w:t>
+            </w:r>
+            <w:proofErr w:type="spellEnd"/>
           </w:p>
         </w:tc>
       </w:tr>
@@ -3153,23 +3964,79 @@
                 <w:sz w:val="17"/>
                 <w:szCs w:val="17"/>
               </w:rPr>
-              <w:t>node-red-dashboard</w:t>
-            </w:r>
-            <w:r>
-              <w:rPr>
-                <w:sz w:val="19"/>
-                <w:szCs w:val="19"/>
-              </w:rPr>
-              <w:t xml:space="preserve"> e </w:t>
-            </w:r>
+              <w:t>node-</w:t>
+            </w:r>
+            <w:proofErr w:type="spellStart"/>
             <w:r>
               <w:rPr>
                 <w:rFonts w:ascii="Consolas" w:eastAsia="Consolas" w:hAnsi="Consolas" w:cs="Consolas"/>
                 <w:sz w:val="17"/>
                 <w:szCs w:val="17"/>
               </w:rPr>
-              <w:t>node-red-contrib-postgresql</w:t>
-            </w:r>
+              <w:t>red</w:t>
+            </w:r>
+            <w:proofErr w:type="spellEnd"/>
+            <w:r>
+              <w:rPr>
+                <w:rFonts w:ascii="Consolas" w:eastAsia="Consolas" w:hAnsi="Consolas" w:cs="Consolas"/>
+                <w:sz w:val="17"/>
+                <w:szCs w:val="17"/>
+              </w:rPr>
+              <w:t>-</w:t>
+            </w:r>
+            <w:proofErr w:type="spellStart"/>
+            <w:r>
+              <w:rPr>
+                <w:rFonts w:ascii="Consolas" w:eastAsia="Consolas" w:hAnsi="Consolas" w:cs="Consolas"/>
+                <w:sz w:val="17"/>
+                <w:szCs w:val="17"/>
+              </w:rPr>
+              <w:t>dashboard</w:t>
+            </w:r>
+            <w:proofErr w:type="spellEnd"/>
+            <w:r>
+              <w:rPr>
+                <w:sz w:val="19"/>
+                <w:szCs w:val="19"/>
+              </w:rPr>
+              <w:t xml:space="preserve"> e </w:t>
+            </w:r>
+            <w:r>
+              <w:rPr>
+                <w:rFonts w:ascii="Consolas" w:eastAsia="Consolas" w:hAnsi="Consolas" w:cs="Consolas"/>
+                <w:sz w:val="17"/>
+                <w:szCs w:val="17"/>
+              </w:rPr>
+              <w:t>node-</w:t>
+            </w:r>
+            <w:proofErr w:type="spellStart"/>
+            <w:r>
+              <w:rPr>
+                <w:rFonts w:ascii="Consolas" w:eastAsia="Consolas" w:hAnsi="Consolas" w:cs="Consolas"/>
+                <w:sz w:val="17"/>
+                <w:szCs w:val="17"/>
+              </w:rPr>
+              <w:t>red</w:t>
+            </w:r>
+            <w:proofErr w:type="spellEnd"/>
+            <w:r>
+              <w:rPr>
+                <w:rFonts w:ascii="Consolas" w:eastAsia="Consolas" w:hAnsi="Consolas" w:cs="Consolas"/>
+                <w:sz w:val="17"/>
+                <w:szCs w:val="17"/>
+              </w:rPr>
+              <w:t>-</w:t>
+            </w:r>
+            <w:proofErr w:type="spellStart"/>
+            <w:r>
+              <w:rPr>
+                <w:rFonts w:ascii="Consolas" w:eastAsia="Consolas" w:hAnsi="Consolas" w:cs="Consolas"/>
+                <w:sz w:val="17"/>
+                <w:szCs w:val="17"/>
+              </w:rPr>
+              <w:t>contrib-postgresql</w:t>
+            </w:r>
+            <w:proofErr w:type="spellEnd"/>
           </w:p>
         </w:tc>
         <w:tc>
@@ -3193,12 +4060,21 @@
             <w:pPr>
               <w:spacing w:after="20"/>
             </w:pPr>
-            <w:r>
-              <w:rPr>
-                <w:sz w:val="19"/>
-                <w:szCs w:val="19"/>
-              </w:rPr>
-              <w:t>Dashboard com gráficos alimentados diretamente pela base de dados</w:t>
+            <w:proofErr w:type="spellStart"/>
+            <w:r>
+              <w:rPr>
+                <w:sz w:val="19"/>
+                <w:szCs w:val="19"/>
+              </w:rPr>
+              <w:t>Dashboard</w:t>
+            </w:r>
+            <w:proofErr w:type="spellEnd"/>
+            <w:r>
+              <w:rPr>
+                <w:sz w:val="19"/>
+                <w:szCs w:val="19"/>
+              </w:rPr>
+              <w:t xml:space="preserve"> com gráficos alimentados diretamente pela base de dados</w:t>
             </w:r>
           </w:p>
         </w:tc>
@@ -3235,8 +4111,17 @@
                 <w:sz w:val="19"/>
                 <w:szCs w:val="19"/>
               </w:rPr>
-              <w:t>Servidor SMTP do Gmail</w:t>
-            </w:r>
+              <w:t xml:space="preserve">Servidor SMTP do </w:t>
+            </w:r>
+            <w:proofErr w:type="spellStart"/>
+            <w:r>
+              <w:rPr>
+                <w:sz w:val="19"/>
+                <w:szCs w:val="19"/>
+              </w:rPr>
+              <w:t>Gmail</w:t>
+            </w:r>
+            <w:proofErr w:type="spellEnd"/>
           </w:p>
         </w:tc>
         <w:tc>
@@ -3481,7 +4366,25 @@
                 <w:sz w:val="17"/>
                 <w:szCs w:val="17"/>
               </w:rPr>
-              <w:t>^[A-Za-z0-9._%+-]+@[A-Za-z0-9.-]+\.[A-Za-z]{2,}$</w:t>
+              <w:t>^[A-Za-z0-9._%+-]+@[A-Za-z0-9.-]+\.[A-</w:t>
+            </w:r>
+            <w:proofErr w:type="spellStart"/>
+            <w:r>
+              <w:rPr>
+                <w:rFonts w:ascii="Consolas" w:eastAsia="Consolas" w:hAnsi="Consolas" w:cs="Consolas"/>
+                <w:sz w:val="17"/>
+                <w:szCs w:val="17"/>
+              </w:rPr>
+              <w:t>Za</w:t>
+            </w:r>
+            <w:proofErr w:type="spellEnd"/>
+            <w:r>
+              <w:rPr>
+                <w:rFonts w:ascii="Consolas" w:eastAsia="Consolas" w:hAnsi="Consolas" w:cs="Consolas"/>
+                <w:sz w:val="17"/>
+                <w:szCs w:val="17"/>
+              </w:rPr>
+              <w:t>-z]{2,}$</w:t>
             </w:r>
           </w:p>
         </w:tc>
@@ -3510,7 +4413,39 @@
                 <w:sz w:val="19"/>
                 <w:szCs w:val="19"/>
               </w:rPr>
-              <w:t>Passo Regex Evaluation; emails inválidos seguem para o ficheiro de erros</w:t>
+              <w:t xml:space="preserve">Passo </w:t>
+            </w:r>
+            <w:proofErr w:type="spellStart"/>
+            <w:r>
+              <w:rPr>
+                <w:sz w:val="19"/>
+                <w:szCs w:val="19"/>
+              </w:rPr>
+              <w:t>Regex</w:t>
+            </w:r>
+            <w:proofErr w:type="spellEnd"/>
+            <w:r>
+              <w:rPr>
+                <w:sz w:val="19"/>
+                <w:szCs w:val="19"/>
+              </w:rPr>
+              <w:t xml:space="preserve"> </w:t>
+            </w:r>
+            <w:proofErr w:type="spellStart"/>
+            <w:r>
+              <w:rPr>
+                <w:sz w:val="19"/>
+                <w:szCs w:val="19"/>
+              </w:rPr>
+              <w:t>Evaluation</w:t>
+            </w:r>
+            <w:proofErr w:type="spellEnd"/>
+            <w:r>
+              <w:rPr>
+                <w:sz w:val="19"/>
+                <w:szCs w:val="19"/>
+              </w:rPr>
+              <w:t>; emails inválidos seguem para o ficheiro de erros</w:t>
             </w:r>
           </w:p>
         </w:tc>
@@ -4097,7 +5032,39 @@
                 <w:sz w:val="19"/>
                 <w:szCs w:val="19"/>
               </w:rPr>
-              <w:t>JSON (API), CSV (notas) e XML (UCs); exportação em CSV e SQL (PostgreSQL)</w:t>
+              <w:t>JSON (API), CSV (notas) e XML (</w:t>
+            </w:r>
+            <w:proofErr w:type="spellStart"/>
+            <w:r>
+              <w:rPr>
+                <w:sz w:val="19"/>
+                <w:szCs w:val="19"/>
+              </w:rPr>
+              <w:t>UCs</w:t>
+            </w:r>
+            <w:proofErr w:type="spellEnd"/>
+            <w:r>
+              <w:rPr>
+                <w:sz w:val="19"/>
+                <w:szCs w:val="19"/>
+              </w:rPr>
+              <w:t>); exportação em CSV e SQL (</w:t>
+            </w:r>
+            <w:proofErr w:type="spellStart"/>
+            <w:r>
+              <w:rPr>
+                <w:sz w:val="19"/>
+                <w:szCs w:val="19"/>
+              </w:rPr>
+              <w:t>PostgreSQL</w:t>
+            </w:r>
+            <w:proofErr w:type="spellEnd"/>
+            <w:r>
+              <w:rPr>
+                <w:sz w:val="19"/>
+                <w:szCs w:val="19"/>
+              </w:rPr>
+              <w:t>)</w:t>
             </w:r>
           </w:p>
         </w:tc>
@@ -4264,12 +5231,37 @@
             <w:pPr>
               <w:spacing w:after="20"/>
             </w:pPr>
-            <w:r>
-              <w:rPr>
-                <w:sz w:val="19"/>
-                <w:szCs w:val="19"/>
-              </w:rPr>
-              <w:t>Joins, lookups e agrupamentos</w:t>
+            <w:proofErr w:type="spellStart"/>
+            <w:r>
+              <w:rPr>
+                <w:sz w:val="19"/>
+                <w:szCs w:val="19"/>
+              </w:rPr>
+              <w:t>Joins</w:t>
+            </w:r>
+            <w:proofErr w:type="spellEnd"/>
+            <w:r>
+              <w:rPr>
+                <w:sz w:val="19"/>
+                <w:szCs w:val="19"/>
+              </w:rPr>
+              <w:t xml:space="preserve">, </w:t>
+            </w:r>
+            <w:proofErr w:type="spellStart"/>
+            <w:r>
+              <w:rPr>
+                <w:sz w:val="19"/>
+                <w:szCs w:val="19"/>
+              </w:rPr>
+              <w:t>lookups</w:t>
+            </w:r>
+            <w:proofErr w:type="spellEnd"/>
+            <w:r>
+              <w:rPr>
+                <w:sz w:val="19"/>
+                <w:szCs w:val="19"/>
+              </w:rPr>
+              <w:t xml:space="preserve"> e agrupamentos</w:t>
             </w:r>
           </w:p>
         </w:tc>
@@ -4299,7 +5291,87 @@
                 <w:sz w:val="19"/>
                 <w:szCs w:val="19"/>
               </w:rPr>
-              <w:t>Dois Stream lookup (UCs e alunos) e Group by (média por aluno)</w:t>
+              <w:t xml:space="preserve">Dois </w:t>
+            </w:r>
+            <w:proofErr w:type="spellStart"/>
+            <w:r>
+              <w:rPr>
+                <w:sz w:val="19"/>
+                <w:szCs w:val="19"/>
+              </w:rPr>
+              <w:t>Stream</w:t>
+            </w:r>
+            <w:proofErr w:type="spellEnd"/>
+            <w:r>
+              <w:rPr>
+                <w:sz w:val="19"/>
+                <w:szCs w:val="19"/>
+              </w:rPr>
+              <w:t xml:space="preserve"> </w:t>
+            </w:r>
+            <w:proofErr w:type="spellStart"/>
+            <w:r>
+              <w:rPr>
+                <w:sz w:val="19"/>
+                <w:szCs w:val="19"/>
+              </w:rPr>
+              <w:t>lookup</w:t>
+            </w:r>
+            <w:proofErr w:type="spellEnd"/>
+            <w:r>
+              <w:rPr>
+                <w:sz w:val="19"/>
+                <w:szCs w:val="19"/>
+              </w:rPr>
+              <w:t xml:space="preserve"> (</w:t>
+            </w:r>
+            <w:proofErr w:type="spellStart"/>
+            <w:r>
+              <w:rPr>
+                <w:sz w:val="19"/>
+                <w:szCs w:val="19"/>
+              </w:rPr>
+              <w:t>UCs</w:t>
+            </w:r>
+            <w:proofErr w:type="spellEnd"/>
+            <w:r>
+              <w:rPr>
+                <w:sz w:val="19"/>
+                <w:szCs w:val="19"/>
+              </w:rPr>
+              <w:t xml:space="preserve"> e alunos) e </w:t>
+            </w:r>
+            <w:proofErr w:type="spellStart"/>
+            <w:r>
+              <w:rPr>
+                <w:sz w:val="19"/>
+                <w:szCs w:val="19"/>
+              </w:rPr>
+              <w:t>Group</w:t>
+            </w:r>
+            <w:proofErr w:type="spellEnd"/>
+            <w:r>
+              <w:rPr>
+                <w:sz w:val="19"/>
+                <w:szCs w:val="19"/>
+              </w:rPr>
+              <w:t xml:space="preserve"> </w:t>
+            </w:r>
+            <w:proofErr w:type="spellStart"/>
+            <w:r>
+              <w:rPr>
+                <w:sz w:val="19"/>
+                <w:szCs w:val="19"/>
+              </w:rPr>
+              <w:t>by</w:t>
+            </w:r>
+            <w:proofErr w:type="spellEnd"/>
+            <w:r>
+              <w:rPr>
+                <w:sz w:val="19"/>
+                <w:szCs w:val="19"/>
+              </w:rPr>
+              <w:t xml:space="preserve"> (média por aluno)</w:t>
             </w:r>
           </w:p>
         </w:tc>
@@ -4360,12 +5432,21 @@
             <w:pPr>
               <w:spacing w:after="20"/>
             </w:pPr>
-            <w:r>
-              <w:rPr>
-                <w:sz w:val="19"/>
-                <w:szCs w:val="19"/>
-              </w:rPr>
-              <w:t>Trim, maiúsculas/minúsculas, concatenação, conversão de tipos, cálculo, ordenação, filtragem, remoção de duplicados, anonimização</w:t>
+            <w:proofErr w:type="spellStart"/>
+            <w:r>
+              <w:rPr>
+                <w:sz w:val="19"/>
+                <w:szCs w:val="19"/>
+              </w:rPr>
+              <w:t>Trim</w:t>
+            </w:r>
+            <w:proofErr w:type="spellEnd"/>
+            <w:r>
+              <w:rPr>
+                <w:sz w:val="19"/>
+                <w:szCs w:val="19"/>
+              </w:rPr>
+              <w:t>, maiúsculas/minúsculas, concatenação, conversão de tipos, cálculo, ordenação, filtragem, remoção de duplicados, anonimização</w:t>
             </w:r>
           </w:p>
         </w:tc>
@@ -4470,8 +5551,17 @@
                 <w:sz w:val="19"/>
                 <w:szCs w:val="19"/>
               </w:rPr>
-              <w:t>Geração de logs</w:t>
-            </w:r>
+              <w:t xml:space="preserve">Geração de </w:t>
+            </w:r>
+            <w:proofErr w:type="spellStart"/>
+            <w:r>
+              <w:rPr>
+                <w:sz w:val="19"/>
+                <w:szCs w:val="19"/>
+              </w:rPr>
+              <w:t>logs</w:t>
+            </w:r>
+            <w:proofErr w:type="spellEnd"/>
           </w:p>
         </w:tc>
         <w:tc>
@@ -4501,6 +5591,7 @@
               </w:rPr>
               <w:t>Ficheiros de erros (</w:t>
             </w:r>
+            <w:proofErr w:type="spellStart"/>
             <w:r>
               <w:rPr>
                 <w:rFonts w:ascii="Consolas" w:eastAsia="Consolas" w:hAnsi="Consolas" w:cs="Consolas"/>
@@ -4509,6 +5600,7 @@
               </w:rPr>
               <w:t>erros_notas</w:t>
             </w:r>
+            <w:proofErr w:type="spellEnd"/>
             <w:r>
               <w:rPr>
                 <w:sz w:val="19"/>
@@ -4516,6 +5608,7 @@
               </w:rPr>
               <w:t xml:space="preserve">, </w:t>
             </w:r>
+            <w:proofErr w:type="spellStart"/>
             <w:r>
               <w:rPr>
                 <w:rFonts w:ascii="Consolas" w:eastAsia="Consolas" w:hAnsi="Consolas" w:cs="Consolas"/>
@@ -4524,6 +5617,7 @@
               </w:rPr>
               <w:t>erros_alunos</w:t>
             </w:r>
+            <w:proofErr w:type="spellEnd"/>
             <w:r>
               <w:rPr>
                 <w:sz w:val="19"/>
@@ -4531,6 +5625,7 @@
               </w:rPr>
               <w:t xml:space="preserve">, </w:t>
             </w:r>
+            <w:proofErr w:type="spellStart"/>
             <w:r>
               <w:rPr>
                 <w:rFonts w:ascii="Consolas" w:eastAsia="Consolas" w:hAnsi="Consolas" w:cs="Consolas"/>
@@ -4539,12 +5634,29 @@
               </w:rPr>
               <w:t>erros_orfaos</w:t>
             </w:r>
-            <w:r>
-              <w:rPr>
-                <w:sz w:val="19"/>
-                <w:szCs w:val="19"/>
-              </w:rPr>
-              <w:t>) e passo Write to log no ramo de erro do job</w:t>
+            <w:proofErr w:type="spellEnd"/>
+            <w:r>
+              <w:rPr>
+                <w:sz w:val="19"/>
+                <w:szCs w:val="19"/>
+              </w:rPr>
+              <w:t xml:space="preserve">) e passo </w:t>
+            </w:r>
+            <w:proofErr w:type="spellStart"/>
+            <w:r>
+              <w:rPr>
+                <w:sz w:val="19"/>
+                <w:szCs w:val="19"/>
+              </w:rPr>
+              <w:t>Write</w:t>
+            </w:r>
+            <w:proofErr w:type="spellEnd"/>
+            <w:r>
+              <w:rPr>
+                <w:sz w:val="19"/>
+                <w:szCs w:val="19"/>
+              </w:rPr>
+              <w:t xml:space="preserve"> to log no ramo de erro do job</w:t>
             </w:r>
           </w:p>
         </w:tc>
@@ -4582,8 +5694,17 @@
                 <w:sz w:val="19"/>
                 <w:szCs w:val="19"/>
               </w:rPr>
-              <w:t>Acesso a APIs</w:t>
-            </w:r>
+              <w:t xml:space="preserve">Acesso a </w:t>
+            </w:r>
+            <w:proofErr w:type="spellStart"/>
+            <w:r>
+              <w:rPr>
+                <w:sz w:val="19"/>
+                <w:szCs w:val="19"/>
+              </w:rPr>
+              <w:t>APIs</w:t>
+            </w:r>
+            <w:proofErr w:type="spellEnd"/>
           </w:p>
         </w:tc>
         <w:tc>
@@ -4607,12 +5728,37 @@
             <w:pPr>
               <w:spacing w:after="20"/>
             </w:pPr>
-            <w:r>
-              <w:rPr>
-                <w:sz w:val="19"/>
-                <w:szCs w:val="19"/>
-              </w:rPr>
-              <w:t>Random User API (REST/JSON)</w:t>
+            <w:proofErr w:type="spellStart"/>
+            <w:r>
+              <w:rPr>
+                <w:sz w:val="19"/>
+                <w:szCs w:val="19"/>
+              </w:rPr>
+              <w:t>Random</w:t>
+            </w:r>
+            <w:proofErr w:type="spellEnd"/>
+            <w:r>
+              <w:rPr>
+                <w:sz w:val="19"/>
+                <w:szCs w:val="19"/>
+              </w:rPr>
+              <w:t xml:space="preserve"> </w:t>
+            </w:r>
+            <w:proofErr w:type="spellStart"/>
+            <w:r>
+              <w:rPr>
+                <w:sz w:val="19"/>
+                <w:szCs w:val="19"/>
+              </w:rPr>
+              <w:t>User</w:t>
+            </w:r>
+            <w:proofErr w:type="spellEnd"/>
+            <w:r>
+              <w:rPr>
+                <w:sz w:val="19"/>
+                <w:szCs w:val="19"/>
+              </w:rPr>
+              <w:t xml:space="preserve"> API (REST/JSON)</w:t>
             </w:r>
           </w:p>
         </w:tc>
@@ -4678,7 +5824,39 @@
                 <w:sz w:val="19"/>
                 <w:szCs w:val="19"/>
               </w:rPr>
-              <w:t>Criação das tabelas, carregamento com Table output (Truncate) e consultas</w:t>
+              <w:t xml:space="preserve">Criação das tabelas, carregamento com </w:t>
+            </w:r>
+            <w:proofErr w:type="spellStart"/>
+            <w:r>
+              <w:rPr>
+                <w:sz w:val="19"/>
+                <w:szCs w:val="19"/>
+              </w:rPr>
+              <w:t>Table</w:t>
+            </w:r>
+            <w:proofErr w:type="spellEnd"/>
+            <w:r>
+              <w:rPr>
+                <w:sz w:val="19"/>
+                <w:szCs w:val="19"/>
+              </w:rPr>
+              <w:t xml:space="preserve"> output (</w:t>
+            </w:r>
+            <w:proofErr w:type="spellStart"/>
+            <w:r>
+              <w:rPr>
+                <w:sz w:val="19"/>
+                <w:szCs w:val="19"/>
+              </w:rPr>
+              <w:t>Truncate</w:t>
+            </w:r>
+            <w:proofErr w:type="spellEnd"/>
+            <w:r>
+              <w:rPr>
+                <w:sz w:val="19"/>
+                <w:szCs w:val="19"/>
+              </w:rPr>
+              <w:t>) e consultas</w:t>
             </w:r>
           </w:p>
         </w:tc>
@@ -4711,6 +5889,7 @@
             <w:pPr>
               <w:spacing w:after="20"/>
             </w:pPr>
+            <w:proofErr w:type="spellStart"/>
             <w:r>
               <w:rPr>
                 <w:sz w:val="19"/>
@@ -4718,6 +5897,7 @@
               </w:rPr>
               <w:t>Dashboard</w:t>
             </w:r>
+            <w:proofErr w:type="spellEnd"/>
           </w:p>
         </w:tc>
         <w:tc>
@@ -4746,8 +5926,33 @@
                 <w:sz w:val="19"/>
                 <w:szCs w:val="19"/>
               </w:rPr>
-              <w:t>Node-RED Dashboard com gráficos lidos do PostgreSQL</w:t>
-            </w:r>
+              <w:t xml:space="preserve">Node-RED </w:t>
+            </w:r>
+            <w:proofErr w:type="spellStart"/>
+            <w:r>
+              <w:rPr>
+                <w:sz w:val="19"/>
+                <w:szCs w:val="19"/>
+              </w:rPr>
+              <w:t>Dashboard</w:t>
+            </w:r>
+            <w:proofErr w:type="spellEnd"/>
+            <w:r>
+              <w:rPr>
+                <w:sz w:val="19"/>
+                <w:szCs w:val="19"/>
+              </w:rPr>
+              <w:t xml:space="preserve"> com gráficos lidos do </w:t>
+            </w:r>
+            <w:proofErr w:type="spellStart"/>
+            <w:r>
+              <w:rPr>
+                <w:sz w:val="19"/>
+                <w:szCs w:val="19"/>
+              </w:rPr>
+              <w:t>PostgreSQL</w:t>
+            </w:r>
+            <w:proofErr w:type="spellEnd"/>
           </w:p>
         </w:tc>
       </w:tr>
@@ -4899,8 +6104,20 @@
           <w:sz w:val="18"/>
           <w:szCs w:val="18"/>
         </w:rPr>
-        <w:t>Figura 1 – Diagrama da transformação t1_alunos_api no Spoon</w:t>
-      </w:r>
+        <w:t xml:space="preserve">Figura 1 – Diagrama da transformação t1_alunos_api no </w:t>
+      </w:r>
+      <w:proofErr w:type="spellStart"/>
+      <w:r>
+        <w:rPr>
+          <w:i/>
+          <w:iCs/>
+          <w:color w:val="595959"/>
+          <w:sz w:val="18"/>
+          <w:szCs w:val="18"/>
+        </w:rPr>
+        <w:t>Spoon</w:t>
+      </w:r>
+      <w:proofErr w:type="spellEnd"/>
     </w:p>
     <w:tbl>
       <w:tblPr>
@@ -5061,13 +6278,31 @@
             <w:pPr>
               <w:spacing w:after="20"/>
             </w:pPr>
-            <w:r>
-              <w:rPr>
-                <w:sz w:val="19"/>
-                <w:szCs w:val="19"/>
-              </w:rPr>
-              <w:t>Generate rows</w:t>
-            </w:r>
+            <w:proofErr w:type="spellStart"/>
+            <w:r>
+              <w:rPr>
+                <w:sz w:val="19"/>
+                <w:szCs w:val="19"/>
+              </w:rPr>
+              <w:t>Generate</w:t>
+            </w:r>
+            <w:proofErr w:type="spellEnd"/>
+            <w:r>
+              <w:rPr>
+                <w:sz w:val="19"/>
+                <w:szCs w:val="19"/>
+              </w:rPr>
+              <w:t xml:space="preserve"> </w:t>
+            </w:r>
+            <w:proofErr w:type="spellStart"/>
+            <w:r>
+              <w:rPr>
+                <w:sz w:val="19"/>
+                <w:szCs w:val="19"/>
+              </w:rPr>
+              <w:t>rows</w:t>
+            </w:r>
+            <w:proofErr w:type="spellEnd"/>
           </w:p>
         </w:tc>
         <w:tc>
@@ -5090,13 +6325,31 @@
             <w:pPr>
               <w:spacing w:after="20"/>
             </w:pPr>
-            <w:r>
-              <w:rPr>
-                <w:sz w:val="19"/>
-                <w:szCs w:val="19"/>
-              </w:rPr>
-              <w:t>Generate rows</w:t>
-            </w:r>
+            <w:proofErr w:type="spellStart"/>
+            <w:r>
+              <w:rPr>
+                <w:sz w:val="19"/>
+                <w:szCs w:val="19"/>
+              </w:rPr>
+              <w:t>Generate</w:t>
+            </w:r>
+            <w:proofErr w:type="spellEnd"/>
+            <w:r>
+              <w:rPr>
+                <w:sz w:val="19"/>
+                <w:szCs w:val="19"/>
+              </w:rPr>
+              <w:t xml:space="preserve"> </w:t>
+            </w:r>
+            <w:proofErr w:type="spellStart"/>
+            <w:r>
+              <w:rPr>
+                <w:sz w:val="19"/>
+                <w:szCs w:val="19"/>
+              </w:rPr>
+              <w:t>rows</w:t>
+            </w:r>
+            <w:proofErr w:type="spellEnd"/>
           </w:p>
         </w:tc>
         <w:tc>
@@ -5124,7 +6377,23 @@
                 <w:sz w:val="19"/>
                 <w:szCs w:val="19"/>
               </w:rPr>
-              <w:t>Gera uma linha para disparar o REST client, que exige uma linha de entrada</w:t>
+              <w:t xml:space="preserve">Gera uma linha para disparar o REST </w:t>
+            </w:r>
+            <w:proofErr w:type="spellStart"/>
+            <w:r>
+              <w:rPr>
+                <w:sz w:val="19"/>
+                <w:szCs w:val="19"/>
+              </w:rPr>
+              <w:t>client</w:t>
+            </w:r>
+            <w:proofErr w:type="spellEnd"/>
+            <w:r>
+              <w:rPr>
+                <w:sz w:val="19"/>
+                <w:szCs w:val="19"/>
+              </w:rPr>
+              <w:t>, que exige uma linha de entrada</w:t>
             </w:r>
           </w:p>
         </w:tc>
@@ -5192,8 +6461,17 @@
                 <w:sz w:val="19"/>
                 <w:szCs w:val="19"/>
               </w:rPr>
-              <w:t>REST client</w:t>
-            </w:r>
+              <w:t xml:space="preserve">REST </w:t>
+            </w:r>
+            <w:proofErr w:type="spellStart"/>
+            <w:r>
+              <w:rPr>
+                <w:sz w:val="19"/>
+                <w:szCs w:val="19"/>
+              </w:rPr>
+              <w:t>client</w:t>
+            </w:r>
+            <w:proofErr w:type="spellEnd"/>
           </w:p>
         </w:tc>
         <w:tc>
@@ -5222,7 +6500,39 @@
                 <w:sz w:val="19"/>
                 <w:szCs w:val="19"/>
               </w:rPr>
-              <w:t xml:space="preserve">GET à Random User API; o JSON fica no campo </w:t>
+              <w:t xml:space="preserve">GET à </w:t>
+            </w:r>
+            <w:proofErr w:type="spellStart"/>
+            <w:r>
+              <w:rPr>
+                <w:sz w:val="19"/>
+                <w:szCs w:val="19"/>
+              </w:rPr>
+              <w:t>Random</w:t>
+            </w:r>
+            <w:proofErr w:type="spellEnd"/>
+            <w:r>
+              <w:rPr>
+                <w:sz w:val="19"/>
+                <w:szCs w:val="19"/>
+              </w:rPr>
+              <w:t xml:space="preserve"> </w:t>
+            </w:r>
+            <w:proofErr w:type="spellStart"/>
+            <w:r>
+              <w:rPr>
+                <w:sz w:val="19"/>
+                <w:szCs w:val="19"/>
+              </w:rPr>
+              <w:t>User</w:t>
+            </w:r>
+            <w:proofErr w:type="spellEnd"/>
+            <w:r>
+              <w:rPr>
+                <w:sz w:val="19"/>
+                <w:szCs w:val="19"/>
+              </w:rPr>
+              <w:t xml:space="preserve"> API; o JSON fica no campo </w:t>
             </w:r>
             <w:r>
               <w:rPr>
@@ -5325,7 +6635,23 @@
                 <w:sz w:val="19"/>
                 <w:szCs w:val="19"/>
               </w:rPr>
-              <w:t>Extrai 6 campos com JSONPath (</w:t>
+              <w:t xml:space="preserve">Extrai 6 campos com </w:t>
+            </w:r>
+            <w:proofErr w:type="spellStart"/>
+            <w:r>
+              <w:rPr>
+                <w:sz w:val="19"/>
+                <w:szCs w:val="19"/>
+              </w:rPr>
+              <w:t>JSONPath</w:t>
+            </w:r>
+            <w:proofErr w:type="spellEnd"/>
+            <w:r>
+              <w:rPr>
+                <w:sz w:val="19"/>
+                <w:szCs w:val="19"/>
+              </w:rPr>
+              <w:t xml:space="preserve"> (</w:t>
             </w:r>
             <w:r>
               <w:rPr>
@@ -5333,53 +6659,36 @@
                 <w:sz w:val="17"/>
                 <w:szCs w:val="17"/>
               </w:rPr>
-              <w:t>$.results[*].name.first</w:t>
-            </w:r>
-            <w:r>
-              <w:rPr>
-                <w:sz w:val="19"/>
-                <w:szCs w:val="19"/>
-              </w:rPr>
-              <w:t xml:space="preserve">, </w:t>
-            </w:r>
+              <w:t>$.</w:t>
+            </w:r>
+            <w:proofErr w:type="spellStart"/>
             <w:r>
               <w:rPr>
                 <w:rFonts w:ascii="Consolas" w:eastAsia="Consolas" w:hAnsi="Consolas" w:cs="Consolas"/>
                 <w:sz w:val="17"/>
                 <w:szCs w:val="17"/>
               </w:rPr>
-              <w:t>email</w:t>
-            </w:r>
-            <w:r>
-              <w:rPr>
-                <w:sz w:val="19"/>
-                <w:szCs w:val="19"/>
-              </w:rPr>
-              <w:t xml:space="preserve">, </w:t>
-            </w:r>
+              <w:t>results</w:t>
+            </w:r>
+            <w:proofErr w:type="spellEnd"/>
             <w:r>
               <w:rPr>
                 <w:rFonts w:ascii="Consolas" w:eastAsia="Consolas" w:hAnsi="Consolas" w:cs="Consolas"/>
                 <w:sz w:val="17"/>
                 <w:szCs w:val="17"/>
               </w:rPr>
-              <w:t>dob.date</w:t>
-            </w:r>
-            <w:r>
-              <w:rPr>
-                <w:sz w:val="19"/>
-                <w:szCs w:val="19"/>
-              </w:rPr>
-              <w:t xml:space="preserve">, </w:t>
-            </w:r>
+              <w:t>[*].</w:t>
+            </w:r>
+            <w:proofErr w:type="spellStart"/>
             <w:r>
               <w:rPr>
                 <w:rFonts w:ascii="Consolas" w:eastAsia="Consolas" w:hAnsi="Consolas" w:cs="Consolas"/>
                 <w:sz w:val="17"/>
                 <w:szCs w:val="17"/>
               </w:rPr>
-              <w:t>nat</w:t>
-            </w:r>
+              <w:t>name.first</w:t>
+            </w:r>
+            <w:proofErr w:type="spellEnd"/>
             <w:r>
               <w:rPr>
                 <w:sz w:val="19"/>
@@ -5393,14 +6702,81 @@
                 <w:sz w:val="17"/>
                 <w:szCs w:val="17"/>
               </w:rPr>
+              <w:t>email</w:t>
+            </w:r>
+            <w:r>
+              <w:rPr>
+                <w:sz w:val="19"/>
+                <w:szCs w:val="19"/>
+              </w:rPr>
+              <w:t xml:space="preserve">, </w:t>
+            </w:r>
+            <w:proofErr w:type="spellStart"/>
+            <w:r>
+              <w:rPr>
+                <w:rFonts w:ascii="Consolas" w:eastAsia="Consolas" w:hAnsi="Consolas" w:cs="Consolas"/>
+                <w:sz w:val="17"/>
+                <w:szCs w:val="17"/>
+              </w:rPr>
+              <w:t>dob.date</w:t>
+            </w:r>
+            <w:proofErr w:type="spellEnd"/>
+            <w:r>
+              <w:rPr>
+                <w:sz w:val="19"/>
+                <w:szCs w:val="19"/>
+              </w:rPr>
+              <w:t xml:space="preserve">, </w:t>
+            </w:r>
+            <w:proofErr w:type="spellStart"/>
+            <w:r>
+              <w:rPr>
+                <w:rFonts w:ascii="Consolas" w:eastAsia="Consolas" w:hAnsi="Consolas" w:cs="Consolas"/>
+                <w:sz w:val="17"/>
+                <w:szCs w:val="17"/>
+              </w:rPr>
+              <w:t>nat</w:t>
+            </w:r>
+            <w:proofErr w:type="spellEnd"/>
+            <w:r>
+              <w:rPr>
+                <w:sz w:val="19"/>
+                <w:szCs w:val="19"/>
+              </w:rPr>
+              <w:t xml:space="preserve">, </w:t>
+            </w:r>
+            <w:proofErr w:type="spellStart"/>
+            <w:r>
+              <w:rPr>
+                <w:rFonts w:ascii="Consolas" w:eastAsia="Consolas" w:hAnsi="Consolas" w:cs="Consolas"/>
+                <w:sz w:val="17"/>
+                <w:szCs w:val="17"/>
+              </w:rPr>
               <w:t>login.username</w:t>
             </w:r>
-            <w:r>
-              <w:rPr>
-                <w:sz w:val="19"/>
-                <w:szCs w:val="19"/>
-              </w:rPr>
-              <w:t>, ...). Envia as linhas em modo Copy para dois destinos</w:t>
+            <w:proofErr w:type="spellEnd"/>
+            <w:r>
+              <w:rPr>
+                <w:sz w:val="19"/>
+                <w:szCs w:val="19"/>
+              </w:rPr>
+              <w:t xml:space="preserve">, ...). Envia as linhas em modo </w:t>
+            </w:r>
+            <w:proofErr w:type="spellStart"/>
+            <w:r>
+              <w:rPr>
+                <w:sz w:val="19"/>
+                <w:szCs w:val="19"/>
+              </w:rPr>
+              <w:t>Copy</w:t>
+            </w:r>
+            <w:proofErr w:type="spellEnd"/>
+            <w:r>
+              <w:rPr>
+                <w:sz w:val="19"/>
+                <w:szCs w:val="19"/>
+              </w:rPr>
+              <w:t xml:space="preserve"> para dois destinos</w:t>
             </w:r>
           </w:p>
         </w:tc>
@@ -5433,12 +6809,21 @@
             <w:pPr>
               <w:spacing w:after="20"/>
             </w:pPr>
-            <w:r>
-              <w:rPr>
-                <w:sz w:val="19"/>
-                <w:szCs w:val="19"/>
-              </w:rPr>
-              <w:t>Text file output</w:t>
+            <w:proofErr w:type="spellStart"/>
+            <w:r>
+              <w:rPr>
+                <w:sz w:val="19"/>
+                <w:szCs w:val="19"/>
+              </w:rPr>
+              <w:t>Text</w:t>
+            </w:r>
+            <w:proofErr w:type="spellEnd"/>
+            <w:r>
+              <w:rPr>
+                <w:sz w:val="19"/>
+                <w:szCs w:val="19"/>
+              </w:rPr>
+              <w:t xml:space="preserve"> file output</w:t>
             </w:r>
           </w:p>
         </w:tc>
@@ -5463,12 +6848,21 @@
             <w:pPr>
               <w:spacing w:after="20"/>
             </w:pPr>
-            <w:r>
-              <w:rPr>
-                <w:sz w:val="19"/>
-                <w:szCs w:val="19"/>
-              </w:rPr>
-              <w:t>Text file output</w:t>
+            <w:proofErr w:type="spellStart"/>
+            <w:r>
+              <w:rPr>
+                <w:sz w:val="19"/>
+                <w:szCs w:val="19"/>
+              </w:rPr>
+              <w:t>Text</w:t>
+            </w:r>
+            <w:proofErr w:type="spellEnd"/>
+            <w:r>
+              <w:rPr>
+                <w:sz w:val="19"/>
+                <w:szCs w:val="19"/>
+              </w:rPr>
+              <w:t xml:space="preserve"> file output</w:t>
             </w:r>
           </w:p>
         </w:tc>
@@ -5567,13 +6961,31 @@
             <w:pPr>
               <w:spacing w:after="20"/>
             </w:pPr>
-            <w:r>
-              <w:rPr>
-                <w:sz w:val="19"/>
-                <w:szCs w:val="19"/>
-              </w:rPr>
-              <w:t>String operations</w:t>
-            </w:r>
+            <w:proofErr w:type="spellStart"/>
+            <w:r>
+              <w:rPr>
+                <w:sz w:val="19"/>
+                <w:szCs w:val="19"/>
+              </w:rPr>
+              <w:t>String</w:t>
+            </w:r>
+            <w:proofErr w:type="spellEnd"/>
+            <w:r>
+              <w:rPr>
+                <w:sz w:val="19"/>
+                <w:szCs w:val="19"/>
+              </w:rPr>
+              <w:t xml:space="preserve"> </w:t>
+            </w:r>
+            <w:proofErr w:type="spellStart"/>
+            <w:r>
+              <w:rPr>
+                <w:sz w:val="19"/>
+                <w:szCs w:val="19"/>
+              </w:rPr>
+              <w:t>operations</w:t>
+            </w:r>
+            <w:proofErr w:type="spellEnd"/>
           </w:p>
         </w:tc>
         <w:tc>
@@ -5664,13 +7076,31 @@
             <w:pPr>
               <w:spacing w:after="20"/>
             </w:pPr>
-            <w:r>
-              <w:rPr>
-                <w:sz w:val="19"/>
-                <w:szCs w:val="19"/>
-              </w:rPr>
-              <w:t>Modified JavaScript Value</w:t>
-            </w:r>
+            <w:proofErr w:type="spellStart"/>
+            <w:r>
+              <w:rPr>
+                <w:sz w:val="19"/>
+                <w:szCs w:val="19"/>
+              </w:rPr>
+              <w:t>Modified</w:t>
+            </w:r>
+            <w:proofErr w:type="spellEnd"/>
+            <w:r>
+              <w:rPr>
+                <w:sz w:val="19"/>
+                <w:szCs w:val="19"/>
+              </w:rPr>
+              <w:t xml:space="preserve"> JavaScript </w:t>
+            </w:r>
+            <w:proofErr w:type="spellStart"/>
+            <w:r>
+              <w:rPr>
+                <w:sz w:val="19"/>
+                <w:szCs w:val="19"/>
+              </w:rPr>
+              <w:t>Value</w:t>
+            </w:r>
+            <w:proofErr w:type="spellEnd"/>
           </w:p>
         </w:tc>
         <w:tc>
@@ -5701,13 +7131,41 @@
               </w:rPr>
               <w:t xml:space="preserve">Calcula </w:t>
             </w:r>
+            <w:proofErr w:type="spellStart"/>
             <w:r>
               <w:rPr>
                 <w:rFonts w:ascii="Consolas" w:eastAsia="Consolas" w:hAnsi="Consolas" w:cs="Consolas"/>
                 <w:sz w:val="17"/>
                 <w:szCs w:val="17"/>
               </w:rPr>
-              <w:t>nome_completo = primeiro_nome + " " + apelido</w:t>
+              <w:t>nome_completo</w:t>
+            </w:r>
+            <w:proofErr w:type="spellEnd"/>
+            <w:r>
+              <w:rPr>
+                <w:rFonts w:ascii="Consolas" w:eastAsia="Consolas" w:hAnsi="Consolas" w:cs="Consolas"/>
+                <w:sz w:val="17"/>
+                <w:szCs w:val="17"/>
+              </w:rPr>
+              <w:t xml:space="preserve"> = </w:t>
+            </w:r>
+            <w:proofErr w:type="spellStart"/>
+            <w:r>
+              <w:rPr>
+                <w:rFonts w:ascii="Consolas" w:eastAsia="Consolas" w:hAnsi="Consolas" w:cs="Consolas"/>
+                <w:sz w:val="17"/>
+                <w:szCs w:val="17"/>
+              </w:rPr>
+              <w:t>primeiro_nome</w:t>
+            </w:r>
+            <w:proofErr w:type="spellEnd"/>
+            <w:r>
+              <w:rPr>
+                <w:rFonts w:ascii="Consolas" w:eastAsia="Consolas" w:hAnsi="Consolas" w:cs="Consolas"/>
+                <w:sz w:val="17"/>
+                <w:szCs w:val="17"/>
+              </w:rPr>
+              <w:t xml:space="preserve"> + " " + apelido</w:t>
             </w:r>
           </w:p>
         </w:tc>
@@ -5768,13 +7226,31 @@
             <w:pPr>
               <w:spacing w:after="20"/>
             </w:pPr>
-            <w:r>
-              <w:rPr>
-                <w:sz w:val="19"/>
-                <w:szCs w:val="19"/>
-              </w:rPr>
-              <w:t>Regex Evaluation</w:t>
-            </w:r>
+            <w:proofErr w:type="spellStart"/>
+            <w:r>
+              <w:rPr>
+                <w:sz w:val="19"/>
+                <w:szCs w:val="19"/>
+              </w:rPr>
+              <w:t>Regex</w:t>
+            </w:r>
+            <w:proofErr w:type="spellEnd"/>
+            <w:r>
+              <w:rPr>
+                <w:sz w:val="19"/>
+                <w:szCs w:val="19"/>
+              </w:rPr>
+              <w:t xml:space="preserve"> </w:t>
+            </w:r>
+            <w:proofErr w:type="spellStart"/>
+            <w:r>
+              <w:rPr>
+                <w:sz w:val="19"/>
+                <w:szCs w:val="19"/>
+              </w:rPr>
+              <w:t>Evaluation</w:t>
+            </w:r>
+            <w:proofErr w:type="spellEnd"/>
           </w:p>
         </w:tc>
         <w:tc>
@@ -5804,6 +7280,7 @@
               </w:rPr>
               <w:t xml:space="preserve">Aplica a expressão regular de validação e cria </w:t>
             </w:r>
+            <w:proofErr w:type="spellStart"/>
             <w:r>
               <w:rPr>
                 <w:rFonts w:ascii="Consolas" w:eastAsia="Consolas" w:hAnsi="Consolas" w:cs="Consolas"/>
@@ -5812,6 +7289,7 @@
               </w:rPr>
               <w:t>email_valido</w:t>
             </w:r>
+            <w:proofErr w:type="spellEnd"/>
           </w:p>
         </w:tc>
       </w:tr>
@@ -5873,13 +7351,31 @@
             <w:pPr>
               <w:spacing w:after="20"/>
             </w:pPr>
-            <w:r>
-              <w:rPr>
-                <w:sz w:val="19"/>
-                <w:szCs w:val="19"/>
-              </w:rPr>
-              <w:t>Filter rows</w:t>
-            </w:r>
+            <w:proofErr w:type="spellStart"/>
+            <w:r>
+              <w:rPr>
+                <w:sz w:val="19"/>
+                <w:szCs w:val="19"/>
+              </w:rPr>
+              <w:t>Filter</w:t>
+            </w:r>
+            <w:proofErr w:type="spellEnd"/>
+            <w:r>
+              <w:rPr>
+                <w:sz w:val="19"/>
+                <w:szCs w:val="19"/>
+              </w:rPr>
+              <w:t xml:space="preserve"> </w:t>
+            </w:r>
+            <w:proofErr w:type="spellStart"/>
+            <w:r>
+              <w:rPr>
+                <w:sz w:val="19"/>
+                <w:szCs w:val="19"/>
+              </w:rPr>
+              <w:t>rows</w:t>
+            </w:r>
+            <w:proofErr w:type="spellEnd"/>
           </w:p>
         </w:tc>
         <w:tc>
@@ -5977,12 +7473,21 @@
             <w:pPr>
               <w:spacing w:after="20"/>
             </w:pPr>
-            <w:r>
-              <w:rPr>
-                <w:sz w:val="19"/>
-                <w:szCs w:val="19"/>
-              </w:rPr>
-              <w:t>Text file output</w:t>
+            <w:proofErr w:type="spellStart"/>
+            <w:r>
+              <w:rPr>
+                <w:sz w:val="19"/>
+                <w:szCs w:val="19"/>
+              </w:rPr>
+              <w:t>Text</w:t>
+            </w:r>
+            <w:proofErr w:type="spellEnd"/>
+            <w:r>
+              <w:rPr>
+                <w:sz w:val="19"/>
+                <w:szCs w:val="19"/>
+              </w:rPr>
+              <w:t xml:space="preserve"> file output</w:t>
             </w:r>
           </w:p>
         </w:tc>
@@ -6082,13 +7587,31 @@
             <w:pPr>
               <w:spacing w:after="20"/>
             </w:pPr>
-            <w:r>
-              <w:rPr>
-                <w:sz w:val="19"/>
-                <w:szCs w:val="19"/>
-              </w:rPr>
-              <w:t>Replace in string</w:t>
-            </w:r>
+            <w:proofErr w:type="spellStart"/>
+            <w:r>
+              <w:rPr>
+                <w:sz w:val="19"/>
+                <w:szCs w:val="19"/>
+              </w:rPr>
+              <w:t>Replace</w:t>
+            </w:r>
+            <w:proofErr w:type="spellEnd"/>
+            <w:r>
+              <w:rPr>
+                <w:sz w:val="19"/>
+                <w:szCs w:val="19"/>
+              </w:rPr>
+              <w:t xml:space="preserve"> in </w:t>
+            </w:r>
+            <w:proofErr w:type="spellStart"/>
+            <w:r>
+              <w:rPr>
+                <w:sz w:val="19"/>
+                <w:szCs w:val="19"/>
+              </w:rPr>
+              <w:t>string</w:t>
+            </w:r>
+            <w:proofErr w:type="spellEnd"/>
           </w:p>
         </w:tc>
         <w:tc>
@@ -6112,13 +7635,23 @@
             <w:pPr>
               <w:spacing w:after="20"/>
             </w:pPr>
-            <w:r>
-              <w:rPr>
-                <w:sz w:val="19"/>
-                <w:szCs w:val="19"/>
-              </w:rPr>
-              <w:t xml:space="preserve">Regex que extrai o ano de nascimento para </w:t>
-            </w:r>
+            <w:proofErr w:type="spellStart"/>
+            <w:r>
+              <w:rPr>
+                <w:sz w:val="19"/>
+                <w:szCs w:val="19"/>
+              </w:rPr>
+              <w:t>Regex</w:t>
+            </w:r>
+            <w:proofErr w:type="spellEnd"/>
+            <w:r>
+              <w:rPr>
+                <w:sz w:val="19"/>
+                <w:szCs w:val="19"/>
+              </w:rPr>
+              <w:t xml:space="preserve"> que extrai o ano de nascimento para </w:t>
+            </w:r>
+            <w:proofErr w:type="spellStart"/>
             <w:r>
               <w:rPr>
                 <w:rFonts w:ascii="Consolas" w:eastAsia="Consolas" w:hAnsi="Consolas" w:cs="Consolas"/>
@@ -6127,6 +7660,7 @@
               </w:rPr>
               <w:t>ano_nascimento</w:t>
             </w:r>
+            <w:proofErr w:type="spellEnd"/>
           </w:p>
         </w:tc>
       </w:tr>
@@ -6187,13 +7721,31 @@
             <w:pPr>
               <w:spacing w:after="20"/>
             </w:pPr>
-            <w:r>
-              <w:rPr>
-                <w:sz w:val="19"/>
-                <w:szCs w:val="19"/>
-              </w:rPr>
-              <w:t>Replace in string</w:t>
-            </w:r>
+            <w:proofErr w:type="spellStart"/>
+            <w:r>
+              <w:rPr>
+                <w:sz w:val="19"/>
+                <w:szCs w:val="19"/>
+              </w:rPr>
+              <w:t>Replace</w:t>
+            </w:r>
+            <w:proofErr w:type="spellEnd"/>
+            <w:r>
+              <w:rPr>
+                <w:sz w:val="19"/>
+                <w:szCs w:val="19"/>
+              </w:rPr>
+              <w:t xml:space="preserve"> in </w:t>
+            </w:r>
+            <w:proofErr w:type="spellStart"/>
+            <w:r>
+              <w:rPr>
+                <w:sz w:val="19"/>
+                <w:szCs w:val="19"/>
+              </w:rPr>
+              <w:t>string</w:t>
+            </w:r>
+            <w:proofErr w:type="spellEnd"/>
           </w:p>
         </w:tc>
         <w:tc>
@@ -6216,13 +7768,23 @@
             <w:pPr>
               <w:spacing w:after="20"/>
             </w:pPr>
-            <w:r>
-              <w:rPr>
-                <w:sz w:val="19"/>
-                <w:szCs w:val="19"/>
-              </w:rPr>
-              <w:t xml:space="preserve">Regex que oculta a parte local do email em </w:t>
-            </w:r>
+            <w:proofErr w:type="spellStart"/>
+            <w:r>
+              <w:rPr>
+                <w:sz w:val="19"/>
+                <w:szCs w:val="19"/>
+              </w:rPr>
+              <w:t>Regex</w:t>
+            </w:r>
+            <w:proofErr w:type="spellEnd"/>
+            <w:r>
+              <w:rPr>
+                <w:sz w:val="19"/>
+                <w:szCs w:val="19"/>
+              </w:rPr>
+              <w:t xml:space="preserve"> que oculta a parte local do email em </w:t>
+            </w:r>
+            <w:proofErr w:type="spellStart"/>
             <w:r>
               <w:rPr>
                 <w:rFonts w:ascii="Consolas" w:eastAsia="Consolas" w:hAnsi="Consolas" w:cs="Consolas"/>
@@ -6231,6 +7793,7 @@
               </w:rPr>
               <w:t>email_anon</w:t>
             </w:r>
+            <w:proofErr w:type="spellEnd"/>
           </w:p>
         </w:tc>
       </w:tr>
@@ -6292,13 +7855,31 @@
             <w:pPr>
               <w:spacing w:after="20"/>
             </w:pPr>
-            <w:r>
-              <w:rPr>
-                <w:sz w:val="19"/>
-                <w:szCs w:val="19"/>
-              </w:rPr>
-              <w:t>Select values</w:t>
-            </w:r>
+            <w:proofErr w:type="spellStart"/>
+            <w:r>
+              <w:rPr>
+                <w:sz w:val="19"/>
+                <w:szCs w:val="19"/>
+              </w:rPr>
+              <w:t>Select</w:t>
+            </w:r>
+            <w:proofErr w:type="spellEnd"/>
+            <w:r>
+              <w:rPr>
+                <w:sz w:val="19"/>
+                <w:szCs w:val="19"/>
+              </w:rPr>
+              <w:t xml:space="preserve"> </w:t>
+            </w:r>
+            <w:proofErr w:type="spellStart"/>
+            <w:r>
+              <w:rPr>
+                <w:sz w:val="19"/>
+                <w:szCs w:val="19"/>
+              </w:rPr>
+              <w:t>values</w:t>
+            </w:r>
+            <w:proofErr w:type="spellEnd"/>
           </w:p>
         </w:tc>
         <w:tc>
@@ -6329,6 +7910,7 @@
               </w:rPr>
               <w:t xml:space="preserve">Mantém </w:t>
             </w:r>
+            <w:proofErr w:type="spellStart"/>
             <w:r>
               <w:rPr>
                 <w:rFonts w:ascii="Consolas" w:eastAsia="Consolas" w:hAnsi="Consolas" w:cs="Consolas"/>
@@ -6337,6 +7919,7 @@
               </w:rPr>
               <w:t>username</w:t>
             </w:r>
+            <w:proofErr w:type="spellEnd"/>
             <w:r>
               <w:rPr>
                 <w:sz w:val="19"/>
@@ -6344,6 +7927,7 @@
               </w:rPr>
               <w:t xml:space="preserve">, </w:t>
             </w:r>
+            <w:proofErr w:type="spellStart"/>
             <w:r>
               <w:rPr>
                 <w:rFonts w:ascii="Consolas" w:eastAsia="Consolas" w:hAnsi="Consolas" w:cs="Consolas"/>
@@ -6352,6 +7936,7 @@
               </w:rPr>
               <w:t>nome_completo</w:t>
             </w:r>
+            <w:proofErr w:type="spellEnd"/>
             <w:r>
               <w:rPr>
                 <w:sz w:val="19"/>
@@ -6359,6 +7944,7 @@
               </w:rPr>
               <w:t xml:space="preserve">, </w:t>
             </w:r>
+            <w:proofErr w:type="spellStart"/>
             <w:r>
               <w:rPr>
                 <w:rFonts w:ascii="Consolas" w:eastAsia="Consolas" w:hAnsi="Consolas" w:cs="Consolas"/>
@@ -6367,6 +7953,7 @@
               </w:rPr>
               <w:t>email_anon</w:t>
             </w:r>
+            <w:proofErr w:type="spellEnd"/>
             <w:r>
               <w:rPr>
                 <w:sz w:val="19"/>
@@ -6374,6 +7961,7 @@
               </w:rPr>
               <w:t xml:space="preserve">, </w:t>
             </w:r>
+            <w:proofErr w:type="spellStart"/>
             <w:r>
               <w:rPr>
                 <w:rFonts w:ascii="Consolas" w:eastAsia="Consolas" w:hAnsi="Consolas" w:cs="Consolas"/>
@@ -6382,6 +7970,7 @@
               </w:rPr>
               <w:t>ano_nascimento</w:t>
             </w:r>
+            <w:proofErr w:type="spellEnd"/>
             <w:r>
               <w:rPr>
                 <w:sz w:val="19"/>
@@ -6456,12 +8045,21 @@
             <w:pPr>
               <w:spacing w:after="20"/>
             </w:pPr>
-            <w:r>
-              <w:rPr>
-                <w:sz w:val="19"/>
-                <w:szCs w:val="19"/>
-              </w:rPr>
-              <w:t>Text file output</w:t>
+            <w:proofErr w:type="spellStart"/>
+            <w:r>
+              <w:rPr>
+                <w:sz w:val="19"/>
+                <w:szCs w:val="19"/>
+              </w:rPr>
+              <w:t>Text</w:t>
+            </w:r>
+            <w:proofErr w:type="spellEnd"/>
+            <w:r>
+              <w:rPr>
+                <w:sz w:val="19"/>
+                <w:szCs w:val="19"/>
+              </w:rPr>
+              <w:t xml:space="preserve"> file output</w:t>
             </w:r>
           </w:p>
         </w:tc>
@@ -6523,119 +8121,6 @@
       </w:r>
       <w:r>
         <w:t xml:space="preserve"> 50 alunos lidos e 50 gravados. O ramo de erros ficou vazio porque a API só devolve emails válidos, mas foi mantido para demonstrar a validação.</w:t>
-      </w:r>
-    </w:p>
-    <w:tbl>
-      <w:tblPr>
-        <w:tblW w:w="9638" w:type="dxa"/>
-        <w:tblBorders>
-          <w:top w:val="single" w:sz="4" w:space="0" w:color="auto"/>
-          <w:left w:val="single" w:sz="4" w:space="0" w:color="auto"/>
-          <w:bottom w:val="single" w:sz="4" w:space="0" w:color="auto"/>
-          <w:right w:val="single" w:sz="4" w:space="0" w:color="auto"/>
-          <w:insideH w:val="single" w:sz="4" w:space="0" w:color="auto"/>
-          <w:insideV w:val="single" w:sz="4" w:space="0" w:color="auto"/>
-        </w:tblBorders>
-        <w:tblCellMar>
-          <w:left w:w="10" w:type="dxa"/>
-          <w:right w:w="10" w:type="dxa"/>
-        </w:tblCellMar>
-        <w:tblLook w:val="04A0" w:firstRow="1" w:lastRow="0" w:firstColumn="1" w:lastColumn="0" w:noHBand="0" w:noVBand="1"/>
-      </w:tblPr>
-      <w:tblGrid>
-        <w:gridCol w:w="9638"/>
-      </w:tblGrid>
-      <w:tr>
-        <w:tblPrEx>
-          <w:tblCellMar>
-            <w:top w:w="0" w:type="dxa"/>
-            <w:bottom w:w="0" w:type="dxa"/>
-          </w:tblCellMar>
-        </w:tblPrEx>
-        <w:tc>
-          <w:tcPr>
-            <w:tcW w:w="9638" w:type="dxa"/>
-            <w:tcBorders>
-              <w:top w:val="dashed" w:sz="6" w:space="0" w:color="7F7F7F"/>
-              <w:left w:val="dashed" w:sz="6" w:space="0" w:color="7F7F7F"/>
-              <w:bottom w:val="dashed" w:sz="6" w:space="0" w:color="7F7F7F"/>
-              <w:right w:val="dashed" w:sz="6" w:space="0" w:color="7F7F7F"/>
-            </w:tcBorders>
-            <w:shd w:val="clear" w:color="auto" w:fill="F2F2F2"/>
-            <w:tcMar>
-              <w:top w:w="500" w:type="dxa"/>
-              <w:left w:w="200" w:type="dxa"/>
-              <w:bottom w:w="500" w:type="dxa"/>
-              <w:right w:w="200" w:type="dxa"/>
-            </w:tcMar>
-          </w:tcPr>
-          <w:p>
-            <w:pPr>
-              <w:jc w:val="center"/>
-            </w:pPr>
-            <w:r>
-              <w:rPr>
-                <w:i/>
-                <w:iCs/>
-                <w:sz w:val="20"/>
-                <w:szCs w:val="20"/>
-                <w:highlight w:val="yellow"/>
-              </w:rPr>
-              <w:t>[INSERIR PRINT: Pré-visualização do resultado da API (JSON) e do ficheiro alunos_limpos.csv]</w:t>
-            </w:r>
-          </w:p>
-        </w:tc>
-      </w:tr>
-    </w:tbl>
-    <w:p>
-      <w:pPr>
-        <w:spacing w:before="60" w:after="200"/>
-        <w:jc w:val="center"/>
-      </w:pPr>
-      <w:r>
-        <w:rPr>
-          <w:i/>
-          <w:iCs/>
-          <w:color w:val="595959"/>
-          <w:sz w:val="18"/>
-          <w:szCs w:val="18"/>
-        </w:rPr>
-        <w:t>Figura 2 – Pré-visualização do resultado da API (JSON) e do ficheiro alunos_limpos.csv</w:t>
-      </w:r>
-    </w:p>
-    <w:p>
-      <w:pPr>
-        <w:pStyle w:val="Ttulo2"/>
-      </w:pPr>
-      <w:r>
-        <w:t>4.2 t2_notas_ucs: limpeza e validação das notas</w:t>
-      </w:r>
-    </w:p>
-    <w:p>
-      <w:pPr>
-        <w:spacing w:after="120" w:line="276" w:lineRule="auto"/>
-        <w:jc w:val="both"/>
-      </w:pPr>
-      <w:r>
-        <w:rPr>
-          <w:b/>
-          <w:bCs/>
-        </w:rPr>
-        <w:t>Objetivo:</w:t>
-      </w:r>
-      <w:r>
-        <w:t xml:space="preserve"> ler </w:t>
-      </w:r>
-      <w:r>
-        <w:rPr>
-          <w:rFonts w:ascii="Consolas" w:eastAsia="Consolas" w:hAnsi="Consolas" w:cs="Consolas"/>
-          <w:sz w:val="20"/>
-          <w:szCs w:val="20"/>
-        </w:rPr>
-        <w:t>notas.csv</w:t>
-      </w:r>
-      <w:r>
-        <w:t>, corrigir os erros de formato, validar o intervalo das notas, remover duplicados e separar os registos inválidos.</w:t>
       </w:r>
     </w:p>
     <w:tbl>
@@ -6687,6 +8172,210 @@
               <w:jc w:val="center"/>
             </w:pPr>
             <w:r>
+              <w:drawing>
+                <wp:inline distT="0" distB="0" distL="0" distR="0" wp14:anchorId="02117D61" wp14:editId="7403AC01">
+                  <wp:extent cx="6120130" cy="3441700"/>
+                  <wp:effectExtent l="0" t="0" r="0" b="6350"/>
+                  <wp:docPr id="1126306663" name="Imagem 1"/>
+                  <wp:cNvGraphicFramePr>
+                    <a:graphicFrameLocks xmlns:a="http://schemas.openxmlformats.org/drawingml/2006/main" noChangeAspect="1"/>
+                  </wp:cNvGraphicFramePr>
+                  <a:graphic xmlns:a="http://schemas.openxmlformats.org/drawingml/2006/main">
+                    <a:graphicData uri="http://schemas.openxmlformats.org/drawingml/2006/picture">
+                      <pic:pic xmlns:pic="http://schemas.openxmlformats.org/drawingml/2006/picture">
+                        <pic:nvPicPr>
+                          <pic:cNvPr id="1126306663" name=""/>
+                          <pic:cNvPicPr/>
+                        </pic:nvPicPr>
+                        <pic:blipFill>
+                          <a:blip r:embed="rId8"/>
+                          <a:stretch>
+                            <a:fillRect/>
+                          </a:stretch>
+                        </pic:blipFill>
+                        <pic:spPr>
+                          <a:xfrm>
+                            <a:off x="0" y="0"/>
+                            <a:ext cx="6120130" cy="3441700"/>
+                          </a:xfrm>
+                          <a:prstGeom prst="rect">
+                            <a:avLst/>
+                          </a:prstGeom>
+                        </pic:spPr>
+                      </pic:pic>
+                    </a:graphicData>
+                  </a:graphic>
+                </wp:inline>
+              </w:drawing>
+            </w:r>
+          </w:p>
+          <w:p>
+            <w:pPr>
+              <w:jc w:val="center"/>
+            </w:pPr>
+          </w:p>
+          <w:p>
+            <w:pPr>
+              <w:jc w:val="center"/>
+            </w:pPr>
+            <w:r>
+              <w:lastRenderedPageBreak/>
+              <w:drawing>
+                <wp:inline distT="0" distB="0" distL="0" distR="0" wp14:anchorId="41BDCB19" wp14:editId="29254F62">
+                  <wp:extent cx="6111770" cy="5928874"/>
+                  <wp:effectExtent l="0" t="0" r="3810" b="0"/>
+                  <wp:docPr id="178969173" name="Imagem 1"/>
+                  <wp:cNvGraphicFramePr>
+                    <a:graphicFrameLocks xmlns:a="http://schemas.openxmlformats.org/drawingml/2006/main" noChangeAspect="1"/>
+                  </wp:cNvGraphicFramePr>
+                  <a:graphic xmlns:a="http://schemas.openxmlformats.org/drawingml/2006/main">
+                    <a:graphicData uri="http://schemas.openxmlformats.org/drawingml/2006/picture">
+                      <pic:pic xmlns:pic="http://schemas.openxmlformats.org/drawingml/2006/picture">
+                        <pic:nvPicPr>
+                          <pic:cNvPr id="178969173" name=""/>
+                          <pic:cNvPicPr/>
+                        </pic:nvPicPr>
+                        <pic:blipFill>
+                          <a:blip r:embed="rId9"/>
+                          <a:stretch>
+                            <a:fillRect/>
+                          </a:stretch>
+                        </pic:blipFill>
+                        <pic:spPr>
+                          <a:xfrm>
+                            <a:off x="0" y="0"/>
+                            <a:ext cx="6111770" cy="5928874"/>
+                          </a:xfrm>
+                          <a:prstGeom prst="rect">
+                            <a:avLst/>
+                          </a:prstGeom>
+                        </pic:spPr>
+                      </pic:pic>
+                    </a:graphicData>
+                  </a:graphic>
+                </wp:inline>
+              </w:drawing>
+            </w:r>
+          </w:p>
+        </w:tc>
+      </w:tr>
+    </w:tbl>
+    <w:p>
+      <w:pPr>
+        <w:spacing w:before="60" w:after="200"/>
+        <w:jc w:val="center"/>
+      </w:pPr>
+      <w:r>
+        <w:rPr>
+          <w:i/>
+          <w:iCs/>
+          <w:color w:val="595959"/>
+          <w:sz w:val="18"/>
+          <w:szCs w:val="18"/>
+        </w:rPr>
+        <w:lastRenderedPageBreak/>
+        <w:t>Figura 2 – Pré-visualização do resultado da API (JSON) e do ficheiro alunos_limpos.csv</w:t>
+      </w:r>
+    </w:p>
+    <w:p>
+      <w:pPr>
+        <w:rPr>
+          <w:b/>
+          <w:bCs/>
+          <w:color w:val="2E5597"/>
+          <w:sz w:val="26"/>
+          <w:szCs w:val="26"/>
+        </w:rPr>
+      </w:pPr>
+      <w:r>
+        <w:br w:type="page"/>
+      </w:r>
+    </w:p>
+    <w:p>
+      <w:pPr>
+        <w:pStyle w:val="Ttulo2"/>
+      </w:pPr>
+      <w:r>
+        <w:lastRenderedPageBreak/>
+        <w:t>4.2 t2_notas_ucs: limpeza e validação das notas</w:t>
+      </w:r>
+    </w:p>
+    <w:p>
+      <w:pPr>
+        <w:spacing w:after="120" w:line="276" w:lineRule="auto"/>
+        <w:jc w:val="both"/>
+      </w:pPr>
+      <w:r>
+        <w:rPr>
+          <w:b/>
+          <w:bCs/>
+        </w:rPr>
+        <w:t>Objetivo:</w:t>
+      </w:r>
+      <w:r>
+        <w:t xml:space="preserve"> ler </w:t>
+      </w:r>
+      <w:r>
+        <w:rPr>
+          <w:rFonts w:ascii="Consolas" w:eastAsia="Consolas" w:hAnsi="Consolas" w:cs="Consolas"/>
+          <w:sz w:val="20"/>
+          <w:szCs w:val="20"/>
+        </w:rPr>
+        <w:t>notas.csv</w:t>
+      </w:r>
+      <w:r>
+        <w:t>, corrigir os erros de formato, validar o intervalo das notas, remover duplicados e separar os registos inválidos.</w:t>
+      </w:r>
+    </w:p>
+    <w:tbl>
+      <w:tblPr>
+        <w:tblW w:w="9638" w:type="dxa"/>
+        <w:tblBorders>
+          <w:top w:val="single" w:sz="4" w:space="0" w:color="auto"/>
+          <w:left w:val="single" w:sz="4" w:space="0" w:color="auto"/>
+          <w:bottom w:val="single" w:sz="4" w:space="0" w:color="auto"/>
+          <w:right w:val="single" w:sz="4" w:space="0" w:color="auto"/>
+          <w:insideH w:val="single" w:sz="4" w:space="0" w:color="auto"/>
+          <w:insideV w:val="single" w:sz="4" w:space="0" w:color="auto"/>
+        </w:tblBorders>
+        <w:tblCellMar>
+          <w:left w:w="10" w:type="dxa"/>
+          <w:right w:w="10" w:type="dxa"/>
+        </w:tblCellMar>
+        <w:tblLook w:val="04A0" w:firstRow="1" w:lastRow="0" w:firstColumn="1" w:lastColumn="0" w:noHBand="0" w:noVBand="1"/>
+      </w:tblPr>
+      <w:tblGrid>
+        <w:gridCol w:w="10038"/>
+      </w:tblGrid>
+      <w:tr>
+        <w:tblPrEx>
+          <w:tblCellMar>
+            <w:top w:w="0" w:type="dxa"/>
+            <w:bottom w:w="0" w:type="dxa"/>
+          </w:tblCellMar>
+        </w:tblPrEx>
+        <w:tc>
+          <w:tcPr>
+            <w:tcW w:w="9638" w:type="dxa"/>
+            <w:tcBorders>
+              <w:top w:val="dashed" w:sz="6" w:space="0" w:color="7F7F7F"/>
+              <w:left w:val="dashed" w:sz="6" w:space="0" w:color="7F7F7F"/>
+              <w:bottom w:val="dashed" w:sz="6" w:space="0" w:color="7F7F7F"/>
+              <w:right w:val="dashed" w:sz="6" w:space="0" w:color="7F7F7F"/>
+            </w:tcBorders>
+            <w:shd w:val="clear" w:color="auto" w:fill="F2F2F2"/>
+            <w:tcMar>
+              <w:top w:w="500" w:type="dxa"/>
+              <w:left w:w="200" w:type="dxa"/>
+              <w:bottom w:w="500" w:type="dxa"/>
+              <w:right w:w="200" w:type="dxa"/>
+            </w:tcMar>
+          </w:tcPr>
+          <w:p>
+            <w:pPr>
+              <w:jc w:val="center"/>
+            </w:pPr>
+            <w:r>
               <w:rPr>
                 <w:i/>
                 <w:iCs/>
@@ -6709,7 +8398,7 @@
                           <pic:cNvPicPr/>
                         </pic:nvPicPr>
                         <pic:blipFill>
-                          <a:blip r:embed="rId8"/>
+                          <a:blip r:embed="rId10"/>
                           <a:stretch>
                             <a:fillRect/>
                           </a:stretch>
@@ -6746,8 +8435,20 @@
           <w:sz w:val="18"/>
           <w:szCs w:val="18"/>
         </w:rPr>
-        <w:t>Figura 3 – Diagrama da transformação t2_notas_ucs no Spoon</w:t>
-      </w:r>
+        <w:t xml:space="preserve">Figura 3 – Diagrama da transformação t2_notas_ucs no </w:t>
+      </w:r>
+      <w:proofErr w:type="spellStart"/>
+      <w:r>
+        <w:rPr>
+          <w:i/>
+          <w:iCs/>
+          <w:color w:val="595959"/>
+          <w:sz w:val="18"/>
+          <w:szCs w:val="18"/>
+        </w:rPr>
+        <w:t>Spoon</w:t>
+      </w:r>
+      <w:proofErr w:type="spellEnd"/>
     </w:p>
     <w:tbl>
       <w:tblPr>
@@ -7034,13 +8735,31 @@
             <w:pPr>
               <w:spacing w:after="20"/>
             </w:pPr>
-            <w:r>
-              <w:rPr>
-                <w:sz w:val="19"/>
-                <w:szCs w:val="19"/>
-              </w:rPr>
-              <w:t>String operations</w:t>
-            </w:r>
+            <w:proofErr w:type="spellStart"/>
+            <w:r>
+              <w:rPr>
+                <w:sz w:val="19"/>
+                <w:szCs w:val="19"/>
+              </w:rPr>
+              <w:t>String</w:t>
+            </w:r>
+            <w:proofErr w:type="spellEnd"/>
+            <w:r>
+              <w:rPr>
+                <w:sz w:val="19"/>
+                <w:szCs w:val="19"/>
+              </w:rPr>
+              <w:t xml:space="preserve"> </w:t>
+            </w:r>
+            <w:proofErr w:type="spellStart"/>
+            <w:r>
+              <w:rPr>
+                <w:sz w:val="19"/>
+                <w:szCs w:val="19"/>
+              </w:rPr>
+              <w:t>operations</w:t>
+            </w:r>
+            <w:proofErr w:type="spellEnd"/>
           </w:p>
         </w:tc>
         <w:tc>
@@ -7064,6 +8783,7 @@
             <w:pPr>
               <w:spacing w:after="20"/>
             </w:pPr>
+            <w:proofErr w:type="spellStart"/>
             <w:r>
               <w:rPr>
                 <w:rFonts w:ascii="Consolas" w:eastAsia="Consolas" w:hAnsi="Consolas" w:cs="Consolas"/>
@@ -7072,6 +8792,7 @@
               </w:rPr>
               <w:t>username</w:t>
             </w:r>
+            <w:proofErr w:type="spellEnd"/>
             <w:r>
               <w:rPr>
                 <w:sz w:val="19"/>
@@ -7079,6 +8800,7 @@
               </w:rPr>
               <w:t xml:space="preserve"> sem espaços e em minúsculas; </w:t>
             </w:r>
+            <w:proofErr w:type="spellStart"/>
             <w:r>
               <w:rPr>
                 <w:rFonts w:ascii="Consolas" w:eastAsia="Consolas" w:hAnsi="Consolas" w:cs="Consolas"/>
@@ -7087,6 +8809,7 @@
               </w:rPr>
               <w:t>uc</w:t>
             </w:r>
+            <w:proofErr w:type="spellEnd"/>
             <w:r>
               <w:rPr>
                 <w:sz w:val="19"/>
@@ -7153,13 +8876,31 @@
             <w:pPr>
               <w:spacing w:after="20"/>
             </w:pPr>
-            <w:r>
-              <w:rPr>
-                <w:sz w:val="19"/>
-                <w:szCs w:val="19"/>
-              </w:rPr>
-              <w:t>Replace in string</w:t>
-            </w:r>
+            <w:proofErr w:type="spellStart"/>
+            <w:r>
+              <w:rPr>
+                <w:sz w:val="19"/>
+                <w:szCs w:val="19"/>
+              </w:rPr>
+              <w:t>Replace</w:t>
+            </w:r>
+            <w:proofErr w:type="spellEnd"/>
+            <w:r>
+              <w:rPr>
+                <w:sz w:val="19"/>
+                <w:szCs w:val="19"/>
+              </w:rPr>
+              <w:t xml:space="preserve"> in </w:t>
+            </w:r>
+            <w:proofErr w:type="spellStart"/>
+            <w:r>
+              <w:rPr>
+                <w:sz w:val="19"/>
+                <w:szCs w:val="19"/>
+              </w:rPr>
+              <w:t>string</w:t>
+            </w:r>
+            <w:proofErr w:type="spellEnd"/>
           </w:p>
         </w:tc>
         <w:tc>
@@ -7187,31 +8928,87 @@
                 <w:sz w:val="19"/>
                 <w:szCs w:val="19"/>
               </w:rPr>
-              <w:t xml:space="preserve">Troca a vírgula decimal por ponto; regex que converte </w:t>
-            </w:r>
+              <w:t xml:space="preserve">Troca a vírgula decimal por ponto; </w:t>
+            </w:r>
+            <w:proofErr w:type="spellStart"/>
+            <w:r>
+              <w:rPr>
+                <w:sz w:val="19"/>
+                <w:szCs w:val="19"/>
+              </w:rPr>
+              <w:t>regex</w:t>
+            </w:r>
+            <w:proofErr w:type="spellEnd"/>
+            <w:r>
+              <w:rPr>
+                <w:sz w:val="19"/>
+                <w:szCs w:val="19"/>
+              </w:rPr>
+              <w:t xml:space="preserve"> que converte </w:t>
+            </w:r>
+            <w:proofErr w:type="spellStart"/>
             <w:r>
               <w:rPr>
                 <w:rFonts w:ascii="Consolas" w:eastAsia="Consolas" w:hAnsi="Consolas" w:cs="Consolas"/>
                 <w:sz w:val="17"/>
                 <w:szCs w:val="17"/>
               </w:rPr>
-              <w:t>dd/mm/aaaa</w:t>
-            </w:r>
-            <w:r>
-              <w:rPr>
-                <w:sz w:val="19"/>
-                <w:szCs w:val="19"/>
-              </w:rPr>
-              <w:t xml:space="preserve"> em </w:t>
-            </w:r>
+              <w:t>dd</w:t>
+            </w:r>
+            <w:proofErr w:type="spellEnd"/>
             <w:r>
               <w:rPr>
                 <w:rFonts w:ascii="Consolas" w:eastAsia="Consolas" w:hAnsi="Consolas" w:cs="Consolas"/>
                 <w:sz w:val="17"/>
                 <w:szCs w:val="17"/>
               </w:rPr>
-              <w:t>aaaa-mm-dd</w:t>
-            </w:r>
+              <w:t>/mm/</w:t>
+            </w:r>
+            <w:proofErr w:type="spellStart"/>
+            <w:r>
+              <w:rPr>
+                <w:rFonts w:ascii="Consolas" w:eastAsia="Consolas" w:hAnsi="Consolas" w:cs="Consolas"/>
+                <w:sz w:val="17"/>
+                <w:szCs w:val="17"/>
+              </w:rPr>
+              <w:t>aaaa</w:t>
+            </w:r>
+            <w:proofErr w:type="spellEnd"/>
+            <w:r>
+              <w:rPr>
+                <w:sz w:val="19"/>
+                <w:szCs w:val="19"/>
+              </w:rPr>
+              <w:t xml:space="preserve"> em </w:t>
+            </w:r>
+            <w:proofErr w:type="spellStart"/>
+            <w:r>
+              <w:rPr>
+                <w:rFonts w:ascii="Consolas" w:eastAsia="Consolas" w:hAnsi="Consolas" w:cs="Consolas"/>
+                <w:sz w:val="17"/>
+                <w:szCs w:val="17"/>
+              </w:rPr>
+              <w:t>aaaa</w:t>
+            </w:r>
+            <w:proofErr w:type="spellEnd"/>
+            <w:r>
+              <w:rPr>
+                <w:rFonts w:ascii="Consolas" w:eastAsia="Consolas" w:hAnsi="Consolas" w:cs="Consolas"/>
+                <w:sz w:val="17"/>
+                <w:szCs w:val="17"/>
+              </w:rPr>
+              <w:t>-mm-</w:t>
+            </w:r>
+            <w:proofErr w:type="spellStart"/>
+            <w:r>
+              <w:rPr>
+                <w:rFonts w:ascii="Consolas" w:eastAsia="Consolas" w:hAnsi="Consolas" w:cs="Consolas"/>
+                <w:sz w:val="17"/>
+                <w:szCs w:val="17"/>
+              </w:rPr>
+              <w:t>dd</w:t>
+            </w:r>
+            <w:proofErr w:type="spellEnd"/>
           </w:p>
         </w:tc>
       </w:tr>
@@ -7248,7 +9045,6 @@
                 <w:sz w:val="19"/>
                 <w:szCs w:val="19"/>
               </w:rPr>
-              <w:lastRenderedPageBreak/>
               <w:t>Converter nota</w:t>
             </w:r>
           </w:p>
@@ -7274,12 +9070,37 @@
             <w:pPr>
               <w:spacing w:after="20"/>
             </w:pPr>
-            <w:r>
-              <w:rPr>
-                <w:sz w:val="19"/>
-                <w:szCs w:val="19"/>
-              </w:rPr>
-              <w:t>Select values (Meta-data)</w:t>
+            <w:proofErr w:type="spellStart"/>
+            <w:r>
+              <w:rPr>
+                <w:sz w:val="19"/>
+                <w:szCs w:val="19"/>
+              </w:rPr>
+              <w:t>Select</w:t>
+            </w:r>
+            <w:proofErr w:type="spellEnd"/>
+            <w:r>
+              <w:rPr>
+                <w:sz w:val="19"/>
+                <w:szCs w:val="19"/>
+              </w:rPr>
+              <w:t xml:space="preserve"> </w:t>
+            </w:r>
+            <w:proofErr w:type="spellStart"/>
+            <w:r>
+              <w:rPr>
+                <w:sz w:val="19"/>
+                <w:szCs w:val="19"/>
+              </w:rPr>
+              <w:t>values</w:t>
+            </w:r>
+            <w:proofErr w:type="spellEnd"/>
+            <w:r>
+              <w:rPr>
+                <w:sz w:val="19"/>
+                <w:szCs w:val="19"/>
+              </w:rPr>
+              <w:t xml:space="preserve"> (Meta-data)</w:t>
             </w:r>
           </w:p>
         </w:tc>
@@ -7415,13 +9236,31 @@
             <w:pPr>
               <w:spacing w:after="20"/>
             </w:pPr>
-            <w:r>
-              <w:rPr>
-                <w:sz w:val="19"/>
-                <w:szCs w:val="19"/>
-              </w:rPr>
-              <w:t>Filter rows</w:t>
-            </w:r>
+            <w:proofErr w:type="spellStart"/>
+            <w:r>
+              <w:rPr>
+                <w:sz w:val="19"/>
+                <w:szCs w:val="19"/>
+              </w:rPr>
+              <w:t>Filter</w:t>
+            </w:r>
+            <w:proofErr w:type="spellEnd"/>
+            <w:r>
+              <w:rPr>
+                <w:sz w:val="19"/>
+                <w:szCs w:val="19"/>
+              </w:rPr>
+              <w:t xml:space="preserve"> </w:t>
+            </w:r>
+            <w:proofErr w:type="spellStart"/>
+            <w:r>
+              <w:rPr>
+                <w:sz w:val="19"/>
+                <w:szCs w:val="19"/>
+              </w:rPr>
+              <w:t>rows</w:t>
+            </w:r>
+            <w:proofErr w:type="spellEnd"/>
           </w:p>
         </w:tc>
         <w:tc>
@@ -7520,12 +9359,21 @@
             <w:pPr>
               <w:spacing w:after="20"/>
             </w:pPr>
-            <w:r>
-              <w:rPr>
-                <w:sz w:val="19"/>
-                <w:szCs w:val="19"/>
-              </w:rPr>
-              <w:t>Text file output</w:t>
+            <w:proofErr w:type="spellStart"/>
+            <w:r>
+              <w:rPr>
+                <w:sz w:val="19"/>
+                <w:szCs w:val="19"/>
+              </w:rPr>
+              <w:t>Text</w:t>
+            </w:r>
+            <w:proofErr w:type="spellEnd"/>
+            <w:r>
+              <w:rPr>
+                <w:sz w:val="19"/>
+                <w:szCs w:val="19"/>
+              </w:rPr>
+              <w:t xml:space="preserve"> file output</w:t>
             </w:r>
           </w:p>
         </w:tc>
@@ -7631,13 +9479,31 @@
             <w:pPr>
               <w:spacing w:after="20"/>
             </w:pPr>
-            <w:r>
-              <w:rPr>
-                <w:sz w:val="19"/>
-                <w:szCs w:val="19"/>
-              </w:rPr>
-              <w:t>Sort rows</w:t>
-            </w:r>
+            <w:proofErr w:type="spellStart"/>
+            <w:r>
+              <w:rPr>
+                <w:sz w:val="19"/>
+                <w:szCs w:val="19"/>
+              </w:rPr>
+              <w:t>Sort</w:t>
+            </w:r>
+            <w:proofErr w:type="spellEnd"/>
+            <w:r>
+              <w:rPr>
+                <w:sz w:val="19"/>
+                <w:szCs w:val="19"/>
+              </w:rPr>
+              <w:t xml:space="preserve"> </w:t>
+            </w:r>
+            <w:proofErr w:type="spellStart"/>
+            <w:r>
+              <w:rPr>
+                <w:sz w:val="19"/>
+                <w:szCs w:val="19"/>
+              </w:rPr>
+              <w:t>rows</w:t>
+            </w:r>
+            <w:proofErr w:type="spellEnd"/>
           </w:p>
         </w:tc>
         <w:tc>
@@ -7665,7 +9531,39 @@
                 <w:sz w:val="19"/>
                 <w:szCs w:val="19"/>
               </w:rPr>
-              <w:t>Ordena pelos cinco campos (requisito do Unique rows)</w:t>
+              <w:t xml:space="preserve">Ordena pelos cinco campos (requisito do </w:t>
+            </w:r>
+            <w:proofErr w:type="spellStart"/>
+            <w:r>
+              <w:rPr>
+                <w:sz w:val="19"/>
+                <w:szCs w:val="19"/>
+              </w:rPr>
+              <w:t>Unique</w:t>
+            </w:r>
+            <w:proofErr w:type="spellEnd"/>
+            <w:r>
+              <w:rPr>
+                <w:sz w:val="19"/>
+                <w:szCs w:val="19"/>
+              </w:rPr>
+              <w:t xml:space="preserve"> </w:t>
+            </w:r>
+            <w:proofErr w:type="spellStart"/>
+            <w:r>
+              <w:rPr>
+                <w:sz w:val="19"/>
+                <w:szCs w:val="19"/>
+              </w:rPr>
+              <w:t>rows</w:t>
+            </w:r>
+            <w:proofErr w:type="spellEnd"/>
+            <w:r>
+              <w:rPr>
+                <w:sz w:val="19"/>
+                <w:szCs w:val="19"/>
+              </w:rPr>
+              <w:t>)</w:t>
             </w:r>
           </w:p>
         </w:tc>
@@ -7728,13 +9626,31 @@
             <w:pPr>
               <w:spacing w:after="20"/>
             </w:pPr>
-            <w:r>
-              <w:rPr>
-                <w:sz w:val="19"/>
-                <w:szCs w:val="19"/>
-              </w:rPr>
-              <w:t>Unique rows</w:t>
-            </w:r>
+            <w:proofErr w:type="spellStart"/>
+            <w:r>
+              <w:rPr>
+                <w:sz w:val="19"/>
+                <w:szCs w:val="19"/>
+              </w:rPr>
+              <w:t>Unique</w:t>
+            </w:r>
+            <w:proofErr w:type="spellEnd"/>
+            <w:r>
+              <w:rPr>
+                <w:sz w:val="19"/>
+                <w:szCs w:val="19"/>
+              </w:rPr>
+              <w:t xml:space="preserve"> </w:t>
+            </w:r>
+            <w:proofErr w:type="spellStart"/>
+            <w:r>
+              <w:rPr>
+                <w:sz w:val="19"/>
+                <w:szCs w:val="19"/>
+              </w:rPr>
+              <w:t>rows</w:t>
+            </w:r>
+            <w:proofErr w:type="spellEnd"/>
           </w:p>
         </w:tc>
         <w:tc>
@@ -7824,12 +9740,21 @@
             <w:pPr>
               <w:spacing w:after="20"/>
             </w:pPr>
-            <w:r>
-              <w:rPr>
-                <w:sz w:val="19"/>
-                <w:szCs w:val="19"/>
-              </w:rPr>
-              <w:t>Text file output</w:t>
+            <w:proofErr w:type="spellStart"/>
+            <w:r>
+              <w:rPr>
+                <w:sz w:val="19"/>
+                <w:szCs w:val="19"/>
+              </w:rPr>
+              <w:t>Text</w:t>
+            </w:r>
+            <w:proofErr w:type="spellEnd"/>
+            <w:r>
+              <w:rPr>
+                <w:sz w:val="19"/>
+                <w:szCs w:val="19"/>
+              </w:rPr>
+              <w:t xml:space="preserve"> file output</w:t>
             </w:r>
           </w:p>
         </w:tc>
@@ -8283,6 +10208,7 @@
                 <w:sz w:val="19"/>
                 <w:szCs w:val="19"/>
               </w:rPr>
+              <w:lastRenderedPageBreak/>
               <w:t>Notas limpas</w:t>
             </w:r>
           </w:p>
@@ -8388,7 +10314,7 @@
                           <pic:cNvPicPr/>
                         </pic:nvPicPr>
                         <pic:blipFill>
-                          <a:blip r:embed="rId9"/>
+                          <a:blip r:embed="rId11"/>
                           <a:stretch>
                             <a:fillRect/>
                           </a:stretch>
@@ -8435,7 +10361,7 @@
                           <pic:cNvPicPr/>
                         </pic:nvPicPr>
                         <pic:blipFill>
-                          <a:blip r:embed="rId10"/>
+                          <a:blip r:embed="rId12"/>
                           <a:stretch>
                             <a:fillRect/>
                           </a:stretch>
@@ -8472,7 +10398,29 @@
           <w:sz w:val="18"/>
           <w:szCs w:val="18"/>
         </w:rPr>
-        <w:t>Figura 4 – Ficheiro erros_notas.csv e Step Metrics da transformação t2</w:t>
+        <w:t xml:space="preserve">Figura 4 – Ficheiro erros_notas.csv e Step </w:t>
+      </w:r>
+      <w:proofErr w:type="spellStart"/>
+      <w:r>
+        <w:rPr>
+          <w:i/>
+          <w:iCs/>
+          <w:color w:val="595959"/>
+          <w:sz w:val="18"/>
+          <w:szCs w:val="18"/>
+        </w:rPr>
+        <w:t>Metrics</w:t>
+      </w:r>
+      <w:proofErr w:type="spellEnd"/>
+      <w:r>
+        <w:rPr>
+          <w:i/>
+          <w:iCs/>
+          <w:color w:val="595959"/>
+          <w:sz w:val="18"/>
+          <w:szCs w:val="18"/>
+        </w:rPr>
+        <w:t xml:space="preserve"> da transformação t2</w:t>
       </w:r>
     </w:p>
     <w:p>
@@ -8511,7 +10459,23 @@
         <w:t>Objetivo:</w:t>
       </w:r>
       <w:r>
-        <w:t xml:space="preserve"> juntar notas, UCs (XML) e alunos, calcular o estado de cada avaliação e a média por aluno, carregar o resultado no PostgreSQL e gerar a lista de reprovados.</w:t>
+        <w:t xml:space="preserve"> juntar notas, </w:t>
+      </w:r>
+      <w:proofErr w:type="spellStart"/>
+      <w:r>
+        <w:t>UCs</w:t>
+      </w:r>
+      <w:proofErr w:type="spellEnd"/>
+      <w:r>
+        <w:t xml:space="preserve"> (XML) e alunos, calcular o estado de cada avaliação e a média por aluno, carregar o resultado no </w:t>
+      </w:r>
+      <w:proofErr w:type="spellStart"/>
+      <w:r>
+        <w:t>PostgreSQL</w:t>
+      </w:r>
+      <w:proofErr w:type="spellEnd"/>
+      <w:r>
+        <w:t xml:space="preserve"> e gerar a lista de reprovados.</w:t>
       </w:r>
     </w:p>
     <w:tbl>
@@ -8579,7 +10543,7 @@
                           <pic:cNvPicPr/>
                         </pic:nvPicPr>
                         <pic:blipFill>
-                          <a:blip r:embed="rId11"/>
+                          <a:blip r:embed="rId13"/>
                           <a:stretch>
                             <a:fillRect/>
                           </a:stretch>
@@ -8616,8 +10580,20 @@
           <w:sz w:val="18"/>
           <w:szCs w:val="18"/>
         </w:rPr>
-        <w:t>Figura 5 – Diagrama da transformação t3_resultados no Spoon</w:t>
-      </w:r>
+        <w:t xml:space="preserve">Figura 5 – Diagrama da transformação t3_resultados no </w:t>
+      </w:r>
+      <w:proofErr w:type="spellStart"/>
+      <w:r>
+        <w:rPr>
+          <w:i/>
+          <w:iCs/>
+          <w:color w:val="595959"/>
+          <w:sz w:val="18"/>
+          <w:szCs w:val="18"/>
+        </w:rPr>
+        <w:t>Spoon</w:t>
+      </w:r>
+      <w:proofErr w:type="spellEnd"/>
     </w:p>
     <w:tbl>
       <w:tblPr>
@@ -8894,8 +10870,17 @@
                 <w:sz w:val="19"/>
                 <w:szCs w:val="19"/>
               </w:rPr>
-              <w:t>Ler UCs</w:t>
-            </w:r>
+              <w:t xml:space="preserve">Ler </w:t>
+            </w:r>
+            <w:proofErr w:type="spellStart"/>
+            <w:r>
+              <w:rPr>
+                <w:sz w:val="19"/>
+                <w:szCs w:val="19"/>
+              </w:rPr>
+              <w:t>UCs</w:t>
+            </w:r>
+            <w:proofErr w:type="spellEnd"/>
           </w:p>
         </w:tc>
         <w:tc>
@@ -8919,12 +10904,37 @@
             <w:pPr>
               <w:spacing w:after="20"/>
             </w:pPr>
-            <w:r>
-              <w:rPr>
-                <w:sz w:val="19"/>
-                <w:szCs w:val="19"/>
-              </w:rPr>
-              <w:t>Get data from XML</w:t>
+            <w:proofErr w:type="spellStart"/>
+            <w:r>
+              <w:rPr>
+                <w:sz w:val="19"/>
+                <w:szCs w:val="19"/>
+              </w:rPr>
+              <w:t>Get</w:t>
+            </w:r>
+            <w:proofErr w:type="spellEnd"/>
+            <w:r>
+              <w:rPr>
+                <w:sz w:val="19"/>
+                <w:szCs w:val="19"/>
+              </w:rPr>
+              <w:t xml:space="preserve"> data </w:t>
+            </w:r>
+            <w:proofErr w:type="spellStart"/>
+            <w:r>
+              <w:rPr>
+                <w:sz w:val="19"/>
+                <w:szCs w:val="19"/>
+              </w:rPr>
+              <w:t>from</w:t>
+            </w:r>
+            <w:proofErr w:type="spellEnd"/>
+            <w:r>
+              <w:rPr>
+                <w:sz w:val="19"/>
+                <w:szCs w:val="19"/>
+              </w:rPr>
+              <w:t xml:space="preserve"> XML</w:t>
             </w:r>
           </w:p>
         </w:tc>
@@ -8969,7 +10979,23 @@
                 <w:sz w:val="19"/>
                 <w:szCs w:val="19"/>
               </w:rPr>
-              <w:t xml:space="preserve"> com XPath </w:t>
+              <w:t xml:space="preserve"> com </w:t>
+            </w:r>
+            <w:proofErr w:type="spellStart"/>
+            <w:r>
+              <w:rPr>
+                <w:sz w:val="19"/>
+                <w:szCs w:val="19"/>
+              </w:rPr>
+              <w:t>XPath</w:t>
+            </w:r>
+            <w:proofErr w:type="spellEnd"/>
+            <w:r>
+              <w:rPr>
+                <w:sz w:val="19"/>
+                <w:szCs w:val="19"/>
+              </w:rPr>
+              <w:t xml:space="preserve"> </w:t>
             </w:r>
             <w:r>
               <w:rPr>
@@ -8977,8 +11003,36 @@
                 <w:sz w:val="17"/>
                 <w:szCs w:val="17"/>
               </w:rPr>
-              <w:t>/ucs/uc</w:t>
-            </w:r>
+              <w:t>/</w:t>
+            </w:r>
+            <w:proofErr w:type="spellStart"/>
+            <w:r>
+              <w:rPr>
+                <w:rFonts w:ascii="Consolas" w:eastAsia="Consolas" w:hAnsi="Consolas" w:cs="Consolas"/>
+                <w:sz w:val="17"/>
+                <w:szCs w:val="17"/>
+              </w:rPr>
+              <w:t>ucs</w:t>
+            </w:r>
+            <w:proofErr w:type="spellEnd"/>
+            <w:r>
+              <w:rPr>
+                <w:rFonts w:ascii="Consolas" w:eastAsia="Consolas" w:hAnsi="Consolas" w:cs="Consolas"/>
+                <w:sz w:val="17"/>
+                <w:szCs w:val="17"/>
+              </w:rPr>
+              <w:t>/</w:t>
+            </w:r>
+            <w:proofErr w:type="spellStart"/>
+            <w:r>
+              <w:rPr>
+                <w:rFonts w:ascii="Consolas" w:eastAsia="Consolas" w:hAnsi="Consolas" w:cs="Consolas"/>
+                <w:sz w:val="17"/>
+                <w:szCs w:val="17"/>
+              </w:rPr>
+              <w:t>uc</w:t>
+            </w:r>
+            <w:proofErr w:type="spellEnd"/>
             <w:r>
               <w:rPr>
                 <w:sz w:val="19"/>
@@ -9021,8 +11075,17 @@
                 <w:sz w:val="19"/>
                 <w:szCs w:val="19"/>
               </w:rPr>
-              <w:t>Juntar UCs</w:t>
-            </w:r>
+              <w:t xml:space="preserve">Juntar </w:t>
+            </w:r>
+            <w:proofErr w:type="spellStart"/>
+            <w:r>
+              <w:rPr>
+                <w:sz w:val="19"/>
+                <w:szCs w:val="19"/>
+              </w:rPr>
+              <w:t>UCs</w:t>
+            </w:r>
+            <w:proofErr w:type="spellEnd"/>
           </w:p>
         </w:tc>
         <w:tc>
@@ -9045,13 +11108,31 @@
             <w:pPr>
               <w:spacing w:after="20"/>
             </w:pPr>
-            <w:r>
-              <w:rPr>
-                <w:sz w:val="19"/>
-                <w:szCs w:val="19"/>
-              </w:rPr>
-              <w:t>Stream lookup</w:t>
-            </w:r>
+            <w:proofErr w:type="spellStart"/>
+            <w:r>
+              <w:rPr>
+                <w:sz w:val="19"/>
+                <w:szCs w:val="19"/>
+              </w:rPr>
+              <w:t>Stream</w:t>
+            </w:r>
+            <w:proofErr w:type="spellEnd"/>
+            <w:r>
+              <w:rPr>
+                <w:sz w:val="19"/>
+                <w:szCs w:val="19"/>
+              </w:rPr>
+              <w:t xml:space="preserve"> </w:t>
+            </w:r>
+            <w:proofErr w:type="spellStart"/>
+            <w:r>
+              <w:rPr>
+                <w:sz w:val="19"/>
+                <w:szCs w:val="19"/>
+              </w:rPr>
+              <w:t>lookup</w:t>
+            </w:r>
+            <w:proofErr w:type="spellEnd"/>
           </w:p>
         </w:tc>
         <w:tc>
@@ -9081,6 +11162,7 @@
               </w:rPr>
               <w:t xml:space="preserve">Chave </w:t>
             </w:r>
+            <w:proofErr w:type="spellStart"/>
             <w:r>
               <w:rPr>
                 <w:rFonts w:ascii="Consolas" w:eastAsia="Consolas" w:hAnsi="Consolas" w:cs="Consolas"/>
@@ -9089,6 +11171,7 @@
               </w:rPr>
               <w:t>uc</w:t>
             </w:r>
+            <w:proofErr w:type="spellEnd"/>
             <w:r>
               <w:rPr>
                 <w:sz w:val="19"/>
@@ -9096,6 +11179,7 @@
               </w:rPr>
               <w:t xml:space="preserve"> = </w:t>
             </w:r>
+            <w:proofErr w:type="spellStart"/>
             <w:r>
               <w:rPr>
                 <w:rFonts w:ascii="Consolas" w:eastAsia="Consolas" w:hAnsi="Consolas" w:cs="Consolas"/>
@@ -9104,6 +11188,7 @@
               </w:rPr>
               <w:t>codigo</w:t>
             </w:r>
+            <w:proofErr w:type="spellEnd"/>
             <w:r>
               <w:rPr>
                 <w:sz w:val="19"/>
@@ -9111,6 +11196,7 @@
               </w:rPr>
               <w:t xml:space="preserve">; traz </w:t>
             </w:r>
+            <w:proofErr w:type="spellStart"/>
             <w:r>
               <w:rPr>
                 <w:rFonts w:ascii="Consolas" w:eastAsia="Consolas" w:hAnsi="Consolas" w:cs="Consolas"/>
@@ -9119,6 +11205,7 @@
               </w:rPr>
               <w:t>uc_nome</w:t>
             </w:r>
+            <w:proofErr w:type="spellEnd"/>
             <w:r>
               <w:rPr>
                 <w:sz w:val="19"/>
@@ -9126,6 +11213,7 @@
               </w:rPr>
               <w:t xml:space="preserve">, </w:t>
             </w:r>
+            <w:proofErr w:type="spellStart"/>
             <w:r>
               <w:rPr>
                 <w:rFonts w:ascii="Consolas" w:eastAsia="Consolas" w:hAnsi="Consolas" w:cs="Consolas"/>
@@ -9134,6 +11222,7 @@
               </w:rPr>
               <w:t>ects</w:t>
             </w:r>
+            <w:proofErr w:type="spellEnd"/>
             <w:r>
               <w:rPr>
                 <w:sz w:val="19"/>
@@ -9141,6 +11230,7 @@
               </w:rPr>
               <w:t xml:space="preserve">, </w:t>
             </w:r>
+            <w:proofErr w:type="spellStart"/>
             <w:r>
               <w:rPr>
                 <w:rFonts w:ascii="Consolas" w:eastAsia="Consolas" w:hAnsi="Consolas" w:cs="Consolas"/>
@@ -9149,6 +11239,7 @@
               </w:rPr>
               <w:t>ano_uc</w:t>
             </w:r>
+            <w:proofErr w:type="spellEnd"/>
           </w:p>
         </w:tc>
       </w:tr>
@@ -9180,12 +11271,37 @@
             <w:pPr>
               <w:spacing w:after="20"/>
             </w:pPr>
-            <w:r>
-              <w:rPr>
-                <w:sz w:val="19"/>
-                <w:szCs w:val="19"/>
-              </w:rPr>
-              <w:t>Trim username notas / alunos</w:t>
+            <w:proofErr w:type="spellStart"/>
+            <w:r>
+              <w:rPr>
+                <w:sz w:val="19"/>
+                <w:szCs w:val="19"/>
+              </w:rPr>
+              <w:t>Trim</w:t>
+            </w:r>
+            <w:proofErr w:type="spellEnd"/>
+            <w:r>
+              <w:rPr>
+                <w:sz w:val="19"/>
+                <w:szCs w:val="19"/>
+              </w:rPr>
+              <w:t xml:space="preserve"> </w:t>
+            </w:r>
+            <w:proofErr w:type="spellStart"/>
+            <w:r>
+              <w:rPr>
+                <w:sz w:val="19"/>
+                <w:szCs w:val="19"/>
+              </w:rPr>
+              <w:t>username</w:t>
+            </w:r>
+            <w:proofErr w:type="spellEnd"/>
+            <w:r>
+              <w:rPr>
+                <w:sz w:val="19"/>
+                <w:szCs w:val="19"/>
+              </w:rPr>
+              <w:t xml:space="preserve"> notas / alunos</w:t>
             </w:r>
           </w:p>
         </w:tc>
@@ -9210,13 +11326,31 @@
             <w:pPr>
               <w:spacing w:after="20"/>
             </w:pPr>
-            <w:r>
-              <w:rPr>
-                <w:sz w:val="19"/>
-                <w:szCs w:val="19"/>
-              </w:rPr>
-              <w:t>String operations</w:t>
-            </w:r>
+            <w:proofErr w:type="spellStart"/>
+            <w:r>
+              <w:rPr>
+                <w:sz w:val="19"/>
+                <w:szCs w:val="19"/>
+              </w:rPr>
+              <w:t>String</w:t>
+            </w:r>
+            <w:proofErr w:type="spellEnd"/>
+            <w:r>
+              <w:rPr>
+                <w:sz w:val="19"/>
+                <w:szCs w:val="19"/>
+              </w:rPr>
+              <w:t xml:space="preserve"> </w:t>
+            </w:r>
+            <w:proofErr w:type="spellStart"/>
+            <w:r>
+              <w:rPr>
+                <w:sz w:val="19"/>
+                <w:szCs w:val="19"/>
+              </w:rPr>
+              <w:t>operations</w:t>
+            </w:r>
+            <w:proofErr w:type="spellEnd"/>
           </w:p>
         </w:tc>
         <w:tc>
@@ -9245,8 +11379,17 @@
                 <w:sz w:val="19"/>
                 <w:szCs w:val="19"/>
               </w:rPr>
-              <w:t>Garante chaves iguais (minúsculas, sem espaços) antes do join</w:t>
-            </w:r>
+              <w:t xml:space="preserve">Garante chaves iguais (minúsculas, sem espaços) antes do </w:t>
+            </w:r>
+            <w:proofErr w:type="spellStart"/>
+            <w:r>
+              <w:rPr>
+                <w:sz w:val="19"/>
+                <w:szCs w:val="19"/>
+              </w:rPr>
+              <w:t>join</w:t>
+            </w:r>
+            <w:proofErr w:type="spellEnd"/>
           </w:p>
         </w:tc>
       </w:tr>
@@ -9418,13 +11561,31 @@
             <w:pPr>
               <w:spacing w:after="20"/>
             </w:pPr>
-            <w:r>
-              <w:rPr>
-                <w:sz w:val="19"/>
-                <w:szCs w:val="19"/>
-              </w:rPr>
-              <w:t>Stream lookup</w:t>
-            </w:r>
+            <w:proofErr w:type="spellStart"/>
+            <w:r>
+              <w:rPr>
+                <w:sz w:val="19"/>
+                <w:szCs w:val="19"/>
+              </w:rPr>
+              <w:t>Stream</w:t>
+            </w:r>
+            <w:proofErr w:type="spellEnd"/>
+            <w:r>
+              <w:rPr>
+                <w:sz w:val="19"/>
+                <w:szCs w:val="19"/>
+              </w:rPr>
+              <w:t xml:space="preserve"> </w:t>
+            </w:r>
+            <w:proofErr w:type="spellStart"/>
+            <w:r>
+              <w:rPr>
+                <w:sz w:val="19"/>
+                <w:szCs w:val="19"/>
+              </w:rPr>
+              <w:t>lookup</w:t>
+            </w:r>
+            <w:proofErr w:type="spellEnd"/>
           </w:p>
         </w:tc>
         <w:tc>
@@ -9455,6 +11616,7 @@
               </w:rPr>
               <w:t xml:space="preserve">Chave </w:t>
             </w:r>
+            <w:proofErr w:type="spellStart"/>
             <w:r>
               <w:rPr>
                 <w:rFonts w:ascii="Consolas" w:eastAsia="Consolas" w:hAnsi="Consolas" w:cs="Consolas"/>
@@ -9463,6 +11625,7 @@
               </w:rPr>
               <w:t>username</w:t>
             </w:r>
+            <w:proofErr w:type="spellEnd"/>
             <w:r>
               <w:rPr>
                 <w:sz w:val="19"/>
@@ -9470,6 +11633,7 @@
               </w:rPr>
               <w:t xml:space="preserve">; traz </w:t>
             </w:r>
+            <w:proofErr w:type="spellStart"/>
             <w:r>
               <w:rPr>
                 <w:rFonts w:ascii="Consolas" w:eastAsia="Consolas" w:hAnsi="Consolas" w:cs="Consolas"/>
@@ -9478,6 +11642,7 @@
               </w:rPr>
               <w:t>nome_completo</w:t>
             </w:r>
+            <w:proofErr w:type="spellEnd"/>
             <w:r>
               <w:rPr>
                 <w:sz w:val="19"/>
@@ -9485,6 +11650,7 @@
               </w:rPr>
               <w:t xml:space="preserve">, </w:t>
             </w:r>
+            <w:proofErr w:type="spellStart"/>
             <w:r>
               <w:rPr>
                 <w:rFonts w:ascii="Consolas" w:eastAsia="Consolas" w:hAnsi="Consolas" w:cs="Consolas"/>
@@ -9493,6 +11659,7 @@
               </w:rPr>
               <w:t>email_anon</w:t>
             </w:r>
+            <w:proofErr w:type="spellEnd"/>
             <w:r>
               <w:rPr>
                 <w:sz w:val="19"/>
@@ -9567,13 +11734,31 @@
             <w:pPr>
               <w:spacing w:after="20"/>
             </w:pPr>
-            <w:r>
-              <w:rPr>
-                <w:sz w:val="19"/>
-                <w:szCs w:val="19"/>
-              </w:rPr>
-              <w:t>Filter rows</w:t>
-            </w:r>
+            <w:proofErr w:type="spellStart"/>
+            <w:r>
+              <w:rPr>
+                <w:sz w:val="19"/>
+                <w:szCs w:val="19"/>
+              </w:rPr>
+              <w:t>Filter</w:t>
+            </w:r>
+            <w:proofErr w:type="spellEnd"/>
+            <w:r>
+              <w:rPr>
+                <w:sz w:val="19"/>
+                <w:szCs w:val="19"/>
+              </w:rPr>
+              <w:t xml:space="preserve"> </w:t>
+            </w:r>
+            <w:proofErr w:type="spellStart"/>
+            <w:r>
+              <w:rPr>
+                <w:sz w:val="19"/>
+                <w:szCs w:val="19"/>
+              </w:rPr>
+              <w:t>rows</w:t>
+            </w:r>
+            <w:proofErr w:type="spellEnd"/>
           </w:p>
         </w:tc>
         <w:tc>
@@ -9596,29 +11781,49 @@
             <w:pPr>
               <w:spacing w:after="20"/>
             </w:pPr>
+            <w:proofErr w:type="spellStart"/>
             <w:r>
               <w:rPr>
                 <w:rFonts w:ascii="Consolas" w:eastAsia="Consolas" w:hAnsi="Consolas" w:cs="Consolas"/>
                 <w:sz w:val="17"/>
                 <w:szCs w:val="17"/>
               </w:rPr>
-              <w:t>nome_completo IS NOT NULL</w:t>
-            </w:r>
-            <w:r>
-              <w:rPr>
-                <w:sz w:val="19"/>
-                <w:szCs w:val="19"/>
-              </w:rPr>
-              <w:t xml:space="preserve">; os restantes vão para </w:t>
-            </w:r>
+              <w:t>nome_completo</w:t>
+            </w:r>
+            <w:proofErr w:type="spellEnd"/>
             <w:r>
               <w:rPr>
                 <w:rFonts w:ascii="Consolas" w:eastAsia="Consolas" w:hAnsi="Consolas" w:cs="Consolas"/>
                 <w:sz w:val="17"/>
                 <w:szCs w:val="17"/>
               </w:rPr>
-              <w:t>Erros orfaos</w:t>
-            </w:r>
+              <w:t xml:space="preserve"> IS NOT NULL</w:t>
+            </w:r>
+            <w:r>
+              <w:rPr>
+                <w:sz w:val="19"/>
+                <w:szCs w:val="19"/>
+              </w:rPr>
+              <w:t xml:space="preserve">; os restantes vão para </w:t>
+            </w:r>
+            <w:r>
+              <w:rPr>
+                <w:rFonts w:ascii="Consolas" w:eastAsia="Consolas" w:hAnsi="Consolas" w:cs="Consolas"/>
+                <w:sz w:val="17"/>
+                <w:szCs w:val="17"/>
+              </w:rPr>
+              <w:t xml:space="preserve">Erros </w:t>
+            </w:r>
+            <w:proofErr w:type="spellStart"/>
+            <w:r>
+              <w:rPr>
+                <w:rFonts w:ascii="Consolas" w:eastAsia="Consolas" w:hAnsi="Consolas" w:cs="Consolas"/>
+                <w:sz w:val="17"/>
+                <w:szCs w:val="17"/>
+              </w:rPr>
+              <w:t>orfaos</w:t>
+            </w:r>
+            <w:proofErr w:type="spellEnd"/>
           </w:p>
         </w:tc>
       </w:tr>
@@ -9655,8 +11860,17 @@
                 <w:sz w:val="19"/>
                 <w:szCs w:val="19"/>
               </w:rPr>
-              <w:t>Erros orfaos</w:t>
-            </w:r>
+              <w:t xml:space="preserve">Erros </w:t>
+            </w:r>
+            <w:proofErr w:type="spellStart"/>
+            <w:r>
+              <w:rPr>
+                <w:sz w:val="19"/>
+                <w:szCs w:val="19"/>
+              </w:rPr>
+              <w:t>orfaos</w:t>
+            </w:r>
+            <w:proofErr w:type="spellEnd"/>
           </w:p>
         </w:tc>
         <w:tc>
@@ -9680,12 +11894,21 @@
             <w:pPr>
               <w:spacing w:after="20"/>
             </w:pPr>
-            <w:r>
-              <w:rPr>
-                <w:sz w:val="19"/>
-                <w:szCs w:val="19"/>
-              </w:rPr>
-              <w:t>Text file output</w:t>
+            <w:proofErr w:type="spellStart"/>
+            <w:r>
+              <w:rPr>
+                <w:sz w:val="19"/>
+                <w:szCs w:val="19"/>
+              </w:rPr>
+              <w:t>Text</w:t>
+            </w:r>
+            <w:proofErr w:type="spellEnd"/>
+            <w:r>
+              <w:rPr>
+                <w:sz w:val="19"/>
+                <w:szCs w:val="19"/>
+              </w:rPr>
+              <w:t xml:space="preserve"> file output</w:t>
             </w:r>
           </w:p>
         </w:tc>
@@ -9791,12 +12014,21 @@
             <w:pPr>
               <w:spacing w:after="20"/>
             </w:pPr>
-            <w:r>
-              <w:rPr>
-                <w:sz w:val="19"/>
-                <w:szCs w:val="19"/>
-              </w:rPr>
-              <w:t>Number range</w:t>
+            <w:proofErr w:type="spellStart"/>
+            <w:r>
+              <w:rPr>
+                <w:sz w:val="19"/>
+                <w:szCs w:val="19"/>
+              </w:rPr>
+              <w:t>Number</w:t>
+            </w:r>
+            <w:proofErr w:type="spellEnd"/>
+            <w:r>
+              <w:rPr>
+                <w:sz w:val="19"/>
+                <w:szCs w:val="19"/>
+              </w:rPr>
+              <w:t xml:space="preserve"> range</w:t>
             </w:r>
           </w:p>
         </w:tc>
@@ -9911,12 +12143,21 @@
             <w:pPr>
               <w:spacing w:after="20"/>
             </w:pPr>
-            <w:r>
-              <w:rPr>
-                <w:sz w:val="19"/>
-                <w:szCs w:val="19"/>
-              </w:rPr>
-              <w:t>Text file output</w:t>
+            <w:proofErr w:type="spellStart"/>
+            <w:r>
+              <w:rPr>
+                <w:sz w:val="19"/>
+                <w:szCs w:val="19"/>
+              </w:rPr>
+              <w:t>Text</w:t>
+            </w:r>
+            <w:proofErr w:type="spellEnd"/>
+            <w:r>
+              <w:rPr>
+                <w:sz w:val="19"/>
+                <w:szCs w:val="19"/>
+              </w:rPr>
+              <w:t xml:space="preserve"> file output</w:t>
             </w:r>
           </w:p>
         </w:tc>
@@ -10015,12 +12256,21 @@
             <w:pPr>
               <w:spacing w:after="20"/>
             </w:pPr>
-            <w:r>
-              <w:rPr>
-                <w:sz w:val="19"/>
-                <w:szCs w:val="19"/>
-              </w:rPr>
-              <w:t>Table output</w:t>
+            <w:proofErr w:type="spellStart"/>
+            <w:r>
+              <w:rPr>
+                <w:sz w:val="19"/>
+                <w:szCs w:val="19"/>
+              </w:rPr>
+              <w:t>Table</w:t>
+            </w:r>
+            <w:proofErr w:type="spellEnd"/>
+            <w:r>
+              <w:rPr>
+                <w:sz w:val="19"/>
+                <w:szCs w:val="19"/>
+              </w:rPr>
+              <w:t xml:space="preserve"> output</w:t>
             </w:r>
           </w:p>
         </w:tc>
@@ -10051,6 +12301,7 @@
               </w:rPr>
               <w:t xml:space="preserve">Carrega </w:t>
             </w:r>
+            <w:proofErr w:type="spellStart"/>
             <w:r>
               <w:rPr>
                 <w:rFonts w:ascii="Consolas" w:eastAsia="Consolas" w:hAnsi="Consolas" w:cs="Consolas"/>
@@ -10059,12 +12310,61 @@
               </w:rPr>
               <w:t>notas_completas</w:t>
             </w:r>
-            <w:r>
-              <w:rPr>
-                <w:sz w:val="19"/>
-                <w:szCs w:val="19"/>
-              </w:rPr>
-              <w:t xml:space="preserve"> no PostgreSQL (com Truncate table)</w:t>
+            <w:proofErr w:type="spellEnd"/>
+            <w:r>
+              <w:rPr>
+                <w:sz w:val="19"/>
+                <w:szCs w:val="19"/>
+              </w:rPr>
+              <w:t xml:space="preserve"> no </w:t>
+            </w:r>
+            <w:proofErr w:type="spellStart"/>
+            <w:r>
+              <w:rPr>
+                <w:sz w:val="19"/>
+                <w:szCs w:val="19"/>
+              </w:rPr>
+              <w:t>PostgreSQL</w:t>
+            </w:r>
+            <w:proofErr w:type="spellEnd"/>
+            <w:r>
+              <w:rPr>
+                <w:sz w:val="19"/>
+                <w:szCs w:val="19"/>
+              </w:rPr>
+              <w:t xml:space="preserve"> (com </w:t>
+            </w:r>
+            <w:proofErr w:type="spellStart"/>
+            <w:r>
+              <w:rPr>
+                <w:sz w:val="19"/>
+                <w:szCs w:val="19"/>
+              </w:rPr>
+              <w:t>Truncate</w:t>
+            </w:r>
+            <w:proofErr w:type="spellEnd"/>
+            <w:r>
+              <w:rPr>
+                <w:sz w:val="19"/>
+                <w:szCs w:val="19"/>
+              </w:rPr>
+              <w:t xml:space="preserve"> </w:t>
+            </w:r>
+            <w:proofErr w:type="spellStart"/>
+            <w:r>
+              <w:rPr>
+                <w:sz w:val="19"/>
+                <w:szCs w:val="19"/>
+              </w:rPr>
+              <w:t>table</w:t>
+            </w:r>
+            <w:proofErr w:type="spellEnd"/>
+            <w:r>
+              <w:rPr>
+                <w:sz w:val="19"/>
+                <w:szCs w:val="19"/>
+              </w:rPr>
+              <w:t>)</w:t>
             </w:r>
           </w:p>
         </w:tc>
@@ -10097,13 +12397,22 @@
             <w:pPr>
               <w:spacing w:after="20"/>
             </w:pPr>
+            <w:proofErr w:type="spellStart"/>
             <w:r>
               <w:rPr>
                 <w:sz w:val="19"/>
                 <w:szCs w:val="19"/>
               </w:rPr>
               <w:lastRenderedPageBreak/>
-              <w:t>So reprovados / Reprovados</w:t>
+              <w:t>So</w:t>
+            </w:r>
+            <w:proofErr w:type="spellEnd"/>
+            <w:r>
+              <w:rPr>
+                <w:sz w:val="19"/>
+                <w:szCs w:val="19"/>
+              </w:rPr>
+              <w:t xml:space="preserve"> reprovados / Reprovados</w:t>
             </w:r>
           </w:p>
         </w:tc>
@@ -10128,12 +12437,53 @@
             <w:pPr>
               <w:spacing w:after="20"/>
             </w:pPr>
-            <w:r>
-              <w:rPr>
-                <w:sz w:val="19"/>
-                <w:szCs w:val="19"/>
-              </w:rPr>
-              <w:t>Filter rows / Text file output</w:t>
+            <w:proofErr w:type="spellStart"/>
+            <w:r>
+              <w:rPr>
+                <w:sz w:val="19"/>
+                <w:szCs w:val="19"/>
+              </w:rPr>
+              <w:t>Filter</w:t>
+            </w:r>
+            <w:proofErr w:type="spellEnd"/>
+            <w:r>
+              <w:rPr>
+                <w:sz w:val="19"/>
+                <w:szCs w:val="19"/>
+              </w:rPr>
+              <w:t xml:space="preserve"> </w:t>
+            </w:r>
+            <w:proofErr w:type="spellStart"/>
+            <w:r>
+              <w:rPr>
+                <w:sz w:val="19"/>
+                <w:szCs w:val="19"/>
+              </w:rPr>
+              <w:t>rows</w:t>
+            </w:r>
+            <w:proofErr w:type="spellEnd"/>
+            <w:r>
+              <w:rPr>
+                <w:sz w:val="19"/>
+                <w:szCs w:val="19"/>
+              </w:rPr>
+              <w:t xml:space="preserve"> / </w:t>
+            </w:r>
+            <w:proofErr w:type="spellStart"/>
+            <w:r>
+              <w:rPr>
+                <w:sz w:val="19"/>
+                <w:szCs w:val="19"/>
+              </w:rPr>
+              <w:t>Text</w:t>
+            </w:r>
+            <w:proofErr w:type="spellEnd"/>
+            <w:r>
+              <w:rPr>
+                <w:sz w:val="19"/>
+                <w:szCs w:val="19"/>
+              </w:rPr>
+              <w:t xml:space="preserve"> file output</w:t>
             </w:r>
           </w:p>
         </w:tc>
@@ -10247,13 +12597,31 @@
             <w:pPr>
               <w:spacing w:after="20"/>
             </w:pPr>
-            <w:r>
-              <w:rPr>
-                <w:sz w:val="19"/>
-                <w:szCs w:val="19"/>
-              </w:rPr>
-              <w:t>Sort rows</w:t>
-            </w:r>
+            <w:proofErr w:type="spellStart"/>
+            <w:r>
+              <w:rPr>
+                <w:sz w:val="19"/>
+                <w:szCs w:val="19"/>
+              </w:rPr>
+              <w:t>Sort</w:t>
+            </w:r>
+            <w:proofErr w:type="spellEnd"/>
+            <w:r>
+              <w:rPr>
+                <w:sz w:val="19"/>
+                <w:szCs w:val="19"/>
+              </w:rPr>
+              <w:t xml:space="preserve"> </w:t>
+            </w:r>
+            <w:proofErr w:type="spellStart"/>
+            <w:r>
+              <w:rPr>
+                <w:sz w:val="19"/>
+                <w:szCs w:val="19"/>
+              </w:rPr>
+              <w:t>rows</w:t>
+            </w:r>
+            <w:proofErr w:type="spellEnd"/>
           </w:p>
         </w:tc>
         <w:tc>
@@ -10283,6 +12651,7 @@
               </w:rPr>
               <w:t xml:space="preserve">Ordena por </w:t>
             </w:r>
+            <w:proofErr w:type="spellStart"/>
             <w:r>
               <w:rPr>
                 <w:rFonts w:ascii="Consolas" w:eastAsia="Consolas" w:hAnsi="Consolas" w:cs="Consolas"/>
@@ -10291,12 +12660,45 @@
               </w:rPr>
               <w:t>username</w:t>
             </w:r>
-            <w:r>
-              <w:rPr>
-                <w:sz w:val="19"/>
-                <w:szCs w:val="19"/>
-              </w:rPr>
-              <w:t xml:space="preserve"> (necessário para o Group by)</w:t>
+            <w:proofErr w:type="spellEnd"/>
+            <w:r>
+              <w:rPr>
+                <w:sz w:val="19"/>
+                <w:szCs w:val="19"/>
+              </w:rPr>
+              <w:t xml:space="preserve"> (necessário para o </w:t>
+            </w:r>
+            <w:proofErr w:type="spellStart"/>
+            <w:r>
+              <w:rPr>
+                <w:sz w:val="19"/>
+                <w:szCs w:val="19"/>
+              </w:rPr>
+              <w:t>Group</w:t>
+            </w:r>
+            <w:proofErr w:type="spellEnd"/>
+            <w:r>
+              <w:rPr>
+                <w:sz w:val="19"/>
+                <w:szCs w:val="19"/>
+              </w:rPr>
+              <w:t xml:space="preserve"> </w:t>
+            </w:r>
+            <w:proofErr w:type="spellStart"/>
+            <w:r>
+              <w:rPr>
+                <w:sz w:val="19"/>
+                <w:szCs w:val="19"/>
+              </w:rPr>
+              <w:t>by</w:t>
+            </w:r>
+            <w:proofErr w:type="spellEnd"/>
+            <w:r>
+              <w:rPr>
+                <w:sz w:val="19"/>
+                <w:szCs w:val="19"/>
+              </w:rPr>
+              <w:t>)</w:t>
             </w:r>
           </w:p>
         </w:tc>
@@ -10359,13 +12761,31 @@
             <w:pPr>
               <w:spacing w:after="20"/>
             </w:pPr>
-            <w:r>
-              <w:rPr>
-                <w:sz w:val="19"/>
-                <w:szCs w:val="19"/>
-              </w:rPr>
-              <w:t>Group by</w:t>
-            </w:r>
+            <w:proofErr w:type="spellStart"/>
+            <w:r>
+              <w:rPr>
+                <w:sz w:val="19"/>
+                <w:szCs w:val="19"/>
+              </w:rPr>
+              <w:t>Group</w:t>
+            </w:r>
+            <w:proofErr w:type="spellEnd"/>
+            <w:r>
+              <w:rPr>
+                <w:sz w:val="19"/>
+                <w:szCs w:val="19"/>
+              </w:rPr>
+              <w:t xml:space="preserve"> </w:t>
+            </w:r>
+            <w:proofErr w:type="spellStart"/>
+            <w:r>
+              <w:rPr>
+                <w:sz w:val="19"/>
+                <w:szCs w:val="19"/>
+              </w:rPr>
+              <w:t>by</w:t>
+            </w:r>
+            <w:proofErr w:type="spellEnd"/>
           </w:p>
         </w:tc>
         <w:tc>
@@ -10411,6 +12831,7 @@
               </w:rPr>
               <w:t xml:space="preserve"> (média), </w:t>
             </w:r>
+            <w:proofErr w:type="spellStart"/>
             <w:r>
               <w:rPr>
                 <w:rFonts w:ascii="Consolas" w:eastAsia="Consolas" w:hAnsi="Consolas" w:cs="Consolas"/>
@@ -10419,6 +12840,7 @@
               </w:rPr>
               <w:t>n_ucs</w:t>
             </w:r>
+            <w:proofErr w:type="spellEnd"/>
             <w:r>
               <w:rPr>
                 <w:sz w:val="19"/>
@@ -10426,6 +12848,7 @@
               </w:rPr>
               <w:t xml:space="preserve"> (contagem), </w:t>
             </w:r>
+            <w:proofErr w:type="spellStart"/>
             <w:r>
               <w:rPr>
                 <w:rFonts w:ascii="Consolas" w:eastAsia="Consolas" w:hAnsi="Consolas" w:cs="Consolas"/>
@@ -10434,6 +12857,7 @@
               </w:rPr>
               <w:t>nota_max</w:t>
             </w:r>
+            <w:proofErr w:type="spellEnd"/>
             <w:r>
               <w:rPr>
                 <w:sz w:val="19"/>
@@ -10500,12 +12924,21 @@
             <w:pPr>
               <w:spacing w:after="20"/>
             </w:pPr>
-            <w:r>
-              <w:rPr>
-                <w:sz w:val="19"/>
-                <w:szCs w:val="19"/>
-              </w:rPr>
-              <w:t>Number range</w:t>
+            <w:proofErr w:type="spellStart"/>
+            <w:r>
+              <w:rPr>
+                <w:sz w:val="19"/>
+                <w:szCs w:val="19"/>
+              </w:rPr>
+              <w:t>Number</w:t>
+            </w:r>
+            <w:proofErr w:type="spellEnd"/>
+            <w:r>
+              <w:rPr>
+                <w:sz w:val="19"/>
+                <w:szCs w:val="19"/>
+              </w:rPr>
+              <w:t xml:space="preserve"> range</w:t>
             </w:r>
           </w:p>
         </w:tc>
@@ -10620,12 +13053,21 @@
             <w:pPr>
               <w:spacing w:after="20"/>
             </w:pPr>
-            <w:r>
-              <w:rPr>
-                <w:sz w:val="19"/>
-                <w:szCs w:val="19"/>
-              </w:rPr>
-              <w:t>Table output</w:t>
+            <w:proofErr w:type="spellStart"/>
+            <w:r>
+              <w:rPr>
+                <w:sz w:val="19"/>
+                <w:szCs w:val="19"/>
+              </w:rPr>
+              <w:t>Table</w:t>
+            </w:r>
+            <w:proofErr w:type="spellEnd"/>
+            <w:r>
+              <w:rPr>
+                <w:sz w:val="19"/>
+                <w:szCs w:val="19"/>
+              </w:rPr>
+              <w:t xml:space="preserve"> output</w:t>
             </w:r>
           </w:p>
         </w:tc>
@@ -10657,6 +13099,7 @@
               </w:rPr>
               <w:t xml:space="preserve">Carrega </w:t>
             </w:r>
+            <w:proofErr w:type="spellStart"/>
             <w:r>
               <w:rPr>
                 <w:rFonts w:ascii="Consolas" w:eastAsia="Consolas" w:hAnsi="Consolas" w:cs="Consolas"/>
@@ -10665,13 +13108,23 @@
               </w:rPr>
               <w:t>medias_alunos</w:t>
             </w:r>
-            <w:r>
-              <w:rPr>
-                <w:sz w:val="19"/>
-                <w:szCs w:val="19"/>
-              </w:rPr>
-              <w:t xml:space="preserve"> no PostgreSQL</w:t>
-            </w:r>
+            <w:proofErr w:type="spellEnd"/>
+            <w:r>
+              <w:rPr>
+                <w:sz w:val="19"/>
+                <w:szCs w:val="19"/>
+              </w:rPr>
+              <w:t xml:space="preserve"> no </w:t>
+            </w:r>
+            <w:proofErr w:type="spellStart"/>
+            <w:r>
+              <w:rPr>
+                <w:sz w:val="19"/>
+                <w:szCs w:val="19"/>
+              </w:rPr>
+              <w:t>PostgreSQL</w:t>
+            </w:r>
+            <w:proofErr w:type="spellEnd"/>
           </w:p>
         </w:tc>
       </w:tr>
@@ -10970,6 +13423,7 @@
               </w:rPr>
               <w:t xml:space="preserve">Notas completas carregadas em </w:t>
             </w:r>
+            <w:proofErr w:type="spellStart"/>
             <w:r>
               <w:rPr>
                 <w:rFonts w:ascii="Consolas" w:eastAsia="Consolas" w:hAnsi="Consolas" w:cs="Consolas"/>
@@ -10978,6 +13432,7 @@
               </w:rPr>
               <w:t>notas_completas</w:t>
             </w:r>
+            <w:proofErr w:type="spellEnd"/>
           </w:p>
         </w:tc>
         <w:tc>
@@ -11112,6 +13567,7 @@
               </w:rPr>
               <w:t xml:space="preserve">Alunos em </w:t>
             </w:r>
+            <w:proofErr w:type="spellStart"/>
             <w:r>
               <w:rPr>
                 <w:rFonts w:ascii="Consolas" w:eastAsia="Consolas" w:hAnsi="Consolas" w:cs="Consolas"/>
@@ -11120,6 +13576,7 @@
               </w:rPr>
               <w:t>medias_alunos</w:t>
             </w:r>
+            <w:proofErr w:type="spellEnd"/>
           </w:p>
         </w:tc>
         <w:tc>
@@ -11223,7 +13680,7 @@
                           <pic:cNvPicPr/>
                         </pic:nvPicPr>
                         <pic:blipFill>
-                          <a:blip r:embed="rId12"/>
+                          <a:blip r:embed="rId14"/>
                           <a:stretch>
                             <a:fillRect/>
                           </a:stretch>
@@ -11266,7 +13723,7 @@
                           <pic:cNvPicPr/>
                         </pic:nvPicPr>
                         <pic:blipFill>
-                          <a:blip r:embed="rId13"/>
+                          <a:blip r:embed="rId15"/>
                           <a:stretch>
                             <a:fillRect/>
                           </a:stretch>
@@ -11304,7 +13761,65 @@
           <w:szCs w:val="18"/>
         </w:rPr>
         <w:lastRenderedPageBreak/>
-        <w:t>Figura 6 – Step Metrics da t3 e consulta no pgAdmin (SELECT estado, COUNT(*) ...)</w:t>
+        <w:t xml:space="preserve">Figura 6 – Step </w:t>
+      </w:r>
+      <w:proofErr w:type="spellStart"/>
+      <w:r>
+        <w:rPr>
+          <w:i/>
+          <w:iCs/>
+          <w:color w:val="595959"/>
+          <w:sz w:val="18"/>
+          <w:szCs w:val="18"/>
+        </w:rPr>
+        <w:t>Metrics</w:t>
+      </w:r>
+      <w:proofErr w:type="spellEnd"/>
+      <w:r>
+        <w:rPr>
+          <w:i/>
+          <w:iCs/>
+          <w:color w:val="595959"/>
+          <w:sz w:val="18"/>
+          <w:szCs w:val="18"/>
+        </w:rPr>
+        <w:t xml:space="preserve"> da t3 e consulta no </w:t>
+      </w:r>
+      <w:proofErr w:type="spellStart"/>
+      <w:r>
+        <w:rPr>
+          <w:i/>
+          <w:iCs/>
+          <w:color w:val="595959"/>
+          <w:sz w:val="18"/>
+          <w:szCs w:val="18"/>
+        </w:rPr>
+        <w:t>pgAdmin</w:t>
+      </w:r>
+      <w:proofErr w:type="spellEnd"/>
+      <w:r>
+        <w:rPr>
+          <w:i/>
+          <w:iCs/>
+          <w:color w:val="595959"/>
+          <w:sz w:val="18"/>
+          <w:szCs w:val="18"/>
+        </w:rPr>
+        <w:t xml:space="preserve"> (SELECT estado, COUNT(*) ...)</w:t>
+      </w:r>
+    </w:p>
+    <w:p>
+      <w:pPr>
+        <w:rPr>
+          <w:b/>
+          <w:bCs/>
+          <w:color w:val="2E5597"/>
+          <w:sz w:val="26"/>
+          <w:szCs w:val="26"/>
+        </w:rPr>
+      </w:pPr>
+      <w:r>
+        <w:br w:type="page"/>
       </w:r>
     </w:p>
     <w:p>
@@ -11312,6 +13827,7 @@
         <w:pStyle w:val="Ttulo2"/>
       </w:pPr>
       <w:r>
+        <w:lastRenderedPageBreak/>
         <w:t>4.4 Base de dados de destino</w:t>
       </w:r>
     </w:p>
@@ -11323,6 +13839,7 @@
       <w:r>
         <w:t xml:space="preserve">A base de dados </w:t>
       </w:r>
+      <w:proofErr w:type="spellStart"/>
       <w:r>
         <w:rPr>
           <w:rFonts w:ascii="Consolas" w:eastAsia="Consolas" w:hAnsi="Consolas" w:cs="Consolas"/>
@@ -11331,17 +13848,46 @@
         </w:rPr>
         <w:t>isi_notas</w:t>
       </w:r>
-      <w:r>
-        <w:t xml:space="preserve"> (PostgreSQL) contém duas tabelas, criadas com o script </w:t>
-      </w:r>
+      <w:proofErr w:type="spellEnd"/>
+      <w:r>
+        <w:t xml:space="preserve"> (</w:t>
+      </w:r>
+      <w:proofErr w:type="spellStart"/>
+      <w:r>
+        <w:t>PostgreSQL</w:t>
+      </w:r>
+      <w:proofErr w:type="spellEnd"/>
+      <w:r>
+        <w:t xml:space="preserve">) contém duas tabelas, criadas com o script </w:t>
+      </w:r>
+      <w:proofErr w:type="spellStart"/>
       <w:r>
         <w:rPr>
           <w:rFonts w:ascii="Consolas" w:eastAsia="Consolas" w:hAnsi="Consolas" w:cs="Consolas"/>
           <w:sz w:val="20"/>
           <w:szCs w:val="20"/>
         </w:rPr>
-        <w:t>src/criar_tabelas.sql</w:t>
-      </w:r>
+        <w:t>src</w:t>
+      </w:r>
+      <w:proofErr w:type="spellEnd"/>
+      <w:r>
+        <w:rPr>
+          <w:rFonts w:ascii="Consolas" w:eastAsia="Consolas" w:hAnsi="Consolas" w:cs="Consolas"/>
+          <w:sz w:val="20"/>
+          <w:szCs w:val="20"/>
+        </w:rPr>
+        <w:t>/</w:t>
+      </w:r>
+      <w:proofErr w:type="spellStart"/>
+      <w:r>
+        <w:rPr>
+          <w:rFonts w:ascii="Consolas" w:eastAsia="Consolas" w:hAnsi="Consolas" w:cs="Consolas"/>
+          <w:sz w:val="20"/>
+          <w:szCs w:val="20"/>
+        </w:rPr>
+        <w:t>criar_tabelas.sql</w:t>
+      </w:r>
+      <w:proofErr w:type="spellEnd"/>
       <w:r>
         <w:t>:</w:t>
       </w:r>
@@ -11357,7 +13903,25 @@
           <w:sz w:val="18"/>
           <w:szCs w:val="18"/>
         </w:rPr>
-        <w:t>CREATE TABLE notas_completas (</w:t>
+        <w:t xml:space="preserve">CREATE TABLE </w:t>
+      </w:r>
+      <w:proofErr w:type="spellStart"/>
+      <w:r>
+        <w:rPr>
+          <w:rFonts w:ascii="Consolas" w:eastAsia="Consolas" w:hAnsi="Consolas" w:cs="Consolas"/>
+          <w:sz w:val="18"/>
+          <w:szCs w:val="18"/>
+        </w:rPr>
+        <w:t>notas_completas</w:t>
+      </w:r>
+      <w:proofErr w:type="spellEnd"/>
+      <w:r>
+        <w:rPr>
+          <w:rFonts w:ascii="Consolas" w:eastAsia="Consolas" w:hAnsi="Consolas" w:cs="Consolas"/>
+          <w:sz w:val="18"/>
+          <w:szCs w:val="18"/>
+        </w:rPr>
+        <w:t xml:space="preserve"> (</w:t>
       </w:r>
     </w:p>
     <w:p>
@@ -11371,7 +13935,43 @@
           <w:sz w:val="18"/>
           <w:szCs w:val="18"/>
         </w:rPr>
-        <w:t xml:space="preserve">  username VARCHAR(50), uc VARCHAR(10), nota NUMERIC(4,1),</w:t>
+        <w:t xml:space="preserve">  </w:t>
+      </w:r>
+      <w:proofErr w:type="spellStart"/>
+      <w:r>
+        <w:rPr>
+          <w:rFonts w:ascii="Consolas" w:eastAsia="Consolas" w:hAnsi="Consolas" w:cs="Consolas"/>
+          <w:sz w:val="18"/>
+          <w:szCs w:val="18"/>
+        </w:rPr>
+        <w:t>username</w:t>
+      </w:r>
+      <w:proofErr w:type="spellEnd"/>
+      <w:r>
+        <w:rPr>
+          <w:rFonts w:ascii="Consolas" w:eastAsia="Consolas" w:hAnsi="Consolas" w:cs="Consolas"/>
+          <w:sz w:val="18"/>
+          <w:szCs w:val="18"/>
+        </w:rPr>
+        <w:t xml:space="preserve"> VARCHAR(50), </w:t>
+      </w:r>
+      <w:proofErr w:type="spellStart"/>
+      <w:r>
+        <w:rPr>
+          <w:rFonts w:ascii="Consolas" w:eastAsia="Consolas" w:hAnsi="Consolas" w:cs="Consolas"/>
+          <w:sz w:val="18"/>
+          <w:szCs w:val="18"/>
+        </w:rPr>
+        <w:t>uc</w:t>
+      </w:r>
+      <w:proofErr w:type="spellEnd"/>
+      <w:r>
+        <w:rPr>
+          <w:rFonts w:ascii="Consolas" w:eastAsia="Consolas" w:hAnsi="Consolas" w:cs="Consolas"/>
+          <w:sz w:val="18"/>
+          <w:szCs w:val="18"/>
+        </w:rPr>
+        <w:t xml:space="preserve"> VARCHAR(10), nota NUMERIC(4,1),</w:t>
       </w:r>
     </w:p>
     <w:p>
@@ -11385,7 +13985,43 @@
           <w:sz w:val="18"/>
           <w:szCs w:val="18"/>
         </w:rPr>
-        <w:t xml:space="preserve">  data_avaliacao VARCHAR(10), epoca VARCHAR(20),</w:t>
+        <w:t xml:space="preserve">  </w:t>
+      </w:r>
+      <w:proofErr w:type="spellStart"/>
+      <w:r>
+        <w:rPr>
+          <w:rFonts w:ascii="Consolas" w:eastAsia="Consolas" w:hAnsi="Consolas" w:cs="Consolas"/>
+          <w:sz w:val="18"/>
+          <w:szCs w:val="18"/>
+        </w:rPr>
+        <w:t>data_avaliacao</w:t>
+      </w:r>
+      <w:proofErr w:type="spellEnd"/>
+      <w:r>
+        <w:rPr>
+          <w:rFonts w:ascii="Consolas" w:eastAsia="Consolas" w:hAnsi="Consolas" w:cs="Consolas"/>
+          <w:sz w:val="18"/>
+          <w:szCs w:val="18"/>
+        </w:rPr>
+        <w:t xml:space="preserve"> VARCHAR(10), </w:t>
+      </w:r>
+      <w:proofErr w:type="spellStart"/>
+      <w:r>
+        <w:rPr>
+          <w:rFonts w:ascii="Consolas" w:eastAsia="Consolas" w:hAnsi="Consolas" w:cs="Consolas"/>
+          <w:sz w:val="18"/>
+          <w:szCs w:val="18"/>
+        </w:rPr>
+        <w:t>epoca</w:t>
+      </w:r>
+      <w:proofErr w:type="spellEnd"/>
+      <w:r>
+        <w:rPr>
+          <w:rFonts w:ascii="Consolas" w:eastAsia="Consolas" w:hAnsi="Consolas" w:cs="Consolas"/>
+          <w:sz w:val="18"/>
+          <w:szCs w:val="18"/>
+        </w:rPr>
+        <w:t xml:space="preserve"> VARCHAR(20),</w:t>
       </w:r>
     </w:p>
     <w:p>
@@ -11399,7 +14035,61 @@
           <w:sz w:val="18"/>
           <w:szCs w:val="18"/>
         </w:rPr>
-        <w:t xml:space="preserve">  uc_nome VARCHAR(100), ects INTEGER, ano_uc INTEGER,</w:t>
+        <w:t xml:space="preserve">  </w:t>
+      </w:r>
+      <w:proofErr w:type="spellStart"/>
+      <w:r>
+        <w:rPr>
+          <w:rFonts w:ascii="Consolas" w:eastAsia="Consolas" w:hAnsi="Consolas" w:cs="Consolas"/>
+          <w:sz w:val="18"/>
+          <w:szCs w:val="18"/>
+        </w:rPr>
+        <w:t>uc_nome</w:t>
+      </w:r>
+      <w:proofErr w:type="spellEnd"/>
+      <w:r>
+        <w:rPr>
+          <w:rFonts w:ascii="Consolas" w:eastAsia="Consolas" w:hAnsi="Consolas" w:cs="Consolas"/>
+          <w:sz w:val="18"/>
+          <w:szCs w:val="18"/>
+        </w:rPr>
+        <w:t xml:space="preserve"> VARCHAR(100), </w:t>
+      </w:r>
+      <w:proofErr w:type="spellStart"/>
+      <w:r>
+        <w:rPr>
+          <w:rFonts w:ascii="Consolas" w:eastAsia="Consolas" w:hAnsi="Consolas" w:cs="Consolas"/>
+          <w:sz w:val="18"/>
+          <w:szCs w:val="18"/>
+        </w:rPr>
+        <w:t>ects</w:t>
+      </w:r>
+      <w:proofErr w:type="spellEnd"/>
+      <w:r>
+        <w:rPr>
+          <w:rFonts w:ascii="Consolas" w:eastAsia="Consolas" w:hAnsi="Consolas" w:cs="Consolas"/>
+          <w:sz w:val="18"/>
+          <w:szCs w:val="18"/>
+        </w:rPr>
+        <w:t xml:space="preserve"> INTEGER, </w:t>
+      </w:r>
+      <w:proofErr w:type="spellStart"/>
+      <w:r>
+        <w:rPr>
+          <w:rFonts w:ascii="Consolas" w:eastAsia="Consolas" w:hAnsi="Consolas" w:cs="Consolas"/>
+          <w:sz w:val="18"/>
+          <w:szCs w:val="18"/>
+        </w:rPr>
+        <w:t>ano_uc</w:t>
+      </w:r>
+      <w:proofErr w:type="spellEnd"/>
+      <w:r>
+        <w:rPr>
+          <w:rFonts w:ascii="Consolas" w:eastAsia="Consolas" w:hAnsi="Consolas" w:cs="Consolas"/>
+          <w:sz w:val="18"/>
+          <w:szCs w:val="18"/>
+        </w:rPr>
+        <w:t xml:space="preserve"> INTEGER,</w:t>
       </w:r>
     </w:p>
     <w:p>
@@ -11413,7 +14103,43 @@
           <w:sz w:val="18"/>
           <w:szCs w:val="18"/>
         </w:rPr>
-        <w:t xml:space="preserve">  nome_completo VARCHAR(100), email_anon VARCHAR(100),</w:t>
+        <w:t xml:space="preserve">  </w:t>
+      </w:r>
+      <w:proofErr w:type="spellStart"/>
+      <w:r>
+        <w:rPr>
+          <w:rFonts w:ascii="Consolas" w:eastAsia="Consolas" w:hAnsi="Consolas" w:cs="Consolas"/>
+          <w:sz w:val="18"/>
+          <w:szCs w:val="18"/>
+        </w:rPr>
+        <w:t>nome_completo</w:t>
+      </w:r>
+      <w:proofErr w:type="spellEnd"/>
+      <w:r>
+        <w:rPr>
+          <w:rFonts w:ascii="Consolas" w:eastAsia="Consolas" w:hAnsi="Consolas" w:cs="Consolas"/>
+          <w:sz w:val="18"/>
+          <w:szCs w:val="18"/>
+        </w:rPr>
+        <w:t xml:space="preserve"> VARCHAR(100), </w:t>
+      </w:r>
+      <w:proofErr w:type="spellStart"/>
+      <w:r>
+        <w:rPr>
+          <w:rFonts w:ascii="Consolas" w:eastAsia="Consolas" w:hAnsi="Consolas" w:cs="Consolas"/>
+          <w:sz w:val="18"/>
+          <w:szCs w:val="18"/>
+        </w:rPr>
+        <w:t>email_anon</w:t>
+      </w:r>
+      <w:proofErr w:type="spellEnd"/>
+      <w:r>
+        <w:rPr>
+          <w:rFonts w:ascii="Consolas" w:eastAsia="Consolas" w:hAnsi="Consolas" w:cs="Consolas"/>
+          <w:sz w:val="18"/>
+          <w:szCs w:val="18"/>
+        </w:rPr>
+        <w:t xml:space="preserve"> VARCHAR(100),</w:t>
       </w:r>
     </w:p>
     <w:p>
@@ -11461,7 +14187,25 @@
           <w:sz w:val="18"/>
           <w:szCs w:val="18"/>
         </w:rPr>
-        <w:t>CREATE TABLE medias_alunos (</w:t>
+        <w:t xml:space="preserve">CREATE TABLE </w:t>
+      </w:r>
+      <w:proofErr w:type="spellStart"/>
+      <w:r>
+        <w:rPr>
+          <w:rFonts w:ascii="Consolas" w:eastAsia="Consolas" w:hAnsi="Consolas" w:cs="Consolas"/>
+          <w:sz w:val="18"/>
+          <w:szCs w:val="18"/>
+        </w:rPr>
+        <w:t>medias_alunos</w:t>
+      </w:r>
+      <w:proofErr w:type="spellEnd"/>
+      <w:r>
+        <w:rPr>
+          <w:rFonts w:ascii="Consolas" w:eastAsia="Consolas" w:hAnsi="Consolas" w:cs="Consolas"/>
+          <w:sz w:val="18"/>
+          <w:szCs w:val="18"/>
+        </w:rPr>
+        <w:t xml:space="preserve"> (</w:t>
       </w:r>
     </w:p>
     <w:p>
@@ -11475,7 +14219,43 @@
           <w:sz w:val="18"/>
           <w:szCs w:val="18"/>
         </w:rPr>
-        <w:t xml:space="preserve">  username VARCHAR(50), nome_completo VARCHAR(100),</w:t>
+        <w:t xml:space="preserve">  </w:t>
+      </w:r>
+      <w:proofErr w:type="spellStart"/>
+      <w:r>
+        <w:rPr>
+          <w:rFonts w:ascii="Consolas" w:eastAsia="Consolas" w:hAnsi="Consolas" w:cs="Consolas"/>
+          <w:sz w:val="18"/>
+          <w:szCs w:val="18"/>
+        </w:rPr>
+        <w:t>username</w:t>
+      </w:r>
+      <w:proofErr w:type="spellEnd"/>
+      <w:r>
+        <w:rPr>
+          <w:rFonts w:ascii="Consolas" w:eastAsia="Consolas" w:hAnsi="Consolas" w:cs="Consolas"/>
+          <w:sz w:val="18"/>
+          <w:szCs w:val="18"/>
+        </w:rPr>
+        <w:t xml:space="preserve"> VARCHAR(50), </w:t>
+      </w:r>
+      <w:proofErr w:type="spellStart"/>
+      <w:r>
+        <w:rPr>
+          <w:rFonts w:ascii="Consolas" w:eastAsia="Consolas" w:hAnsi="Consolas" w:cs="Consolas"/>
+          <w:sz w:val="18"/>
+          <w:szCs w:val="18"/>
+        </w:rPr>
+        <w:t>nome_completo</w:t>
+      </w:r>
+      <w:proofErr w:type="spellEnd"/>
+      <w:r>
+        <w:rPr>
+          <w:rFonts w:ascii="Consolas" w:eastAsia="Consolas" w:hAnsi="Consolas" w:cs="Consolas"/>
+          <w:sz w:val="18"/>
+          <w:szCs w:val="18"/>
+        </w:rPr>
+        <w:t xml:space="preserve"> VARCHAR(100),</w:t>
       </w:r>
     </w:p>
     <w:p>
@@ -11489,7 +14269,43 @@
           <w:sz w:val="18"/>
           <w:szCs w:val="18"/>
         </w:rPr>
-        <w:t xml:space="preserve">  media NUMERIC(5,2), n_ucs INTEGER, nota_max NUMERIC(4,1),</w:t>
+        <w:t xml:space="preserve">  media NUMERIC(5,2), </w:t>
+      </w:r>
+      <w:proofErr w:type="spellStart"/>
+      <w:r>
+        <w:rPr>
+          <w:rFonts w:ascii="Consolas" w:eastAsia="Consolas" w:hAnsi="Consolas" w:cs="Consolas"/>
+          <w:sz w:val="18"/>
+          <w:szCs w:val="18"/>
+        </w:rPr>
+        <w:t>n_ucs</w:t>
+      </w:r>
+      <w:proofErr w:type="spellEnd"/>
+      <w:r>
+        <w:rPr>
+          <w:rFonts w:ascii="Consolas" w:eastAsia="Consolas" w:hAnsi="Consolas" w:cs="Consolas"/>
+          <w:sz w:val="18"/>
+          <w:szCs w:val="18"/>
+        </w:rPr>
+        <w:t xml:space="preserve"> INTEGER, </w:t>
+      </w:r>
+      <w:proofErr w:type="spellStart"/>
+      <w:r>
+        <w:rPr>
+          <w:rFonts w:ascii="Consolas" w:eastAsia="Consolas" w:hAnsi="Consolas" w:cs="Consolas"/>
+          <w:sz w:val="18"/>
+          <w:szCs w:val="18"/>
+        </w:rPr>
+        <w:t>nota_max</w:t>
+      </w:r>
+      <w:proofErr w:type="spellEnd"/>
+      <w:r>
+        <w:rPr>
+          <w:rFonts w:ascii="Consolas" w:eastAsia="Consolas" w:hAnsi="Consolas" w:cs="Consolas"/>
+          <w:sz w:val="18"/>
+          <w:szCs w:val="18"/>
+        </w:rPr>
+        <w:t xml:space="preserve"> NUMERIC(4,1),</w:t>
       </w:r>
     </w:p>
     <w:p>
@@ -11503,7 +14319,25 @@
           <w:sz w:val="18"/>
           <w:szCs w:val="18"/>
         </w:rPr>
-        <w:t xml:space="preserve">  estado_final VARCHAR(20)</w:t>
+        <w:t xml:space="preserve">  </w:t>
+      </w:r>
+      <w:proofErr w:type="spellStart"/>
+      <w:r>
+        <w:rPr>
+          <w:rFonts w:ascii="Consolas" w:eastAsia="Consolas" w:hAnsi="Consolas" w:cs="Consolas"/>
+          <w:sz w:val="18"/>
+          <w:szCs w:val="18"/>
+        </w:rPr>
+        <w:t>estado_final</w:t>
+      </w:r>
+      <w:proofErr w:type="spellEnd"/>
+      <w:r>
+        <w:rPr>
+          <w:rFonts w:ascii="Consolas" w:eastAsia="Consolas" w:hAnsi="Consolas" w:cs="Consolas"/>
+          <w:sz w:val="18"/>
+          <w:szCs w:val="18"/>
+        </w:rPr>
+        <w:t xml:space="preserve"> VARCHAR(20)</w:t>
       </w:r>
     </w:p>
     <w:p>
@@ -11527,15 +14361,29 @@
         <w:jc w:val="both"/>
       </w:pPr>
       <w:r>
-        <w:t xml:space="preserve">Os passos Table output usam a opção </w:t>
-      </w:r>
-      <w:r>
-        <w:rPr>
-          <w:b/>
-          <w:bCs/>
-        </w:rPr>
-        <w:t>Truncate table</w:t>
-      </w:r>
+        <w:t xml:space="preserve">Os passos </w:t>
+      </w:r>
+      <w:proofErr w:type="spellStart"/>
+      <w:r>
+        <w:t>Table</w:t>
+      </w:r>
+      <w:proofErr w:type="spellEnd"/>
+      <w:r>
+        <w:t xml:space="preserve"> output usam a opção </w:t>
+      </w:r>
+      <w:proofErr w:type="spellStart"/>
+      <w:r>
+        <w:t>Truncate</w:t>
+      </w:r>
+      <w:proofErr w:type="spellEnd"/>
+      <w:r>
+        <w:t xml:space="preserve"> </w:t>
+      </w:r>
+      <w:proofErr w:type="spellStart"/>
+      <w:r>
+        <w:t>table</w:t>
+      </w:r>
+      <w:proofErr w:type="spellEnd"/>
       <w:r>
         <w:t>, por isso cada execução do job substitui os dados anteriores em vez de os duplicar.</w:t>
       </w:r>
@@ -11595,7 +14443,6 @@
                 <w:sz w:val="20"/>
                 <w:szCs w:val="20"/>
               </w:rPr>
-              <w:lastRenderedPageBreak/>
               <w:drawing>
                 <wp:inline distT="0" distB="0" distL="0" distR="0" wp14:anchorId="6FBDC04C" wp14:editId="5D87040A">
                   <wp:extent cx="6120130" cy="3126740"/>
@@ -11612,7 +14459,7 @@
                           <pic:cNvPicPr/>
                         </pic:nvPicPr>
                         <pic:blipFill>
-                          <a:blip r:embed="rId14"/>
+                          <a:blip r:embed="rId16"/>
                           <a:stretch>
                             <a:fillRect/>
                           </a:stretch>
@@ -11649,7 +14496,73 @@
           <w:sz w:val="18"/>
           <w:szCs w:val="18"/>
         </w:rPr>
-        <w:t>Figura 7 – pgAdmin: tabela medias_alunos (SELECT * FROM medias_alunos ORDER BY media DESC)</w:t>
+        <w:t xml:space="preserve">Figura 7 – </w:t>
+      </w:r>
+      <w:proofErr w:type="spellStart"/>
+      <w:r>
+        <w:rPr>
+          <w:i/>
+          <w:iCs/>
+          <w:color w:val="595959"/>
+          <w:sz w:val="18"/>
+          <w:szCs w:val="18"/>
+        </w:rPr>
+        <w:t>pgAdmin</w:t>
+      </w:r>
+      <w:proofErr w:type="spellEnd"/>
+      <w:r>
+        <w:rPr>
+          <w:i/>
+          <w:iCs/>
+          <w:color w:val="595959"/>
+          <w:sz w:val="18"/>
+          <w:szCs w:val="18"/>
+        </w:rPr>
+        <w:t xml:space="preserve">: tabela </w:t>
+      </w:r>
+      <w:proofErr w:type="spellStart"/>
+      <w:r>
+        <w:rPr>
+          <w:i/>
+          <w:iCs/>
+          <w:color w:val="595959"/>
+          <w:sz w:val="18"/>
+          <w:szCs w:val="18"/>
+        </w:rPr>
+        <w:t>medias_alunos</w:t>
+      </w:r>
+      <w:proofErr w:type="spellEnd"/>
+      <w:r>
+        <w:rPr>
+          <w:i/>
+          <w:iCs/>
+          <w:color w:val="595959"/>
+          <w:sz w:val="18"/>
+          <w:szCs w:val="18"/>
+        </w:rPr>
+        <w:t xml:space="preserve"> (SELECT * FROM </w:t>
+      </w:r>
+      <w:proofErr w:type="spellStart"/>
+      <w:r>
+        <w:rPr>
+          <w:i/>
+          <w:iCs/>
+          <w:color w:val="595959"/>
+          <w:sz w:val="18"/>
+          <w:szCs w:val="18"/>
+        </w:rPr>
+        <w:t>medias_alunos</w:t>
+      </w:r>
+      <w:proofErr w:type="spellEnd"/>
+      <w:r>
+        <w:rPr>
+          <w:i/>
+          <w:iCs/>
+          <w:color w:val="595959"/>
+          <w:sz w:val="18"/>
+          <w:szCs w:val="18"/>
+        </w:rPr>
+        <w:t xml:space="preserve"> ORDER BY media DESC)</w:t>
       </w:r>
     </w:p>
     <w:p>
@@ -11667,7 +14580,15 @@
         <w:pStyle w:val="Ttulo2"/>
       </w:pPr>
       <w:r>
-        <w:t>5.1 Job principal (j_principal)</w:t>
+        <w:t>5.1 Job principal (</w:t>
+      </w:r>
+      <w:proofErr w:type="spellStart"/>
+      <w:r>
+        <w:t>j_principal</w:t>
+      </w:r>
+      <w:proofErr w:type="spellEnd"/>
+      <w:r>
+        <w:t>)</w:t>
       </w:r>
     </w:p>
     <w:p>
@@ -11678,6 +14599,7 @@
       <w:r>
         <w:t xml:space="preserve">O job </w:t>
       </w:r>
+      <w:proofErr w:type="spellStart"/>
       <w:r>
         <w:rPr>
           <w:rFonts w:ascii="Consolas" w:eastAsia="Consolas" w:hAnsi="Consolas" w:cs="Consolas"/>
@@ -11686,56 +14608,14 @@
         </w:rPr>
         <w:t>j_principal</w:t>
       </w:r>
+      <w:proofErr w:type="spellEnd"/>
       <w:r>
         <w:t xml:space="preserve"> orquestra o processo completo. As três transformações executam-se em sequência e cada uma só arranca se a anterior terminar com sucesso:</w:t>
-      </w:r>
-    </w:p>
-    <w:p>
-      <w:pPr>
-        <w:shd w:val="clear" w:color="auto" w:fill="F2F2F2"/>
-        <w:ind w:left="120" w:right="120"/>
-      </w:pPr>
-      <w:r>
-        <w:rPr>
-          <w:rFonts w:ascii="Consolas" w:eastAsia="Consolas" w:hAnsi="Consolas" w:cs="Consolas"/>
-          <w:sz w:val="18"/>
-          <w:szCs w:val="18"/>
-        </w:rPr>
-        <w:t>Start -&gt; executar t1 -&gt; executar t2 -&gt; executar t3 -&gt; Mail resumo -&gt; sucesso</w:t>
-      </w:r>
-    </w:p>
-    <w:p>
-      <w:pPr>
-        <w:shd w:val="clear" w:color="auto" w:fill="F2F2F2"/>
-        <w:ind w:left="120" w:right="120"/>
-      </w:pPr>
-      <w:r>
-        <w:rPr>
-          <w:rFonts w:ascii="Consolas" w:eastAsia="Consolas" w:hAnsi="Consolas" w:cs="Consolas"/>
-          <w:sz w:val="18"/>
-          <w:szCs w:val="18"/>
-        </w:rPr>
-        <w:t xml:space="preserve">                |            |            |</w:t>
-      </w:r>
-    </w:p>
-    <w:p>
-      <w:pPr>
-        <w:shd w:val="clear" w:color="auto" w:fill="F2F2F2"/>
-        <w:spacing w:after="160"/>
-        <w:ind w:left="120" w:right="120"/>
-      </w:pPr>
-      <w:r>
-        <w:rPr>
-          <w:rFonts w:ascii="Consolas" w:eastAsia="Consolas" w:hAnsi="Consolas" w:cs="Consolas"/>
-          <w:sz w:val="18"/>
-          <w:szCs w:val="18"/>
-        </w:rPr>
-        <w:t xml:space="preserve">                +-- falha ---+-- falha ---+--&gt; Registar erro -&gt; Abortar</w:t>
       </w:r>
     </w:p>
     <w:tbl>
       <w:tblPr>
-        <w:tblW w:w="9638" w:type="dxa"/>
+        <w:tblW w:w="10038" w:type="dxa"/>
         <w:tblBorders>
           <w:top w:val="single" w:sz="4" w:space="0" w:color="auto"/>
           <w:left w:val="single" w:sz="4" w:space="0" w:color="auto"/>
@@ -11762,7 +14642,7 @@
         </w:tblPrEx>
         <w:tc>
           <w:tcPr>
-            <w:tcW w:w="9638" w:type="dxa"/>
+            <w:tcW w:w="10038" w:type="dxa"/>
             <w:tcBorders>
               <w:top w:val="dashed" w:sz="6" w:space="0" w:color="7F7F7F"/>
               <w:left w:val="dashed" w:sz="6" w:space="0" w:color="7F7F7F"/>
@@ -11804,7 +14684,7 @@
                           <pic:cNvPicPr/>
                         </pic:nvPicPr>
                         <pic:blipFill>
-                          <a:blip r:embed="rId15"/>
+                          <a:blip r:embed="rId17"/>
                           <a:stretch>
                             <a:fillRect/>
                           </a:stretch>
@@ -11841,8 +14721,42 @@
           <w:sz w:val="18"/>
           <w:szCs w:val="18"/>
         </w:rPr>
-        <w:t>Figura 8 – Diagrama do job j_principal no Spoon</w:t>
-      </w:r>
+        <w:t xml:space="preserve">Figura 8 – Diagrama do job </w:t>
+      </w:r>
+      <w:proofErr w:type="spellStart"/>
+      <w:r>
+        <w:rPr>
+          <w:i/>
+          <w:iCs/>
+          <w:color w:val="595959"/>
+          <w:sz w:val="18"/>
+          <w:szCs w:val="18"/>
+        </w:rPr>
+        <w:t>j_principal</w:t>
+      </w:r>
+      <w:proofErr w:type="spellEnd"/>
+      <w:r>
+        <w:rPr>
+          <w:i/>
+          <w:iCs/>
+          <w:color w:val="595959"/>
+          <w:sz w:val="18"/>
+          <w:szCs w:val="18"/>
+        </w:rPr>
+        <w:t xml:space="preserve"> no </w:t>
+      </w:r>
+      <w:proofErr w:type="spellStart"/>
+      <w:r>
+        <w:rPr>
+          <w:i/>
+          <w:iCs/>
+          <w:color w:val="595959"/>
+          <w:sz w:val="18"/>
+          <w:szCs w:val="18"/>
+        </w:rPr>
+        <w:t>Spoon</w:t>
+      </w:r>
+      <w:proofErr w:type="spellEnd"/>
     </w:p>
     <w:tbl>
       <w:tblPr>
@@ -12003,6 +14917,7 @@
             <w:pPr>
               <w:spacing w:after="20"/>
             </w:pPr>
+            <w:proofErr w:type="spellStart"/>
             <w:r>
               <w:rPr>
                 <w:sz w:val="19"/>
@@ -12010,6 +14925,7 @@
               </w:rPr>
               <w:t>Start</w:t>
             </w:r>
+            <w:proofErr w:type="spellEnd"/>
           </w:p>
         </w:tc>
         <w:tc>
@@ -12032,6 +14948,7 @@
             <w:pPr>
               <w:spacing w:after="20"/>
             </w:pPr>
+            <w:proofErr w:type="spellStart"/>
             <w:r>
               <w:rPr>
                 <w:sz w:val="19"/>
@@ -12039,6 +14956,7 @@
               </w:rPr>
               <w:t>Start</w:t>
             </w:r>
+            <w:proofErr w:type="spellEnd"/>
           </w:p>
         </w:tc>
         <w:tc>
@@ -12129,6 +15047,7 @@
             <w:pPr>
               <w:spacing w:after="20"/>
             </w:pPr>
+            <w:proofErr w:type="spellStart"/>
             <w:r>
               <w:rPr>
                 <w:sz w:val="19"/>
@@ -12136,6 +15055,7 @@
               </w:rPr>
               <w:t>Transformation</w:t>
             </w:r>
+            <w:proofErr w:type="spellEnd"/>
           </w:p>
         </w:tc>
         <w:tc>
@@ -12172,8 +15092,18 @@
                 <w:sz w:val="17"/>
                 <w:szCs w:val="17"/>
               </w:rPr>
-              <w:t>.ktr</w:t>
-            </w:r>
+              <w:t>.</w:t>
+            </w:r>
+            <w:proofErr w:type="spellStart"/>
+            <w:r>
+              <w:rPr>
+                <w:rFonts w:ascii="Consolas" w:eastAsia="Consolas" w:hAnsi="Consolas" w:cs="Consolas"/>
+                <w:sz w:val="17"/>
+                <w:szCs w:val="17"/>
+              </w:rPr>
+              <w:t>ktr</w:t>
+            </w:r>
+            <w:proofErr w:type="spellEnd"/>
             <w:r>
               <w:rPr>
                 <w:sz w:val="19"/>
@@ -12337,6 +15267,7 @@
             <w:pPr>
               <w:spacing w:after="20"/>
             </w:pPr>
+            <w:proofErr w:type="spellStart"/>
             <w:r>
               <w:rPr>
                 <w:sz w:val="19"/>
@@ -12344,6 +15275,7 @@
               </w:rPr>
               <w:t>Success</w:t>
             </w:r>
+            <w:proofErr w:type="spellEnd"/>
           </w:p>
         </w:tc>
         <w:tc>
@@ -12433,12 +15365,21 @@
             <w:pPr>
               <w:spacing w:after="20"/>
             </w:pPr>
-            <w:r>
-              <w:rPr>
-                <w:sz w:val="19"/>
-                <w:szCs w:val="19"/>
-              </w:rPr>
-              <w:t>Write to log</w:t>
+            <w:proofErr w:type="spellStart"/>
+            <w:r>
+              <w:rPr>
+                <w:sz w:val="19"/>
+                <w:szCs w:val="19"/>
+              </w:rPr>
+              <w:t>Write</w:t>
+            </w:r>
+            <w:proofErr w:type="spellEnd"/>
+            <w:r>
+              <w:rPr>
+                <w:sz w:val="19"/>
+                <w:szCs w:val="19"/>
+              </w:rPr>
+              <w:t xml:space="preserve"> to log</w:t>
             </w:r>
           </w:p>
         </w:tc>
@@ -12530,12 +15471,21 @@
             <w:pPr>
               <w:spacing w:after="20"/>
             </w:pPr>
-            <w:r>
-              <w:rPr>
-                <w:sz w:val="19"/>
-                <w:szCs w:val="19"/>
-              </w:rPr>
-              <w:t>Abort job</w:t>
+            <w:proofErr w:type="spellStart"/>
+            <w:r>
+              <w:rPr>
+                <w:sz w:val="19"/>
+                <w:szCs w:val="19"/>
+              </w:rPr>
+              <w:t>Abort</w:t>
+            </w:r>
+            <w:proofErr w:type="spellEnd"/>
+            <w:r>
+              <w:rPr>
+                <w:sz w:val="19"/>
+                <w:szCs w:val="19"/>
+              </w:rPr>
+              <w:t xml:space="preserve"> job</w:t>
             </w:r>
           </w:p>
         </w:tc>
@@ -12581,8 +15531,13 @@
         <w:pStyle w:val="Ttulo2"/>
       </w:pPr>
       <w:r>
-        <w:t>5.2 Tratamento de erros e logs</w:t>
-      </w:r>
+        <w:t xml:space="preserve">5.2 Tratamento de erros e </w:t>
+      </w:r>
+      <w:proofErr w:type="spellStart"/>
+      <w:r>
+        <w:t>logs</w:t>
+      </w:r>
+      <w:proofErr w:type="spellEnd"/>
     </w:p>
     <w:p>
       <w:pPr>
@@ -12590,7 +15545,39 @@
         <w:jc w:val="both"/>
       </w:pPr>
       <w:r>
-        <w:t>Cada uma das três transformações tem uma ligação a vermelho (follow when result is false) para o passo Registar erro, seguido de Abortar. Assim, uma falha numa transformação deixa registo no log e impede que as fases seguintes corram com dados incompletos. Para além deste log do job, o processo gera três ficheiros de erros ao nível dos dados:</w:t>
+        <w:t>Cada uma das três transformações tem uma ligação a vermelho (</w:t>
+      </w:r>
+      <w:proofErr w:type="spellStart"/>
+      <w:r>
+        <w:t>follow</w:t>
+      </w:r>
+      <w:proofErr w:type="spellEnd"/>
+      <w:r>
+        <w:t xml:space="preserve"> </w:t>
+      </w:r>
+      <w:proofErr w:type="spellStart"/>
+      <w:r>
+        <w:t>when</w:t>
+      </w:r>
+      <w:proofErr w:type="spellEnd"/>
+      <w:r>
+        <w:t xml:space="preserve"> </w:t>
+      </w:r>
+      <w:proofErr w:type="spellStart"/>
+      <w:r>
+        <w:t>result</w:t>
+      </w:r>
+      <w:proofErr w:type="spellEnd"/>
+      <w:r>
+        <w:t xml:space="preserve"> </w:t>
+      </w:r>
+      <w:proofErr w:type="spellStart"/>
+      <w:r>
+        <w:t>is</w:t>
+      </w:r>
+      <w:proofErr w:type="spellEnd"/>
+      <w:r>
+        <w:t xml:space="preserve"> false) para o passo Registar erro, seguido de Abortar. Assim, uma falha numa transformação deixa registo no log e impede que as fases seguintes corram com dados incompletos. Para além deste log do job, o processo gera três ficheiros de erros ao nível dos dados:</w:t>
       </w:r>
     </w:p>
     <w:p>
@@ -12653,7 +15640,15 @@
         <w:t>erros_orfaos.csv</w:t>
       </w:r>
       <w:r>
-        <w:t>: notas cujo username não existe na lista de alunos.</w:t>
+        <w:t xml:space="preserve">: notas cujo </w:t>
+      </w:r>
+      <w:proofErr w:type="spellStart"/>
+      <w:r>
+        <w:t>username</w:t>
+      </w:r>
+      <w:proofErr w:type="spellEnd"/>
+      <w:r>
+        <w:t xml:space="preserve"> não existe na lista de alunos.</w:t>
       </w:r>
     </w:p>
     <w:tbl>
@@ -12728,7 +15723,7 @@
                           <pic:cNvPicPr/>
                         </pic:nvPicPr>
                         <pic:blipFill>
-                          <a:blip r:embed="rId16"/>
+                          <a:blip r:embed="rId18"/>
                           <a:stretch>
                             <a:fillRect/>
                           </a:stretch>
@@ -12765,7 +15760,29 @@
           <w:sz w:val="18"/>
           <w:szCs w:val="18"/>
         </w:rPr>
-        <w:t>Figura 9 – Job metrics com todas as entradas a verde (resultado: Sucesso)</w:t>
+        <w:t xml:space="preserve">Figura 9 – Job </w:t>
+      </w:r>
+      <w:proofErr w:type="spellStart"/>
+      <w:r>
+        <w:rPr>
+          <w:i/>
+          <w:iCs/>
+          <w:color w:val="595959"/>
+          <w:sz w:val="18"/>
+          <w:szCs w:val="18"/>
+        </w:rPr>
+        <w:t>metrics</w:t>
+      </w:r>
+      <w:proofErr w:type="spellEnd"/>
+      <w:r>
+        <w:rPr>
+          <w:i/>
+          <w:iCs/>
+          <w:color w:val="595959"/>
+          <w:sz w:val="18"/>
+          <w:szCs w:val="18"/>
+        </w:rPr>
+        <w:t xml:space="preserve"> com todas as entradas a verde (resultado: Sucesso)</w:t>
       </w:r>
     </w:p>
     <w:p>
@@ -12803,7 +15820,15 @@
         <w:t>Mail</w:t>
       </w:r>
       <w:r>
-        <w:t xml:space="preserve"> envia, através do servidor SMTP do Gmail (porta 587, TLS, palavra-passe de aplicação), um email com o ficheiro </w:t>
+        <w:t xml:space="preserve"> envia, através do servidor SMTP do </w:t>
+      </w:r>
+      <w:proofErr w:type="spellStart"/>
+      <w:r>
+        <w:t>Gmail</w:t>
+      </w:r>
+      <w:proofErr w:type="spellEnd"/>
+      <w:r>
+        <w:t xml:space="preserve"> (porta 587, TLS, palavra-passe de aplicação), um email com o ficheiro </w:t>
       </w:r>
       <w:r>
         <w:rPr>
@@ -12882,7 +15907,7 @@
                           <pic:cNvPicPr/>
                         </pic:nvPicPr>
                         <pic:blipFill>
-                          <a:blip r:embed="rId17"/>
+                          <a:blip r:embed="rId19"/>
                           <a:stretch>
                             <a:fillRect/>
                           </a:stretch>
@@ -12928,7 +15953,15 @@
       </w:pPr>
       <w:r>
         <w:lastRenderedPageBreak/>
-        <w:t>5.4 Dashboard em Node-RED</w:t>
+        <w:t xml:space="preserve">5.4 </w:t>
+      </w:r>
+      <w:proofErr w:type="spellStart"/>
+      <w:r>
+        <w:t>Dashboard</w:t>
+      </w:r>
+      <w:proofErr w:type="spellEnd"/>
+      <w:r>
+        <w:t xml:space="preserve"> em Node-RED</w:t>
       </w:r>
     </w:p>
     <w:p>
@@ -12939,6 +15972,7 @@
       <w:r>
         <w:t xml:space="preserve">O Node-RED liga-se diretamente à base de dados </w:t>
       </w:r>
+      <w:proofErr w:type="spellStart"/>
       <w:r>
         <w:rPr>
           <w:rFonts w:ascii="Consolas" w:eastAsia="Consolas" w:hAnsi="Consolas" w:cs="Consolas"/>
@@ -12947,9 +15981,11 @@
         </w:rPr>
         <w:t>isi_notas</w:t>
       </w:r>
+      <w:proofErr w:type="spellEnd"/>
       <w:r>
         <w:t xml:space="preserve"> através do nó </w:t>
       </w:r>
+      <w:proofErr w:type="spellStart"/>
       <w:r>
         <w:rPr>
           <w:rFonts w:ascii="Consolas" w:eastAsia="Consolas" w:hAnsi="Consolas" w:cs="Consolas"/>
@@ -12958,8 +15994,25 @@
         </w:rPr>
         <w:t>postgresql</w:t>
       </w:r>
-      <w:r>
-        <w:t>. Cada gráfico segue o mesmo padrão: um inject que repete a cada 30 segundos, uma consulta SQL, uma função que transforma as linhas em pontos do gráfico e um chart. Os gráficos criados são:</w:t>
+      <w:proofErr w:type="spellEnd"/>
+      <w:r>
+        <w:t xml:space="preserve">. Cada gráfico segue o mesmo padrão: um </w:t>
+      </w:r>
+      <w:proofErr w:type="spellStart"/>
+      <w:r>
+        <w:t>inject</w:t>
+      </w:r>
+      <w:proofErr w:type="spellEnd"/>
+      <w:r>
+        <w:t xml:space="preserve"> que repete a cada 30 segundos, uma consulta SQL, uma função que transforma as linhas em pontos do gráfico e um </w:t>
+      </w:r>
+      <w:proofErr w:type="spellStart"/>
+      <w:r>
+        <w:t>chart</w:t>
+      </w:r>
+      <w:proofErr w:type="spellEnd"/>
+      <w:r>
+        <w:t>. Os gráficos criados são:</w:t>
       </w:r>
     </w:p>
     <w:tbl>
@@ -13126,7 +16179,23 @@
                 <w:sz w:val="19"/>
                 <w:szCs w:val="19"/>
               </w:rPr>
-              <w:t>Aprovados vs Reprovados</w:t>
+              <w:t xml:space="preserve">Aprovados </w:t>
+            </w:r>
+            <w:proofErr w:type="spellStart"/>
+            <w:r>
+              <w:rPr>
+                <w:sz w:val="19"/>
+                <w:szCs w:val="19"/>
+              </w:rPr>
+              <w:t>vs</w:t>
+            </w:r>
+            <w:proofErr w:type="spellEnd"/>
+            <w:r>
+              <w:rPr>
+                <w:sz w:val="19"/>
+                <w:szCs w:val="19"/>
+              </w:rPr>
+              <w:t xml:space="preserve"> Reprovados</w:t>
             </w:r>
           </w:p>
         </w:tc>
@@ -13185,7 +16254,43 @@
                 <w:sz w:val="17"/>
                 <w:szCs w:val="17"/>
               </w:rPr>
-              <w:t>SELECT estado, COUNT(*)::int AS total FROM notas_completas GROUP BY estado;</w:t>
+              <w:t>SELECT estado, COUNT(*)::</w:t>
+            </w:r>
+            <w:proofErr w:type="spellStart"/>
+            <w:r>
+              <w:rPr>
+                <w:rFonts w:ascii="Consolas" w:eastAsia="Consolas" w:hAnsi="Consolas" w:cs="Consolas"/>
+                <w:sz w:val="17"/>
+                <w:szCs w:val="17"/>
+              </w:rPr>
+              <w:t>int</w:t>
+            </w:r>
+            <w:proofErr w:type="spellEnd"/>
+            <w:r>
+              <w:rPr>
+                <w:rFonts w:ascii="Consolas" w:eastAsia="Consolas" w:hAnsi="Consolas" w:cs="Consolas"/>
+                <w:sz w:val="17"/>
+                <w:szCs w:val="17"/>
+              </w:rPr>
+              <w:t xml:space="preserve"> AS total FROM </w:t>
+            </w:r>
+            <w:proofErr w:type="spellStart"/>
+            <w:r>
+              <w:rPr>
+                <w:rFonts w:ascii="Consolas" w:eastAsia="Consolas" w:hAnsi="Consolas" w:cs="Consolas"/>
+                <w:sz w:val="17"/>
+                <w:szCs w:val="17"/>
+              </w:rPr>
+              <w:t>notas_completas</w:t>
+            </w:r>
+            <w:proofErr w:type="spellEnd"/>
+            <w:r>
+              <w:rPr>
+                <w:rFonts w:ascii="Consolas" w:eastAsia="Consolas" w:hAnsi="Consolas" w:cs="Consolas"/>
+                <w:sz w:val="17"/>
+                <w:szCs w:val="17"/>
+              </w:rPr>
+              <w:t xml:space="preserve"> GROUP BY estado;</w:t>
             </w:r>
           </w:p>
         </w:tc>
@@ -13284,7 +16389,97 @@
                 <w:sz w:val="17"/>
                 <w:szCs w:val="17"/>
               </w:rPr>
-              <w:t>SELECT uc_nome, ROUND(AVG(nota),2)::float AS media FROM notas_completas GROUP BY uc_nome ORDER BY uc_nome;</w:t>
+              <w:t xml:space="preserve">SELECT </w:t>
+            </w:r>
+            <w:proofErr w:type="spellStart"/>
+            <w:r>
+              <w:rPr>
+                <w:rFonts w:ascii="Consolas" w:eastAsia="Consolas" w:hAnsi="Consolas" w:cs="Consolas"/>
+                <w:sz w:val="17"/>
+                <w:szCs w:val="17"/>
+              </w:rPr>
+              <w:t>uc_nome</w:t>
+            </w:r>
+            <w:proofErr w:type="spellEnd"/>
+            <w:r>
+              <w:rPr>
+                <w:rFonts w:ascii="Consolas" w:eastAsia="Consolas" w:hAnsi="Consolas" w:cs="Consolas"/>
+                <w:sz w:val="17"/>
+                <w:szCs w:val="17"/>
+              </w:rPr>
+              <w:t>, ROUND(AVG(nota),2)::</w:t>
+            </w:r>
+            <w:proofErr w:type="spellStart"/>
+            <w:r>
+              <w:rPr>
+                <w:rFonts w:ascii="Consolas" w:eastAsia="Consolas" w:hAnsi="Consolas" w:cs="Consolas"/>
+                <w:sz w:val="17"/>
+                <w:szCs w:val="17"/>
+              </w:rPr>
+              <w:t>float</w:t>
+            </w:r>
+            <w:proofErr w:type="spellEnd"/>
+            <w:r>
+              <w:rPr>
+                <w:rFonts w:ascii="Consolas" w:eastAsia="Consolas" w:hAnsi="Consolas" w:cs="Consolas"/>
+                <w:sz w:val="17"/>
+                <w:szCs w:val="17"/>
+              </w:rPr>
+              <w:t xml:space="preserve"> AS media FROM </w:t>
+            </w:r>
+            <w:proofErr w:type="spellStart"/>
+            <w:r>
+              <w:rPr>
+                <w:rFonts w:ascii="Consolas" w:eastAsia="Consolas" w:hAnsi="Consolas" w:cs="Consolas"/>
+                <w:sz w:val="17"/>
+                <w:szCs w:val="17"/>
+              </w:rPr>
+              <w:t>notas_completas</w:t>
+            </w:r>
+            <w:proofErr w:type="spellEnd"/>
+            <w:r>
+              <w:rPr>
+                <w:rFonts w:ascii="Consolas" w:eastAsia="Consolas" w:hAnsi="Consolas" w:cs="Consolas"/>
+                <w:sz w:val="17"/>
+                <w:szCs w:val="17"/>
+              </w:rPr>
+              <w:t xml:space="preserve"> GROUP BY </w:t>
+            </w:r>
+            <w:proofErr w:type="spellStart"/>
+            <w:r>
+              <w:rPr>
+                <w:rFonts w:ascii="Consolas" w:eastAsia="Consolas" w:hAnsi="Consolas" w:cs="Consolas"/>
+                <w:sz w:val="17"/>
+                <w:szCs w:val="17"/>
+              </w:rPr>
+              <w:t>uc_nome</w:t>
+            </w:r>
+            <w:proofErr w:type="spellEnd"/>
+            <w:r>
+              <w:rPr>
+                <w:rFonts w:ascii="Consolas" w:eastAsia="Consolas" w:hAnsi="Consolas" w:cs="Consolas"/>
+                <w:sz w:val="17"/>
+                <w:szCs w:val="17"/>
+              </w:rPr>
+              <w:t xml:space="preserve"> ORDER BY </w:t>
+            </w:r>
+            <w:proofErr w:type="spellStart"/>
+            <w:r>
+              <w:rPr>
+                <w:rFonts w:ascii="Consolas" w:eastAsia="Consolas" w:hAnsi="Consolas" w:cs="Consolas"/>
+                <w:sz w:val="17"/>
+                <w:szCs w:val="17"/>
+              </w:rPr>
+              <w:t>uc_nome</w:t>
+            </w:r>
+            <w:proofErr w:type="spellEnd"/>
+            <w:r>
+              <w:rPr>
+                <w:rFonts w:ascii="Consolas" w:eastAsia="Consolas" w:hAnsi="Consolas" w:cs="Consolas"/>
+                <w:sz w:val="17"/>
+                <w:szCs w:val="17"/>
+              </w:rPr>
+              <w:t>;</w:t>
             </w:r>
           </w:p>
         </w:tc>
@@ -13387,7 +16582,97 @@
                 <w:sz w:val="17"/>
                 <w:szCs w:val="17"/>
               </w:rPr>
-              <w:t>SELECT uc_nome, COUNT(*)::int AS total FROM notas_completas WHERE estado='Reprovado' GROUP BY uc_nome ORDER BY uc_nome;</w:t>
+              <w:t xml:space="preserve">SELECT </w:t>
+            </w:r>
+            <w:proofErr w:type="spellStart"/>
+            <w:r>
+              <w:rPr>
+                <w:rFonts w:ascii="Consolas" w:eastAsia="Consolas" w:hAnsi="Consolas" w:cs="Consolas"/>
+                <w:sz w:val="17"/>
+                <w:szCs w:val="17"/>
+              </w:rPr>
+              <w:t>uc_nome</w:t>
+            </w:r>
+            <w:proofErr w:type="spellEnd"/>
+            <w:r>
+              <w:rPr>
+                <w:rFonts w:ascii="Consolas" w:eastAsia="Consolas" w:hAnsi="Consolas" w:cs="Consolas"/>
+                <w:sz w:val="17"/>
+                <w:szCs w:val="17"/>
+              </w:rPr>
+              <w:t>, COUNT(*)::</w:t>
+            </w:r>
+            <w:proofErr w:type="spellStart"/>
+            <w:r>
+              <w:rPr>
+                <w:rFonts w:ascii="Consolas" w:eastAsia="Consolas" w:hAnsi="Consolas" w:cs="Consolas"/>
+                <w:sz w:val="17"/>
+                <w:szCs w:val="17"/>
+              </w:rPr>
+              <w:t>int</w:t>
+            </w:r>
+            <w:proofErr w:type="spellEnd"/>
+            <w:r>
+              <w:rPr>
+                <w:rFonts w:ascii="Consolas" w:eastAsia="Consolas" w:hAnsi="Consolas" w:cs="Consolas"/>
+                <w:sz w:val="17"/>
+                <w:szCs w:val="17"/>
+              </w:rPr>
+              <w:t xml:space="preserve"> AS total FROM </w:t>
+            </w:r>
+            <w:proofErr w:type="spellStart"/>
+            <w:r>
+              <w:rPr>
+                <w:rFonts w:ascii="Consolas" w:eastAsia="Consolas" w:hAnsi="Consolas" w:cs="Consolas"/>
+                <w:sz w:val="17"/>
+                <w:szCs w:val="17"/>
+              </w:rPr>
+              <w:t>notas_completas</w:t>
+            </w:r>
+            <w:proofErr w:type="spellEnd"/>
+            <w:r>
+              <w:rPr>
+                <w:rFonts w:ascii="Consolas" w:eastAsia="Consolas" w:hAnsi="Consolas" w:cs="Consolas"/>
+                <w:sz w:val="17"/>
+                <w:szCs w:val="17"/>
+              </w:rPr>
+              <w:t xml:space="preserve"> WHERE estado='Reprovado' GROUP BY </w:t>
+            </w:r>
+            <w:proofErr w:type="spellStart"/>
+            <w:r>
+              <w:rPr>
+                <w:rFonts w:ascii="Consolas" w:eastAsia="Consolas" w:hAnsi="Consolas" w:cs="Consolas"/>
+                <w:sz w:val="17"/>
+                <w:szCs w:val="17"/>
+              </w:rPr>
+              <w:t>uc_nome</w:t>
+            </w:r>
+            <w:proofErr w:type="spellEnd"/>
+            <w:r>
+              <w:rPr>
+                <w:rFonts w:ascii="Consolas" w:eastAsia="Consolas" w:hAnsi="Consolas" w:cs="Consolas"/>
+                <w:sz w:val="17"/>
+                <w:szCs w:val="17"/>
+              </w:rPr>
+              <w:t xml:space="preserve"> ORDER BY </w:t>
+            </w:r>
+            <w:proofErr w:type="spellStart"/>
+            <w:r>
+              <w:rPr>
+                <w:rFonts w:ascii="Consolas" w:eastAsia="Consolas" w:hAnsi="Consolas" w:cs="Consolas"/>
+                <w:sz w:val="17"/>
+                <w:szCs w:val="17"/>
+              </w:rPr>
+              <w:t>uc_nome</w:t>
+            </w:r>
+            <w:proofErr w:type="spellEnd"/>
+            <w:r>
+              <w:rPr>
+                <w:rFonts w:ascii="Consolas" w:eastAsia="Consolas" w:hAnsi="Consolas" w:cs="Consolas"/>
+                <w:sz w:val="17"/>
+                <w:szCs w:val="17"/>
+              </w:rPr>
+              <w:t>;</w:t>
             </w:r>
           </w:p>
         </w:tc>
@@ -13463,7 +16748,7 @@
                           <pic:cNvPicPr/>
                         </pic:nvPicPr>
                         <pic:blipFill>
-                          <a:blip r:embed="rId18"/>
+                          <a:blip r:embed="rId20"/>
                           <a:stretch>
                             <a:fillRect/>
                           </a:stretch>
@@ -13500,7 +16785,117 @@
           <w:sz w:val="18"/>
           <w:szCs w:val="18"/>
         </w:rPr>
-        <w:t>Figura 11 – Flow do Node-RED (inject, postgresql, function, chart)</w:t>
+        <w:t xml:space="preserve">Figura 11 – </w:t>
+      </w:r>
+      <w:proofErr w:type="spellStart"/>
+      <w:r>
+        <w:rPr>
+          <w:i/>
+          <w:iCs/>
+          <w:color w:val="595959"/>
+          <w:sz w:val="18"/>
+          <w:szCs w:val="18"/>
+        </w:rPr>
+        <w:t>Flow</w:t>
+      </w:r>
+      <w:proofErr w:type="spellEnd"/>
+      <w:r>
+        <w:rPr>
+          <w:i/>
+          <w:iCs/>
+          <w:color w:val="595959"/>
+          <w:sz w:val="18"/>
+          <w:szCs w:val="18"/>
+        </w:rPr>
+        <w:t xml:space="preserve"> do Node-RED (</w:t>
+      </w:r>
+      <w:proofErr w:type="spellStart"/>
+      <w:r>
+        <w:rPr>
+          <w:i/>
+          <w:iCs/>
+          <w:color w:val="595959"/>
+          <w:sz w:val="18"/>
+          <w:szCs w:val="18"/>
+        </w:rPr>
+        <w:t>inject</w:t>
+      </w:r>
+      <w:proofErr w:type="spellEnd"/>
+      <w:r>
+        <w:rPr>
+          <w:i/>
+          <w:iCs/>
+          <w:color w:val="595959"/>
+          <w:sz w:val="18"/>
+          <w:szCs w:val="18"/>
+        </w:rPr>
+        <w:t xml:space="preserve">, </w:t>
+      </w:r>
+      <w:proofErr w:type="spellStart"/>
+      <w:r>
+        <w:rPr>
+          <w:i/>
+          <w:iCs/>
+          <w:color w:val="595959"/>
+          <w:sz w:val="18"/>
+          <w:szCs w:val="18"/>
+        </w:rPr>
+        <w:t>postgresql</w:t>
+      </w:r>
+      <w:proofErr w:type="spellEnd"/>
+      <w:r>
+        <w:rPr>
+          <w:i/>
+          <w:iCs/>
+          <w:color w:val="595959"/>
+          <w:sz w:val="18"/>
+          <w:szCs w:val="18"/>
+        </w:rPr>
+        <w:t xml:space="preserve">, </w:t>
+      </w:r>
+      <w:proofErr w:type="spellStart"/>
+      <w:r>
+        <w:rPr>
+          <w:i/>
+          <w:iCs/>
+          <w:color w:val="595959"/>
+          <w:sz w:val="18"/>
+          <w:szCs w:val="18"/>
+        </w:rPr>
+        <w:t>function</w:t>
+      </w:r>
+      <w:proofErr w:type="spellEnd"/>
+      <w:r>
+        <w:rPr>
+          <w:i/>
+          <w:iCs/>
+          <w:color w:val="595959"/>
+          <w:sz w:val="18"/>
+          <w:szCs w:val="18"/>
+        </w:rPr>
+        <w:t xml:space="preserve">, </w:t>
+      </w:r>
+      <w:proofErr w:type="spellStart"/>
+      <w:r>
+        <w:rPr>
+          <w:i/>
+          <w:iCs/>
+          <w:color w:val="595959"/>
+          <w:sz w:val="18"/>
+          <w:szCs w:val="18"/>
+        </w:rPr>
+        <w:t>chart</w:t>
+      </w:r>
+      <w:proofErr w:type="spellEnd"/>
+      <w:r>
+        <w:rPr>
+          <w:i/>
+          <w:iCs/>
+          <w:color w:val="595959"/>
+          <w:sz w:val="18"/>
+          <w:szCs w:val="18"/>
+        </w:rPr>
+        <w:t>)</w:t>
       </w:r>
     </w:p>
     <w:tbl>
@@ -13575,7 +16970,7 @@
                           <pic:cNvPicPr/>
                         </pic:nvPicPr>
                         <pic:blipFill>
-                          <a:blip r:embed="rId19"/>
+                          <a:blip r:embed="rId21"/>
                           <a:stretch>
                             <a:fillRect/>
                           </a:stretch>
@@ -13612,7 +17007,29 @@
           <w:sz w:val="18"/>
           <w:szCs w:val="18"/>
         </w:rPr>
-        <w:t>Figura 12 – Dashboard em http://localhost:1880/ui</w:t>
+        <w:t xml:space="preserve">Figura 12 – </w:t>
+      </w:r>
+      <w:proofErr w:type="spellStart"/>
+      <w:r>
+        <w:rPr>
+          <w:i/>
+          <w:iCs/>
+          <w:color w:val="595959"/>
+          <w:sz w:val="18"/>
+          <w:szCs w:val="18"/>
+        </w:rPr>
+        <w:t>Dashboard</w:t>
+      </w:r>
+      <w:proofErr w:type="spellEnd"/>
+      <w:r>
+        <w:rPr>
+          <w:i/>
+          <w:iCs/>
+          <w:color w:val="595959"/>
+          <w:sz w:val="18"/>
+          <w:szCs w:val="18"/>
+        </w:rPr>
+        <w:t xml:space="preserve"> em http://localhost:1880/ui</w:t>
       </w:r>
     </w:p>
     <w:p>
@@ -13622,7 +17039,15 @@
       </w:pPr>
       <w:r>
         <w:lastRenderedPageBreak/>
-        <w:t>6. Vídeo com demonstração (QR Code)</w:t>
+        <w:t xml:space="preserve">6. Vídeo com demonstração (QR </w:t>
+      </w:r>
+      <w:proofErr w:type="spellStart"/>
+      <w:r>
+        <w:t>Code</w:t>
+      </w:r>
+      <w:proofErr w:type="spellEnd"/>
+      <w:r>
+        <w:t>)</w:t>
       </w:r>
     </w:p>
     <w:p>
@@ -13631,7 +17056,31 @@
         <w:jc w:val="both"/>
       </w:pPr>
       <w:r>
-        <w:t>O vídeo mostra, por esta ordem: as três fontes de dados; a execução completa do job até ao fim, com todas as entradas a verde; os dados carregados no PostgreSQL (pgAdmin); o email recebido com o anexo; e o dashboard do Node-RED.</w:t>
+        <w:t xml:space="preserve">O vídeo mostra, por esta ordem: as três fontes de dados; a execução completa do job até ao fim, com todas as entradas a verde; os dados carregados no </w:t>
+      </w:r>
+      <w:proofErr w:type="spellStart"/>
+      <w:r>
+        <w:t>PostgreSQL</w:t>
+      </w:r>
+      <w:proofErr w:type="spellEnd"/>
+      <w:r>
+        <w:t xml:space="preserve"> (</w:t>
+      </w:r>
+      <w:proofErr w:type="spellStart"/>
+      <w:r>
+        <w:t>pgAdmin</w:t>
+      </w:r>
+      <w:proofErr w:type="spellEnd"/>
+      <w:r>
+        <w:t xml:space="preserve">); o email recebido com o anexo; e o </w:t>
+      </w:r>
+      <w:proofErr w:type="spellStart"/>
+      <w:r>
+        <w:t>dashboard</w:t>
+      </w:r>
+      <w:proofErr w:type="spellEnd"/>
+      <w:r>
+        <w:t xml:space="preserve"> do Node-RED.</w:t>
       </w:r>
     </w:p>
     <w:tbl>
@@ -13690,7 +17139,29 @@
                 <w:szCs w:val="20"/>
                 <w:highlight w:val="yellow"/>
               </w:rPr>
-              <w:t>[INSERIR PRINT: QR Code com a ligação para o vídeo de demonstração]</w:t>
+              <w:t xml:space="preserve">[INSERIR PRINT: QR </w:t>
+            </w:r>
+            <w:proofErr w:type="spellStart"/>
+            <w:r>
+              <w:rPr>
+                <w:i/>
+                <w:iCs/>
+                <w:sz w:val="20"/>
+                <w:szCs w:val="20"/>
+                <w:highlight w:val="yellow"/>
+              </w:rPr>
+              <w:t>Code</w:t>
+            </w:r>
+            <w:proofErr w:type="spellEnd"/>
+            <w:r>
+              <w:rPr>
+                <w:i/>
+                <w:iCs/>
+                <w:sz w:val="20"/>
+                <w:szCs w:val="20"/>
+                <w:highlight w:val="yellow"/>
+              </w:rPr>
+              <w:t xml:space="preserve"> com a ligação para o vídeo de demonstração]</w:t>
             </w:r>
           </w:p>
         </w:tc>
@@ -13709,7 +17180,29 @@
           <w:sz w:val="18"/>
           <w:szCs w:val="18"/>
         </w:rPr>
-        <w:t>Figura 13 – QR Code com a ligação para o vídeo de demonstração</w:t>
+        <w:t xml:space="preserve">Figura 13 – QR </w:t>
+      </w:r>
+      <w:proofErr w:type="spellStart"/>
+      <w:r>
+        <w:rPr>
+          <w:i/>
+          <w:iCs/>
+          <w:color w:val="595959"/>
+          <w:sz w:val="18"/>
+          <w:szCs w:val="18"/>
+        </w:rPr>
+        <w:t>Code</w:t>
+      </w:r>
+      <w:proofErr w:type="spellEnd"/>
+      <w:r>
+        <w:rPr>
+          <w:i/>
+          <w:iCs/>
+          <w:color w:val="595959"/>
+          <w:sz w:val="18"/>
+          <w:szCs w:val="18"/>
+        </w:rPr>
+        <w:t xml:space="preserve"> com a ligação para o vídeo de demonstração</w:t>
       </w:r>
     </w:p>
     <w:p>
@@ -13887,7 +17380,23 @@
                 <w:sz w:val="19"/>
                 <w:szCs w:val="19"/>
               </w:rPr>
-              <w:t>O REST client não devolvia linhas</w:t>
+              <w:t xml:space="preserve">O REST </w:t>
+            </w:r>
+            <w:proofErr w:type="spellStart"/>
+            <w:r>
+              <w:rPr>
+                <w:sz w:val="19"/>
+                <w:szCs w:val="19"/>
+              </w:rPr>
+              <w:t>client</w:t>
+            </w:r>
+            <w:proofErr w:type="spellEnd"/>
+            <w:r>
+              <w:rPr>
+                <w:sz w:val="19"/>
+                <w:szCs w:val="19"/>
+              </w:rPr>
+              <w:t xml:space="preserve"> não devolvia linhas</w:t>
             </w:r>
           </w:p>
         </w:tc>
@@ -13916,8 +17425,33 @@
                 <w:sz w:val="19"/>
                 <w:szCs w:val="19"/>
               </w:rPr>
-              <w:t>O passo exige uma linha de entrada; resolvido com um passo Generate rows</w:t>
-            </w:r>
+              <w:t xml:space="preserve">O passo exige uma linha de entrada; resolvido com um passo </w:t>
+            </w:r>
+            <w:proofErr w:type="spellStart"/>
+            <w:r>
+              <w:rPr>
+                <w:sz w:val="19"/>
+                <w:szCs w:val="19"/>
+              </w:rPr>
+              <w:t>Generate</w:t>
+            </w:r>
+            <w:proofErr w:type="spellEnd"/>
+            <w:r>
+              <w:rPr>
+                <w:sz w:val="19"/>
+                <w:szCs w:val="19"/>
+              </w:rPr>
+              <w:t xml:space="preserve"> </w:t>
+            </w:r>
+            <w:proofErr w:type="spellStart"/>
+            <w:r>
+              <w:rPr>
+                <w:sz w:val="19"/>
+                <w:szCs w:val="19"/>
+              </w:rPr>
+              <w:t>rows</w:t>
+            </w:r>
+            <w:proofErr w:type="spellEnd"/>
           </w:p>
         </w:tc>
       </w:tr>
@@ -13954,7 +17488,23 @@
                 <w:sz w:val="19"/>
                 <w:szCs w:val="19"/>
               </w:rPr>
-              <w:t>Falhas ao aplicar regex à data</w:t>
+              <w:t xml:space="preserve">Falhas ao aplicar </w:t>
+            </w:r>
+            <w:proofErr w:type="spellStart"/>
+            <w:r>
+              <w:rPr>
+                <w:sz w:val="19"/>
+                <w:szCs w:val="19"/>
+              </w:rPr>
+              <w:t>regex</w:t>
+            </w:r>
+            <w:proofErr w:type="spellEnd"/>
+            <w:r>
+              <w:rPr>
+                <w:sz w:val="19"/>
+                <w:szCs w:val="19"/>
+              </w:rPr>
+              <w:t xml:space="preserve"> à data</w:t>
             </w:r>
           </w:p>
         </w:tc>
@@ -13984,8 +17534,33 @@
                 <w:sz w:val="19"/>
                 <w:szCs w:val="19"/>
               </w:rPr>
-              <w:t>O Kettle inferia o tipo Date; todos os campos do CSV passaram a ser lidos como String</w:t>
-            </w:r>
+              <w:t xml:space="preserve">O </w:t>
+            </w:r>
+            <w:proofErr w:type="spellStart"/>
+            <w:r>
+              <w:rPr>
+                <w:sz w:val="19"/>
+                <w:szCs w:val="19"/>
+              </w:rPr>
+              <w:t>Kettle</w:t>
+            </w:r>
+            <w:proofErr w:type="spellEnd"/>
+            <w:r>
+              <w:rPr>
+                <w:sz w:val="19"/>
+                <w:szCs w:val="19"/>
+              </w:rPr>
+              <w:t xml:space="preserve"> inferia o tipo Date; todos os campos do CSV passaram a ser lidos como </w:t>
+            </w:r>
+            <w:proofErr w:type="spellStart"/>
+            <w:r>
+              <w:rPr>
+                <w:sz w:val="19"/>
+                <w:szCs w:val="19"/>
+              </w:rPr>
+              <w:t>String</w:t>
+            </w:r>
+            <w:proofErr w:type="spellEnd"/>
           </w:p>
         </w:tc>
       </w:tr>
@@ -14016,12 +17591,21 @@
             <w:pPr>
               <w:spacing w:after="20"/>
             </w:pPr>
-            <w:r>
-              <w:rPr>
-                <w:sz w:val="19"/>
-                <w:szCs w:val="19"/>
-              </w:rPr>
-              <w:t>Lookups que só encontravam alguns alunos</w:t>
+            <w:proofErr w:type="spellStart"/>
+            <w:r>
+              <w:rPr>
+                <w:sz w:val="19"/>
+                <w:szCs w:val="19"/>
+              </w:rPr>
+              <w:t>Lookups</w:t>
+            </w:r>
+            <w:proofErr w:type="spellEnd"/>
+            <w:r>
+              <w:rPr>
+                <w:sz w:val="19"/>
+                <w:szCs w:val="19"/>
+              </w:rPr>
+              <w:t xml:space="preserve"> que só encontravam alguns alunos</w:t>
             </w:r>
           </w:p>
         </w:tc>
@@ -14050,8 +17634,41 @@
                 <w:sz w:val="19"/>
                 <w:szCs w:val="19"/>
               </w:rPr>
-              <w:t xml:space="preserve">Tipos inferidos e diferenças nas chaves; resolvido com campos String, Trim do </w:t>
-            </w:r>
+              <w:t xml:space="preserve">Tipos inferidos e diferenças nas chaves; resolvido com campos </w:t>
+            </w:r>
+            <w:proofErr w:type="spellStart"/>
+            <w:r>
+              <w:rPr>
+                <w:sz w:val="19"/>
+                <w:szCs w:val="19"/>
+              </w:rPr>
+              <w:t>String</w:t>
+            </w:r>
+            <w:proofErr w:type="spellEnd"/>
+            <w:r>
+              <w:rPr>
+                <w:sz w:val="19"/>
+                <w:szCs w:val="19"/>
+              </w:rPr>
+              <w:t xml:space="preserve">, </w:t>
+            </w:r>
+            <w:proofErr w:type="spellStart"/>
+            <w:r>
+              <w:rPr>
+                <w:sz w:val="19"/>
+                <w:szCs w:val="19"/>
+              </w:rPr>
+              <w:t>Trim</w:t>
+            </w:r>
+            <w:proofErr w:type="spellEnd"/>
+            <w:r>
+              <w:rPr>
+                <w:sz w:val="19"/>
+                <w:szCs w:val="19"/>
+              </w:rPr>
+              <w:t xml:space="preserve"> do </w:t>
+            </w:r>
+            <w:proofErr w:type="spellStart"/>
             <w:r>
               <w:rPr>
                 <w:rFonts w:ascii="Consolas" w:eastAsia="Consolas" w:hAnsi="Consolas" w:cs="Consolas"/>
@@ -14060,13 +17677,39 @@
               </w:rPr>
               <w:t>username</w:t>
             </w:r>
-            <w:r>
-              <w:rPr>
-                <w:sz w:val="19"/>
-                <w:szCs w:val="19"/>
-              </w:rPr>
-              <w:t xml:space="preserve"> nos dois lados e desligando a lista ordenada no Stream lookup</w:t>
-            </w:r>
+            <w:proofErr w:type="spellEnd"/>
+            <w:r>
+              <w:rPr>
+                <w:sz w:val="19"/>
+                <w:szCs w:val="19"/>
+              </w:rPr>
+              <w:t xml:space="preserve"> nos dois lados e desligando a lista ordenada no </w:t>
+            </w:r>
+            <w:proofErr w:type="spellStart"/>
+            <w:r>
+              <w:rPr>
+                <w:sz w:val="19"/>
+                <w:szCs w:val="19"/>
+              </w:rPr>
+              <w:t>Stream</w:t>
+            </w:r>
+            <w:proofErr w:type="spellEnd"/>
+            <w:r>
+              <w:rPr>
+                <w:sz w:val="19"/>
+                <w:szCs w:val="19"/>
+              </w:rPr>
+              <w:t xml:space="preserve"> </w:t>
+            </w:r>
+            <w:proofErr w:type="spellStart"/>
+            <w:r>
+              <w:rPr>
+                <w:sz w:val="19"/>
+                <w:szCs w:val="19"/>
+              </w:rPr>
+              <w:t>lookup</w:t>
+            </w:r>
+            <w:proofErr w:type="spellEnd"/>
           </w:p>
         </w:tc>
       </w:tr>
@@ -14163,7 +17806,23 @@
                 <w:sz w:val="19"/>
                 <w:szCs w:val="19"/>
               </w:rPr>
-              <w:t>); uniformizado o valor por omissão no Number range</w:t>
+              <w:t xml:space="preserve">); uniformizado o valor por omissão no </w:t>
+            </w:r>
+            <w:proofErr w:type="spellStart"/>
+            <w:r>
+              <w:rPr>
+                <w:sz w:val="19"/>
+                <w:szCs w:val="19"/>
+              </w:rPr>
+              <w:t>Number</w:t>
+            </w:r>
+            <w:proofErr w:type="spellEnd"/>
+            <w:r>
+              <w:rPr>
+                <w:sz w:val="19"/>
+                <w:szCs w:val="19"/>
+              </w:rPr>
+              <w:t xml:space="preserve"> range</w:t>
             </w:r>
           </w:p>
         </w:tc>
@@ -14297,8 +17956,25 @@
                 <w:sz w:val="19"/>
                 <w:szCs w:val="19"/>
               </w:rPr>
-              <w:t xml:space="preserve">O PostgreSQL local não tem SSL ativo; desativado na ligação do nó </w:t>
-            </w:r>
+              <w:t xml:space="preserve">O </w:t>
+            </w:r>
+            <w:proofErr w:type="spellStart"/>
+            <w:r>
+              <w:rPr>
+                <w:sz w:val="19"/>
+                <w:szCs w:val="19"/>
+              </w:rPr>
+              <w:t>PostgreSQL</w:t>
+            </w:r>
+            <w:proofErr w:type="spellEnd"/>
+            <w:r>
+              <w:rPr>
+                <w:sz w:val="19"/>
+                <w:szCs w:val="19"/>
+              </w:rPr>
+              <w:t xml:space="preserve"> local não tem SSL ativo; desativado na ligação do nó </w:t>
+            </w:r>
+            <w:proofErr w:type="spellStart"/>
             <w:r>
               <w:rPr>
                 <w:rFonts w:ascii="Consolas" w:eastAsia="Consolas" w:hAnsi="Consolas" w:cs="Consolas"/>
@@ -14307,6 +17983,7 @@
               </w:rPr>
               <w:t>postgresql</w:t>
             </w:r>
+            <w:proofErr w:type="spellEnd"/>
           </w:p>
         </w:tc>
       </w:tr>
@@ -14371,8 +18048,33 @@
                 <w:sz w:val="19"/>
                 <w:szCs w:val="19"/>
               </w:rPr>
-              <w:t>Com dois destinos o Kettle distribui as linhas por omissão; usado o modo Copy</w:t>
-            </w:r>
+              <w:t xml:space="preserve">Com dois destinos o </w:t>
+            </w:r>
+            <w:proofErr w:type="spellStart"/>
+            <w:r>
+              <w:rPr>
+                <w:sz w:val="19"/>
+                <w:szCs w:val="19"/>
+              </w:rPr>
+              <w:t>Kettle</w:t>
+            </w:r>
+            <w:proofErr w:type="spellEnd"/>
+            <w:r>
+              <w:rPr>
+                <w:sz w:val="19"/>
+                <w:szCs w:val="19"/>
+              </w:rPr>
+              <w:t xml:space="preserve"> distribui as linhas por omissão; usado o modo </w:t>
+            </w:r>
+            <w:proofErr w:type="spellStart"/>
+            <w:r>
+              <w:rPr>
+                <w:sz w:val="19"/>
+                <w:szCs w:val="19"/>
+              </w:rPr>
+              <w:t>Copy</w:t>
+            </w:r>
+            <w:proofErr w:type="spellEnd"/>
           </w:p>
         </w:tc>
       </w:tr>
@@ -14424,7 +18126,15 @@
         <w:spacing w:after="60" w:line="276" w:lineRule="auto"/>
       </w:pPr>
       <w:r>
-        <w:t>Receber notas em tempo real através de um broker MQTT e do Node-RED (*streaming*), em vez de ficheiros.</w:t>
+        <w:t xml:space="preserve">Parametrizar os caminhos dos ficheiros com variáveis do </w:t>
+      </w:r>
+      <w:proofErr w:type="spellStart"/>
+      <w:r>
+        <w:t>Kettle</w:t>
+      </w:r>
+      <w:proofErr w:type="spellEnd"/>
+      <w:r>
+        <w:t>, para o processo correr em qualquer computador sem alterações.</w:t>
       </w:r>
     </w:p>
     <w:p>
@@ -14437,7 +18147,15 @@
         <w:spacing w:after="60" w:line="276" w:lineRule="auto"/>
       </w:pPr>
       <w:r>
-        <w:t>Parametrizar os caminhos dos ficheiros com variáveis do Kettle, para o processo correr em qualquer computador sem alterações.</w:t>
+        <w:t xml:space="preserve">Modelar um *data </w:t>
+      </w:r>
+      <w:proofErr w:type="spellStart"/>
+      <w:r>
+        <w:t>mart</w:t>
+      </w:r>
+      <w:proofErr w:type="spellEnd"/>
+      <w:r>
+        <w:t>* com dimensões (aluno, UC, tempo) e uma tabela de factos de avaliações.</w:t>
       </w:r>
     </w:p>
     <w:p>
@@ -14450,7 +18168,7 @@
         <w:spacing w:after="60" w:line="276" w:lineRule="auto"/>
       </w:pPr>
       <w:r>
-        <w:t>Modelar um *data mart* com dimensões (aluno, UC, tempo) e uma tabela de factos de avaliações.</w:t>
+        <w:t>Exportar também em formatos como JSON e Apache Parquet, e enviar os ficheiros por SFTP.</w:t>
       </w:r>
     </w:p>
     <w:p>
@@ -14463,7 +18181,7 @@
         <w:spacing w:after="60" w:line="276" w:lineRule="auto"/>
       </w:pPr>
       <w:r>
-        <w:t>Exportar também em formatos como JSON e Apache Parquet, e enviar os ficheiros por SFTP.</w:t>
+        <w:t>Agendar a execução periódica do job e gerar relatórios em PDF.</w:t>
       </w:r>
     </w:p>
     <w:p>
@@ -14476,20 +18194,15 @@
         <w:spacing w:after="60" w:line="276" w:lineRule="auto"/>
       </w:pPr>
       <w:r>
-        <w:t>Agendar a execução periódica do job e gerar relatórios em PDF.</w:t>
-      </w:r>
-    </w:p>
-    <w:p>
-      <w:pPr>
-        <w:pStyle w:val="PargrafodaLista"/>
-        <w:numPr>
-          <w:ilvl w:val="0"/>
-          <w:numId w:val="2"/>
-        </w:numPr>
-        <w:spacing w:after="60" w:line="276" w:lineRule="auto"/>
-      </w:pPr>
-      <w:r>
-        <w:t>Anonimizar os dados pessoais com técnicas mais fortes, como *hashing*.</w:t>
+        <w:t xml:space="preserve">Anonimizar os dados pessoais com técnicas mais fortes, como </w:t>
+      </w:r>
+      <w:proofErr w:type="spellStart"/>
+      <w:r>
+        <w:t>hashing</w:t>
+      </w:r>
+      <w:proofErr w:type="spellEnd"/>
+      <w:r>
+        <w:t>.</w:t>
       </w:r>
     </w:p>
     <w:p>
@@ -14511,12 +18224,53 @@
         </w:numPr>
         <w:spacing w:after="80" w:line="276" w:lineRule="auto"/>
       </w:pPr>
+      <w:proofErr w:type="spellStart"/>
       <w:r>
         <w:rPr>
           <w:sz w:val="21"/>
           <w:szCs w:val="21"/>
         </w:rPr>
-        <w:t>Random User Generator. Documentação da API. https://randomuser.me/documentation (acedido em 22/10/2026).</w:t>
+        <w:t>Random</w:t>
+      </w:r>
+      <w:proofErr w:type="spellEnd"/>
+      <w:r>
+        <w:rPr>
+          <w:sz w:val="21"/>
+          <w:szCs w:val="21"/>
+        </w:rPr>
+        <w:t xml:space="preserve"> </w:t>
+      </w:r>
+      <w:proofErr w:type="spellStart"/>
+      <w:r>
+        <w:rPr>
+          <w:sz w:val="21"/>
+          <w:szCs w:val="21"/>
+        </w:rPr>
+        <w:t>User</w:t>
+      </w:r>
+      <w:proofErr w:type="spellEnd"/>
+      <w:r>
+        <w:rPr>
+          <w:sz w:val="21"/>
+          <w:szCs w:val="21"/>
+        </w:rPr>
+        <w:t xml:space="preserve"> </w:t>
+      </w:r>
+      <w:proofErr w:type="spellStart"/>
+      <w:r>
+        <w:rPr>
+          <w:sz w:val="21"/>
+          <w:szCs w:val="21"/>
+        </w:rPr>
+        <w:t>Generator</w:t>
+      </w:r>
+      <w:proofErr w:type="spellEnd"/>
+      <w:r>
+        <w:rPr>
+          <w:sz w:val="21"/>
+          <w:szCs w:val="21"/>
+        </w:rPr>
+        <w:t>. Documentação da API. https://randomuser.me/documentation (acedido em 22/10/2026).</w:t>
       </w:r>
     </w:p>
     <w:p>
@@ -14533,7 +18287,71 @@
           <w:sz w:val="21"/>
           <w:szCs w:val="21"/>
         </w:rPr>
-        <w:t>Hitachi Vantara. Pentaho Data Integration (Kettle): documentação oficial. https://help.hitachivantara.com (acedido em 22/10/2026).</w:t>
+        <w:t xml:space="preserve">Hitachi </w:t>
+      </w:r>
+      <w:proofErr w:type="spellStart"/>
+      <w:r>
+        <w:rPr>
+          <w:sz w:val="21"/>
+          <w:szCs w:val="21"/>
+        </w:rPr>
+        <w:t>Vantara</w:t>
+      </w:r>
+      <w:proofErr w:type="spellEnd"/>
+      <w:r>
+        <w:rPr>
+          <w:sz w:val="21"/>
+          <w:szCs w:val="21"/>
+        </w:rPr>
+        <w:t xml:space="preserve">. </w:t>
+      </w:r>
+      <w:proofErr w:type="spellStart"/>
+      <w:r>
+        <w:rPr>
+          <w:sz w:val="21"/>
+          <w:szCs w:val="21"/>
+        </w:rPr>
+        <w:t>Pentaho</w:t>
+      </w:r>
+      <w:proofErr w:type="spellEnd"/>
+      <w:r>
+        <w:rPr>
+          <w:sz w:val="21"/>
+          <w:szCs w:val="21"/>
+        </w:rPr>
+        <w:t xml:space="preserve"> Data </w:t>
+      </w:r>
+      <w:proofErr w:type="spellStart"/>
+      <w:r>
+        <w:rPr>
+          <w:sz w:val="21"/>
+          <w:szCs w:val="21"/>
+        </w:rPr>
+        <w:t>Integration</w:t>
+      </w:r>
+      <w:proofErr w:type="spellEnd"/>
+      <w:r>
+        <w:rPr>
+          <w:sz w:val="21"/>
+          <w:szCs w:val="21"/>
+        </w:rPr>
+        <w:t xml:space="preserve"> (</w:t>
+      </w:r>
+      <w:proofErr w:type="spellStart"/>
+      <w:r>
+        <w:rPr>
+          <w:sz w:val="21"/>
+          <w:szCs w:val="21"/>
+        </w:rPr>
+        <w:t>Kettle</w:t>
+      </w:r>
+      <w:proofErr w:type="spellEnd"/>
+      <w:r>
+        <w:rPr>
+          <w:sz w:val="21"/>
+          <w:szCs w:val="21"/>
+        </w:rPr>
+        <w:t>): documentação oficial. https://help.hitachivantara.com (acedido em 22/10/2026).</w:t>
       </w:r>
     </w:p>
     <w:p>
@@ -14545,12 +18363,85 @@
         </w:numPr>
         <w:spacing w:after="80" w:line="276" w:lineRule="auto"/>
       </w:pPr>
+      <w:proofErr w:type="spellStart"/>
       <w:r>
         <w:rPr>
           <w:sz w:val="21"/>
           <w:szCs w:val="21"/>
         </w:rPr>
-        <w:t>PostgreSQL Global Development Group. PostgreSQL Documentation. https://www.postgresql.org/docs/ (acedido em 22/10/2026).</w:t>
+        <w:t>PostgreSQL</w:t>
+      </w:r>
+      <w:proofErr w:type="spellEnd"/>
+      <w:r>
+        <w:rPr>
+          <w:sz w:val="21"/>
+          <w:szCs w:val="21"/>
+        </w:rPr>
+        <w:t xml:space="preserve"> Global </w:t>
+      </w:r>
+      <w:proofErr w:type="spellStart"/>
+      <w:r>
+        <w:rPr>
+          <w:sz w:val="21"/>
+          <w:szCs w:val="21"/>
+        </w:rPr>
+        <w:t>Development</w:t>
+      </w:r>
+      <w:proofErr w:type="spellEnd"/>
+      <w:r>
+        <w:rPr>
+          <w:sz w:val="21"/>
+          <w:szCs w:val="21"/>
+        </w:rPr>
+        <w:t xml:space="preserve"> </w:t>
+      </w:r>
+      <w:proofErr w:type="spellStart"/>
+      <w:r>
+        <w:rPr>
+          <w:sz w:val="21"/>
+          <w:szCs w:val="21"/>
+        </w:rPr>
+        <w:t>Group</w:t>
+      </w:r>
+      <w:proofErr w:type="spellEnd"/>
+      <w:r>
+        <w:rPr>
+          <w:sz w:val="21"/>
+          <w:szCs w:val="21"/>
+        </w:rPr>
+        <w:t xml:space="preserve">. </w:t>
+      </w:r>
+      <w:proofErr w:type="spellStart"/>
+      <w:r>
+        <w:rPr>
+          <w:sz w:val="21"/>
+          <w:szCs w:val="21"/>
+        </w:rPr>
+        <w:t>PostgreSQL</w:t>
+      </w:r>
+      <w:proofErr w:type="spellEnd"/>
+      <w:r>
+        <w:rPr>
+          <w:sz w:val="21"/>
+          <w:szCs w:val="21"/>
+        </w:rPr>
+        <w:t xml:space="preserve"> </w:t>
+      </w:r>
+      <w:proofErr w:type="spellStart"/>
+      <w:r>
+        <w:rPr>
+          <w:sz w:val="21"/>
+          <w:szCs w:val="21"/>
+        </w:rPr>
+        <w:t>Documentation</w:t>
+      </w:r>
+      <w:proofErr w:type="spellEnd"/>
+      <w:r>
+        <w:rPr>
+          <w:sz w:val="21"/>
+          <w:szCs w:val="21"/>
+        </w:rPr>
+        <w:t>. https://www.postgresql.org/docs/ (acedido em 22/10/2026).</w:t>
       </w:r>
     </w:p>
     <w:p>
@@ -14562,12 +18453,21 @@
         </w:numPr>
         <w:spacing w:after="80" w:line="276" w:lineRule="auto"/>
       </w:pPr>
+      <w:proofErr w:type="spellStart"/>
       <w:r>
         <w:rPr>
           <w:sz w:val="21"/>
           <w:szCs w:val="21"/>
         </w:rPr>
-        <w:t>PostgreSQL JDBC Driver. https://jdbc.postgresql.org/ (acedido em 22/10/2026).</w:t>
+        <w:t>PostgreSQL</w:t>
+      </w:r>
+      <w:proofErr w:type="spellEnd"/>
+      <w:r>
+        <w:rPr>
+          <w:sz w:val="21"/>
+          <w:szCs w:val="21"/>
+        </w:rPr>
+        <w:t xml:space="preserve"> JDBC Driver. https://jdbc.postgresql.org/ (acedido em 22/10/2026).</w:t>
       </w:r>
     </w:p>
     <w:p>
@@ -14601,7 +18501,39 @@
           <w:sz w:val="21"/>
           <w:szCs w:val="21"/>
         </w:rPr>
-        <w:t>node-red-dashboard. https://flows.nodered.org/node/node-red-dashboard (acedido em 22/10/2026).</w:t>
+        <w:t>node-</w:t>
+      </w:r>
+      <w:proofErr w:type="spellStart"/>
+      <w:r>
+        <w:rPr>
+          <w:sz w:val="21"/>
+          <w:szCs w:val="21"/>
+        </w:rPr>
+        <w:t>red</w:t>
+      </w:r>
+      <w:proofErr w:type="spellEnd"/>
+      <w:r>
+        <w:rPr>
+          <w:sz w:val="21"/>
+          <w:szCs w:val="21"/>
+        </w:rPr>
+        <w:t>-</w:t>
+      </w:r>
+      <w:proofErr w:type="spellStart"/>
+      <w:r>
+        <w:rPr>
+          <w:sz w:val="21"/>
+          <w:szCs w:val="21"/>
+        </w:rPr>
+        <w:t>dashboard</w:t>
+      </w:r>
+      <w:proofErr w:type="spellEnd"/>
+      <w:r>
+        <w:rPr>
+          <w:sz w:val="21"/>
+          <w:szCs w:val="21"/>
+        </w:rPr>
+        <w:t>. https://flows.nodered.org/node/node-red-dashboard (acedido em 22/10/2026).</w:t>
       </w:r>
     </w:p>
     <w:p>
@@ -14618,7 +18550,39 @@
           <w:sz w:val="21"/>
           <w:szCs w:val="21"/>
         </w:rPr>
-        <w:t>node-red-contrib-postgresql. https://flows.nodered.org/node/node-red-contrib-postgresql (acedido em 22/10/2026).</w:t>
+        <w:t>node-</w:t>
+      </w:r>
+      <w:proofErr w:type="spellStart"/>
+      <w:r>
+        <w:rPr>
+          <w:sz w:val="21"/>
+          <w:szCs w:val="21"/>
+        </w:rPr>
+        <w:t>red</w:t>
+      </w:r>
+      <w:proofErr w:type="spellEnd"/>
+      <w:r>
+        <w:rPr>
+          <w:sz w:val="21"/>
+          <w:szCs w:val="21"/>
+        </w:rPr>
+        <w:t>-</w:t>
+      </w:r>
+      <w:proofErr w:type="spellStart"/>
+      <w:r>
+        <w:rPr>
+          <w:sz w:val="21"/>
+          <w:szCs w:val="21"/>
+        </w:rPr>
+        <w:t>contrib-postgresql</w:t>
+      </w:r>
+      <w:proofErr w:type="spellEnd"/>
+      <w:r>
+        <w:rPr>
+          <w:sz w:val="21"/>
+          <w:szCs w:val="21"/>
+        </w:rPr>
+        <w:t>. https://flows.nodered.org/node/node-red-contrib-postgresql (acedido em 22/10/2026).</w:t>
       </w:r>
     </w:p>
     <w:p>
@@ -14639,8 +18603,8 @@
       </w:r>
     </w:p>
     <w:sectPr>
-      <w:footerReference w:type="default" r:id="rId20"/>
-      <w:footerReference w:type="first" r:id="rId21"/>
+      <w:footerReference w:type="default" r:id="rId22"/>
+      <w:footerReference w:type="first" r:id="rId23"/>
       <w:pgSz w:w="11906" w:h="16838"/>
       <w:pgMar w:top="1134" w:right="1134" w:bottom="1134" w:left="1134" w:header="708" w:footer="708" w:gutter="0"/>
       <w:cols w:space="720"/>
@@ -15575,6 +19539,18 @@
       <w:szCs w:val="20"/>
     </w:rPr>
   </w:style>
+  <w:style w:type="character" w:styleId="MenoNoResolvida">
+    <w:name w:val="Unresolved Mention"/>
+    <w:basedOn w:val="Tipodeletrapredefinidodopargrafo"/>
+    <w:uiPriority w:val="99"/>
+    <w:semiHidden/>
+    <w:unhideWhenUsed/>
+    <w:rsid w:val="00B50533"/>
+    <w:rPr>
+      <w:color w:val="605E5C"/>
+      <w:shd w:val="clear" w:color="auto" w:fill="E1DFDD"/>
+    </w:rPr>
+  </w:style>
 </w:styles>
 </file>
 

--- a/doc/27958_doc.docx
+++ b/doc/27958_doc.docx
@@ -1098,7 +1098,15 @@
         <w:spacing w:after="60" w:line="276" w:lineRule="auto"/>
       </w:pPr>
       <w:r>
-        <w:t>Quantas avaliações têm estado Aprovado e quantas têm estado Reprovado?</w:t>
+        <w:t xml:space="preserve">Quantas avaliações têm </w:t>
+      </w:r>
+      <w:proofErr w:type="gramStart"/>
+      <w:r>
+        <w:t>estado Aprovado</w:t>
+      </w:r>
+      <w:proofErr w:type="gramEnd"/>
+      <w:r>
+        <w:t xml:space="preserve"> e quantas têm estado Reprovado?</w:t>
       </w:r>
     </w:p>
     <w:p>
@@ -13568,13 +13576,23 @@
               <w:t xml:space="preserve">Alunos em </w:t>
             </w:r>
             <w:proofErr w:type="spellStart"/>
+            <w:proofErr w:type="gramStart"/>
             <w:r>
               <w:rPr>
                 <w:rFonts w:ascii="Consolas" w:eastAsia="Consolas" w:hAnsi="Consolas" w:cs="Consolas"/>
                 <w:sz w:val="17"/>
                 <w:szCs w:val="17"/>
               </w:rPr>
-              <w:t>medias_alunos</w:t>
+              <w:t>medias</w:t>
+            </w:r>
+            <w:proofErr w:type="gramEnd"/>
+            <w:r>
+              <w:rPr>
+                <w:rFonts w:ascii="Consolas" w:eastAsia="Consolas" w:hAnsi="Consolas" w:cs="Consolas"/>
+                <w:sz w:val="17"/>
+                <w:szCs w:val="17"/>
+              </w:rPr>
+              <w:t>_alunos</w:t>
             </w:r>
             <w:proofErr w:type="spellEnd"/>
           </w:p>
@@ -15577,7 +15595,15 @@
       </w:r>
       <w:proofErr w:type="spellEnd"/>
       <w:r>
-        <w:t xml:space="preserve"> false) para o passo Registar erro, seguido de Abortar. Assim, uma falha numa transformação deixa registo no log e impede que as fases seguintes corram com dados incompletos. Para além deste log do job, o processo gera três ficheiros de erros ao nível dos dados:</w:t>
+        <w:t xml:space="preserve"> false) para o </w:t>
+      </w:r>
+      <w:proofErr w:type="gramStart"/>
+      <w:r>
+        <w:t>passo Registar</w:t>
+      </w:r>
+      <w:proofErr w:type="gramEnd"/>
+      <w:r>
+        <w:t xml:space="preserve"> erro, seguido de Abortar. Assim, uma falha numa transformação deixa registo no log e impede que as fases seguintes corram com dados incompletos. Para além deste log do job, o processo gera três ficheiros de erros ao nível dos dados:</w:t>
       </w:r>
     </w:p>
     <w:p>
@@ -16254,9 +16280,19 @@
                 <w:sz w:val="17"/>
                 <w:szCs w:val="17"/>
               </w:rPr>
-              <w:t>SELECT estado, COUNT(*)::</w:t>
-            </w:r>
-            <w:proofErr w:type="spellStart"/>
+              <w:t>SELECT estado, COUNT(*</w:t>
+            </w:r>
+            <w:proofErr w:type="gramStart"/>
+            <w:r>
+              <w:rPr>
+                <w:rFonts w:ascii="Consolas" w:eastAsia="Consolas" w:hAnsi="Consolas" w:cs="Consolas"/>
+                <w:sz w:val="17"/>
+                <w:szCs w:val="17"/>
+              </w:rPr>
+              <w:t>)::</w:t>
+            </w:r>
+            <w:proofErr w:type="spellStart"/>
+            <w:proofErr w:type="gramEnd"/>
             <w:r>
               <w:rPr>
                 <w:rFonts w:ascii="Consolas" w:eastAsia="Consolas" w:hAnsi="Consolas" w:cs="Consolas"/>
@@ -16407,25 +16443,53 @@
                 <w:sz w:val="17"/>
                 <w:szCs w:val="17"/>
               </w:rPr>
-              <w:t>, ROUND(AVG(nota),2)::</w:t>
-            </w:r>
-            <w:proofErr w:type="spellStart"/>
+              <w:t>, ROUND(AVG(nota),2</w:t>
+            </w:r>
+            <w:proofErr w:type="gramStart"/>
             <w:r>
               <w:rPr>
                 <w:rFonts w:ascii="Consolas" w:eastAsia="Consolas" w:hAnsi="Consolas" w:cs="Consolas"/>
                 <w:sz w:val="17"/>
                 <w:szCs w:val="17"/>
               </w:rPr>
-              <w:t>float</w:t>
-            </w:r>
-            <w:proofErr w:type="spellEnd"/>
+              <w:t>)::</w:t>
+            </w:r>
+            <w:proofErr w:type="spellStart"/>
+            <w:proofErr w:type="gramEnd"/>
             <w:r>
               <w:rPr>
                 <w:rFonts w:ascii="Consolas" w:eastAsia="Consolas" w:hAnsi="Consolas" w:cs="Consolas"/>
                 <w:sz w:val="17"/>
                 <w:szCs w:val="17"/>
               </w:rPr>
-              <w:t xml:space="preserve"> AS media FROM </w:t>
+              <w:t>float</w:t>
+            </w:r>
+            <w:proofErr w:type="spellEnd"/>
+            <w:r>
+              <w:rPr>
+                <w:rFonts w:ascii="Consolas" w:eastAsia="Consolas" w:hAnsi="Consolas" w:cs="Consolas"/>
+                <w:sz w:val="17"/>
+                <w:szCs w:val="17"/>
+              </w:rPr>
+              <w:t xml:space="preserve"> AS </w:t>
+            </w:r>
+            <w:proofErr w:type="gramStart"/>
+            <w:r>
+              <w:rPr>
+                <w:rFonts w:ascii="Consolas" w:eastAsia="Consolas" w:hAnsi="Consolas" w:cs="Consolas"/>
+                <w:sz w:val="17"/>
+                <w:szCs w:val="17"/>
+              </w:rPr>
+              <w:t>media</w:t>
+            </w:r>
+            <w:proofErr w:type="gramEnd"/>
+            <w:r>
+              <w:rPr>
+                <w:rFonts w:ascii="Consolas" w:eastAsia="Consolas" w:hAnsi="Consolas" w:cs="Consolas"/>
+                <w:sz w:val="17"/>
+                <w:szCs w:val="17"/>
+              </w:rPr>
+              <w:t xml:space="preserve"> FROM </w:t>
             </w:r>
             <w:proofErr w:type="spellStart"/>
             <w:r>
@@ -16600,9 +16664,19 @@
                 <w:sz w:val="17"/>
                 <w:szCs w:val="17"/>
               </w:rPr>
-              <w:t>, COUNT(*)::</w:t>
-            </w:r>
-            <w:proofErr w:type="spellStart"/>
+              <w:t>, COUNT(*</w:t>
+            </w:r>
+            <w:proofErr w:type="gramStart"/>
+            <w:r>
+              <w:rPr>
+                <w:rFonts w:ascii="Consolas" w:eastAsia="Consolas" w:hAnsi="Consolas" w:cs="Consolas"/>
+                <w:sz w:val="17"/>
+                <w:szCs w:val="17"/>
+              </w:rPr>
+              <w:t>)::</w:t>
+            </w:r>
+            <w:proofErr w:type="spellStart"/>
+            <w:proofErr w:type="gramEnd"/>
             <w:r>
               <w:rPr>
                 <w:rFonts w:ascii="Consolas" w:eastAsia="Consolas" w:hAnsi="Consolas" w:cs="Consolas"/>
@@ -17133,35 +17207,56 @@
             </w:pPr>
             <w:r>
               <w:rPr>
-                <w:i/>
-                <w:iCs/>
-                <w:sz w:val="20"/>
-                <w:szCs w:val="20"/>
-                <w:highlight w:val="yellow"/>
-              </w:rPr>
-              <w:t xml:space="preserve">[INSERIR PRINT: QR </w:t>
-            </w:r>
-            <w:proofErr w:type="spellStart"/>
-            <w:r>
-              <w:rPr>
-                <w:i/>
-                <w:iCs/>
-                <w:sz w:val="20"/>
-                <w:szCs w:val="20"/>
-                <w:highlight w:val="yellow"/>
-              </w:rPr>
-              <w:t>Code</w:t>
-            </w:r>
-            <w:proofErr w:type="spellEnd"/>
-            <w:r>
-              <w:rPr>
-                <w:i/>
-                <w:iCs/>
-                <w:sz w:val="20"/>
-                <w:szCs w:val="20"/>
-                <w:highlight w:val="yellow"/>
-              </w:rPr>
-              <w:t xml:space="preserve"> com a ligação para o vídeo de demonstração]</w:t>
+                <w:noProof/>
+              </w:rPr>
+              <w:drawing>
+                <wp:inline distT="0" distB="0" distL="0" distR="0" wp14:anchorId="67F58FE4" wp14:editId="3CA3A51C">
+                  <wp:extent cx="3810000" cy="3810000"/>
+                  <wp:effectExtent l="0" t="0" r="0" b="0"/>
+                  <wp:docPr id="1487715797" name="Imagem 1"/>
+                  <wp:cNvGraphicFramePr>
+                    <a:graphicFrameLocks xmlns:a="http://schemas.openxmlformats.org/drawingml/2006/main" noChangeAspect="1"/>
+                  </wp:cNvGraphicFramePr>
+                  <a:graphic xmlns:a="http://schemas.openxmlformats.org/drawingml/2006/main">
+                    <a:graphicData uri="http://schemas.openxmlformats.org/drawingml/2006/picture">
+                      <pic:pic xmlns:pic="http://schemas.openxmlformats.org/drawingml/2006/picture">
+                        <pic:nvPicPr>
+                          <pic:cNvPr id="0" name="Picture 1"/>
+                          <pic:cNvPicPr>
+                            <a:picLocks noChangeAspect="1" noChangeArrowheads="1"/>
+                          </pic:cNvPicPr>
+                        </pic:nvPicPr>
+                        <pic:blipFill>
+                          <a:blip r:embed="rId22">
+                            <a:extLst>
+                              <a:ext uri="{28A0092B-C50C-407E-A947-70E740481C1C}">
+                                <a14:useLocalDpi xmlns:a14="http://schemas.microsoft.com/office/drawing/2010/main" val="0"/>
+                              </a:ext>
+                            </a:extLst>
+                          </a:blip>
+                          <a:srcRect/>
+                          <a:stretch>
+                            <a:fillRect/>
+                          </a:stretch>
+                        </pic:blipFill>
+                        <pic:spPr bwMode="auto">
+                          <a:xfrm>
+                            <a:off x="0" y="0"/>
+                            <a:ext cx="3810000" cy="3810000"/>
+                          </a:xfrm>
+                          <a:prstGeom prst="rect">
+                            <a:avLst/>
+                          </a:prstGeom>
+                          <a:noFill/>
+                          <a:ln>
+                            <a:noFill/>
+                          </a:ln>
+                        </pic:spPr>
+                      </pic:pic>
+                    </a:graphicData>
+                  </a:graphic>
+                </wp:inline>
+              </w:drawing>
             </w:r>
           </w:p>
         </w:tc>
@@ -17211,7 +17306,10 @@
         <w:jc w:val="center"/>
       </w:pPr>
       <w:r>
-        <w:t>Ligação direta: &lt;inserir ligação do vídeo&gt;</w:t>
+        <w:t xml:space="preserve">Ligação direta: </w:t>
+      </w:r>
+      <w:r>
+        <w:t>https://drive.google.com/file/d/1FSuroS-DaTBrt3Jyl7owjVdktuPK33Ls/view?usp=sharing</w:t>
       </w:r>
     </w:p>
     <w:p>
@@ -17247,7 +17345,7 @@
         <w:jc w:val="both"/>
       </w:pPr>
       <w:r>
-        <w:t>O trabalho serviu ainda para perceber que grande parte do esforço num ETL está na qualidade dos dados e nos detalhes técnicos de cada passo. As principais dificuldades e as soluções adotadas foram as seguintes:</w:t>
+        <w:t>As principais dificuldades e as soluções adotadas foram as seguintes:</w:t>
       </w:r>
     </w:p>
     <w:tbl>
@@ -17550,7 +17648,23 @@
                 <w:sz w:val="19"/>
                 <w:szCs w:val="19"/>
               </w:rPr>
-              <w:t xml:space="preserve"> inferia o tipo Date; todos os campos do CSV passaram a ser lidos como </w:t>
+              <w:t xml:space="preserve"> inferia o </w:t>
+            </w:r>
+            <w:proofErr w:type="gramStart"/>
+            <w:r>
+              <w:rPr>
+                <w:sz w:val="19"/>
+                <w:szCs w:val="19"/>
+              </w:rPr>
+              <w:t>tipo Date</w:t>
+            </w:r>
+            <w:proofErr w:type="gramEnd"/>
+            <w:r>
+              <w:rPr>
+                <w:sz w:val="19"/>
+                <w:szCs w:val="19"/>
+              </w:rPr>
+              <w:t xml:space="preserve">; todos os campos do CSV passaram a ser lidos como </w:t>
             </w:r>
             <w:proofErr w:type="spellStart"/>
             <w:r>
@@ -18126,74 +18240,6 @@
         <w:spacing w:after="60" w:line="276" w:lineRule="auto"/>
       </w:pPr>
       <w:r>
-        <w:t xml:space="preserve">Parametrizar os caminhos dos ficheiros com variáveis do </w:t>
-      </w:r>
-      <w:proofErr w:type="spellStart"/>
-      <w:r>
-        <w:t>Kettle</w:t>
-      </w:r>
-      <w:proofErr w:type="spellEnd"/>
-      <w:r>
-        <w:t>, para o processo correr em qualquer computador sem alterações.</w:t>
-      </w:r>
-    </w:p>
-    <w:p>
-      <w:pPr>
-        <w:pStyle w:val="PargrafodaLista"/>
-        <w:numPr>
-          <w:ilvl w:val="0"/>
-          <w:numId w:val="2"/>
-        </w:numPr>
-        <w:spacing w:after="60" w:line="276" w:lineRule="auto"/>
-      </w:pPr>
-      <w:r>
-        <w:t xml:space="preserve">Modelar um *data </w:t>
-      </w:r>
-      <w:proofErr w:type="spellStart"/>
-      <w:r>
-        <w:t>mart</w:t>
-      </w:r>
-      <w:proofErr w:type="spellEnd"/>
-      <w:r>
-        <w:t>* com dimensões (aluno, UC, tempo) e uma tabela de factos de avaliações.</w:t>
-      </w:r>
-    </w:p>
-    <w:p>
-      <w:pPr>
-        <w:pStyle w:val="PargrafodaLista"/>
-        <w:numPr>
-          <w:ilvl w:val="0"/>
-          <w:numId w:val="2"/>
-        </w:numPr>
-        <w:spacing w:after="60" w:line="276" w:lineRule="auto"/>
-      </w:pPr>
-      <w:r>
-        <w:t>Exportar também em formatos como JSON e Apache Parquet, e enviar os ficheiros por SFTP.</w:t>
-      </w:r>
-    </w:p>
-    <w:p>
-      <w:pPr>
-        <w:pStyle w:val="PargrafodaLista"/>
-        <w:numPr>
-          <w:ilvl w:val="0"/>
-          <w:numId w:val="2"/>
-        </w:numPr>
-        <w:spacing w:after="60" w:line="276" w:lineRule="auto"/>
-      </w:pPr>
-      <w:r>
-        <w:t>Agendar a execução periódica do job e gerar relatórios em PDF.</w:t>
-      </w:r>
-    </w:p>
-    <w:p>
-      <w:pPr>
-        <w:pStyle w:val="PargrafodaLista"/>
-        <w:numPr>
-          <w:ilvl w:val="0"/>
-          <w:numId w:val="2"/>
-        </w:numPr>
-        <w:spacing w:after="60" w:line="276" w:lineRule="auto"/>
-      </w:pPr>
-      <w:r>
         <w:t xml:space="preserve">Anonimizar os dados pessoais com técnicas mais fortes, como </w:t>
       </w:r>
       <w:proofErr w:type="spellStart"/>
@@ -18282,20 +18328,45 @@
         </w:numPr>
         <w:spacing w:after="80" w:line="276" w:lineRule="auto"/>
       </w:pPr>
+      <w:proofErr w:type="spellStart"/>
       <w:r>
         <w:rPr>
           <w:sz w:val="21"/>
           <w:szCs w:val="21"/>
         </w:rPr>
-        <w:t xml:space="preserve">Hitachi </w:t>
-      </w:r>
-      <w:proofErr w:type="spellStart"/>
+        <w:t>PostgreSQL</w:t>
+      </w:r>
+      <w:proofErr w:type="spellEnd"/>
       <w:r>
         <w:rPr>
           <w:sz w:val="21"/>
           <w:szCs w:val="21"/>
         </w:rPr>
-        <w:t>Vantara</w:t>
+        <w:t xml:space="preserve"> Global </w:t>
+      </w:r>
+      <w:proofErr w:type="spellStart"/>
+      <w:r>
+        <w:rPr>
+          <w:sz w:val="21"/>
+          <w:szCs w:val="21"/>
+        </w:rPr>
+        <w:t>Development</w:t>
+      </w:r>
+      <w:proofErr w:type="spellEnd"/>
+      <w:r>
+        <w:rPr>
+          <w:sz w:val="21"/>
+          <w:szCs w:val="21"/>
+        </w:rPr>
+        <w:t xml:space="preserve"> </w:t>
+      </w:r>
+      <w:proofErr w:type="spellStart"/>
+      <w:r>
+        <w:rPr>
+          <w:sz w:val="21"/>
+          <w:szCs w:val="21"/>
+        </w:rPr>
+        <w:t>Group</w:t>
       </w:r>
       <w:proofErr w:type="spellEnd"/>
       <w:r>
@@ -18311,7 +18382,7 @@
           <w:sz w:val="21"/>
           <w:szCs w:val="21"/>
         </w:rPr>
-        <w:t>Pentaho</w:t>
+        <w:t>PostgreSQL</w:t>
       </w:r>
       <w:proofErr w:type="spellEnd"/>
       <w:r>
@@ -18319,7 +18390,7 @@
           <w:sz w:val="21"/>
           <w:szCs w:val="21"/>
         </w:rPr>
-        <w:t xml:space="preserve"> Data </w:t>
+        <w:t xml:space="preserve"> </w:t>
       </w:r>
       <w:proofErr w:type="spellStart"/>
       <w:r>
@@ -18327,7 +18398,7 @@
           <w:sz w:val="21"/>
           <w:szCs w:val="21"/>
         </w:rPr>
-        <w:t>Integration</w:t>
+        <w:t>Documentation</w:t>
       </w:r>
       <w:proofErr w:type="spellEnd"/>
       <w:r>
@@ -18335,23 +18406,7 @@
           <w:sz w:val="21"/>
           <w:szCs w:val="21"/>
         </w:rPr>
-        <w:t xml:space="preserve"> (</w:t>
-      </w:r>
-      <w:proofErr w:type="spellStart"/>
-      <w:r>
-        <w:rPr>
-          <w:sz w:val="21"/>
-          <w:szCs w:val="21"/>
-        </w:rPr>
-        <w:t>Kettle</w:t>
-      </w:r>
-      <w:proofErr w:type="spellEnd"/>
-      <w:r>
-        <w:rPr>
-          <w:sz w:val="21"/>
-          <w:szCs w:val="21"/>
-        </w:rPr>
-        <w:t>): documentação oficial. https://help.hitachivantara.com (acedido em 22/10/2026).</w:t>
+        <w:t>. https://www.postgresql.org/docs/ (acedido em 22/10/2026).</w:t>
       </w:r>
     </w:p>
     <w:p>
@@ -18377,71 +18432,7 @@
           <w:sz w:val="21"/>
           <w:szCs w:val="21"/>
         </w:rPr>
-        <w:t xml:space="preserve"> Global </w:t>
-      </w:r>
-      <w:proofErr w:type="spellStart"/>
-      <w:r>
-        <w:rPr>
-          <w:sz w:val="21"/>
-          <w:szCs w:val="21"/>
-        </w:rPr>
-        <w:t>Development</w:t>
-      </w:r>
-      <w:proofErr w:type="spellEnd"/>
-      <w:r>
-        <w:rPr>
-          <w:sz w:val="21"/>
-          <w:szCs w:val="21"/>
-        </w:rPr>
-        <w:t xml:space="preserve"> </w:t>
-      </w:r>
-      <w:proofErr w:type="spellStart"/>
-      <w:r>
-        <w:rPr>
-          <w:sz w:val="21"/>
-          <w:szCs w:val="21"/>
-        </w:rPr>
-        <w:t>Group</w:t>
-      </w:r>
-      <w:proofErr w:type="spellEnd"/>
-      <w:r>
-        <w:rPr>
-          <w:sz w:val="21"/>
-          <w:szCs w:val="21"/>
-        </w:rPr>
-        <w:t xml:space="preserve">. </w:t>
-      </w:r>
-      <w:proofErr w:type="spellStart"/>
-      <w:r>
-        <w:rPr>
-          <w:sz w:val="21"/>
-          <w:szCs w:val="21"/>
-        </w:rPr>
-        <w:t>PostgreSQL</w:t>
-      </w:r>
-      <w:proofErr w:type="spellEnd"/>
-      <w:r>
-        <w:rPr>
-          <w:sz w:val="21"/>
-          <w:szCs w:val="21"/>
-        </w:rPr>
-        <w:t xml:space="preserve"> </w:t>
-      </w:r>
-      <w:proofErr w:type="spellStart"/>
-      <w:r>
-        <w:rPr>
-          <w:sz w:val="21"/>
-          <w:szCs w:val="21"/>
-        </w:rPr>
-        <w:t>Documentation</w:t>
-      </w:r>
-      <w:proofErr w:type="spellEnd"/>
-      <w:r>
-        <w:rPr>
-          <w:sz w:val="21"/>
-          <w:szCs w:val="21"/>
-        </w:rPr>
-        <w:t>. https://www.postgresql.org/docs/ (acedido em 22/10/2026).</w:t>
+        <w:t xml:space="preserve"> JDBC Driver. https://jdbc.postgresql.org/ (acedido em 22/10/2026).</w:t>
       </w:r>
     </w:p>
     <w:p>
@@ -18453,21 +18444,12 @@
         </w:numPr>
         <w:spacing w:after="80" w:line="276" w:lineRule="auto"/>
       </w:pPr>
-      <w:proofErr w:type="spellStart"/>
       <w:r>
         <w:rPr>
           <w:sz w:val="21"/>
           <w:szCs w:val="21"/>
         </w:rPr>
-        <w:t>PostgreSQL</w:t>
-      </w:r>
-      <w:proofErr w:type="spellEnd"/>
-      <w:r>
-        <w:rPr>
-          <w:sz w:val="21"/>
-          <w:szCs w:val="21"/>
-        </w:rPr>
-        <w:t xml:space="preserve"> JDBC Driver. https://jdbc.postgresql.org/ (acedido em 22/10/2026).</w:t>
+        <w:t>Node-RED. Documentação. https://nodered.org/docs/ (acedido em 22/10/2026).</w:t>
       </w:r>
     </w:p>
     <w:p>
@@ -18484,7 +18466,39 @@
           <w:sz w:val="21"/>
           <w:szCs w:val="21"/>
         </w:rPr>
-        <w:t>Node-RED. Documentação. https://nodered.org/docs/ (acedido em 22/10/2026).</w:t>
+        <w:t>node-</w:t>
+      </w:r>
+      <w:proofErr w:type="spellStart"/>
+      <w:r>
+        <w:rPr>
+          <w:sz w:val="21"/>
+          <w:szCs w:val="21"/>
+        </w:rPr>
+        <w:t>red</w:t>
+      </w:r>
+      <w:proofErr w:type="spellEnd"/>
+      <w:r>
+        <w:rPr>
+          <w:sz w:val="21"/>
+          <w:szCs w:val="21"/>
+        </w:rPr>
+        <w:t>-</w:t>
+      </w:r>
+      <w:proofErr w:type="spellStart"/>
+      <w:r>
+        <w:rPr>
+          <w:sz w:val="21"/>
+          <w:szCs w:val="21"/>
+        </w:rPr>
+        <w:t>dashboard</w:t>
+      </w:r>
+      <w:proofErr w:type="spellEnd"/>
+      <w:r>
+        <w:rPr>
+          <w:sz w:val="21"/>
+          <w:szCs w:val="21"/>
+        </w:rPr>
+        <w:t>. https://flows.nodered.org/node/node-red-dashboard (acedido em 22/10/2026).</w:t>
       </w:r>
     </w:p>
     <w:p>
@@ -18525,7 +18539,7 @@
           <w:sz w:val="21"/>
           <w:szCs w:val="21"/>
         </w:rPr>
-        <w:t>dashboard</w:t>
+        <w:t>contrib-postgresql</w:t>
       </w:r>
       <w:proofErr w:type="spellEnd"/>
       <w:r>
@@ -18533,7 +18547,7 @@
           <w:sz w:val="21"/>
           <w:szCs w:val="21"/>
         </w:rPr>
-        <w:t>. https://flows.nodered.org/node/node-red-dashboard (acedido em 22/10/2026).</w:t>
+        <w:t>. https://flows.nodered.org/node/node-red-contrib-postgresql (acedido em 22/10/2026).</w:t>
       </w:r>
     </w:p>
     <w:p>
@@ -18550,61 +18564,12 @@
           <w:sz w:val="21"/>
           <w:szCs w:val="21"/>
         </w:rPr>
-        <w:t>node-</w:t>
-      </w:r>
-      <w:proofErr w:type="spellStart"/>
-      <w:r>
-        <w:rPr>
-          <w:sz w:val="21"/>
-          <w:szCs w:val="21"/>
-        </w:rPr>
-        <w:t>red</w:t>
-      </w:r>
-      <w:proofErr w:type="spellEnd"/>
-      <w:r>
-        <w:rPr>
-          <w:sz w:val="21"/>
-          <w:szCs w:val="21"/>
-        </w:rPr>
-        <w:t>-</w:t>
-      </w:r>
-      <w:proofErr w:type="spellStart"/>
-      <w:r>
-        <w:rPr>
-          <w:sz w:val="21"/>
-          <w:szCs w:val="21"/>
-        </w:rPr>
-        <w:t>contrib-postgresql</w:t>
-      </w:r>
-      <w:proofErr w:type="spellEnd"/>
-      <w:r>
-        <w:rPr>
-          <w:sz w:val="21"/>
-          <w:szCs w:val="21"/>
-        </w:rPr>
-        <w:t>. https://flows.nodered.org/node/node-red-contrib-postgresql (acedido em 22/10/2026).</w:t>
-      </w:r>
-    </w:p>
-    <w:p>
-      <w:pPr>
-        <w:pStyle w:val="PargrafodaLista"/>
-        <w:numPr>
-          <w:ilvl w:val="0"/>
-          <w:numId w:val="3"/>
-        </w:numPr>
-        <w:spacing w:after="80" w:line="276" w:lineRule="auto"/>
-      </w:pPr>
-      <w:r>
-        <w:rPr>
-          <w:sz w:val="21"/>
-          <w:szCs w:val="21"/>
-        </w:rPr>
         <w:t>Ferreira, L. e Ribeiro, Ó. (2026). Enunciado do Trabalho Prático I, Integração de Sistemas de Informação, IPCA.</w:t>
       </w:r>
     </w:p>
     <w:sectPr>
-      <w:footerReference w:type="default" r:id="rId22"/>
-      <w:footerReference w:type="first" r:id="rId23"/>
+      <w:footerReference w:type="default" r:id="rId23"/>
+      <w:footerReference w:type="first" r:id="rId24"/>
       <w:pgSz w:w="11906" w:h="16838"/>
       <w:pgMar w:top="1134" w:right="1134" w:bottom="1134" w:left="1134" w:header="708" w:footer="708" w:gutter="0"/>
       <w:cols w:space="720"/>
